--- a/Ventas_ElevenPro_Informe.docx
+++ b/Ventas_ElevenPro_Informe.docx
@@ -48,34 +48,130 @@
           </w:tcPr>
           <w:p>
             <w:pPr>
-              <w:spacing w:before="200" w:after="60"/>
+              <w:spacing w:before="40" w:after="200" w:line="360" w:lineRule="auto"/>
               <w:jc w:val="center"/>
+              <w:rPr>
+                <w:b/>
+                <w:bCs/>
+                <w:i/>
+                <w:iCs/>
+                <w:color w:val="FFFFFF"/>
+                <w:sz w:val="24"/>
+                <w:szCs w:val="24"/>
+              </w:rPr>
             </w:pPr>
             <w:r>
               <w:rPr>
                 <w:b/>
                 <w:bCs/>
                 <w:color w:val="FFFFFF"/>
-                <w:sz w:val="52"/>
-                <w:szCs w:val="52"/>
-              </w:rPr>
-              <w:t>ELEVEN PRO</w:t>
+                <w:sz w:val="24"/>
+                <w:szCs w:val="24"/>
+              </w:rPr>
+              <w:drawing>
+                <wp:inline distT="0" distB="0" distL="0" distR="0" wp14:anchorId="02DE072B" wp14:editId="1AC5A563">
+                  <wp:extent cx="2019582" cy="657317"/>
+                  <wp:effectExtent l="0" t="0" r="0" b="9525"/>
+                  <wp:docPr id="18" name="Imagen 17">
+                    <a:extLst xmlns:a="http://schemas.openxmlformats.org/drawingml/2006/main">
+                      <a:ext uri="{FF2B5EF4-FFF2-40B4-BE49-F238E27FC236}">
+                        <a16:creationId xmlns:a16="http://schemas.microsoft.com/office/drawing/2014/main" id="{3265436A-FB1C-74A0-6BC4-F891F2FB6AAD}"/>
+                      </a:ext>
+                    </a:extLst>
+                  </wp:docPr>
+                  <wp:cNvGraphicFramePr>
+                    <a:graphicFrameLocks xmlns:a="http://schemas.openxmlformats.org/drawingml/2006/main" noChangeAspect="1"/>
+                  </wp:cNvGraphicFramePr>
+                  <a:graphic xmlns:a="http://schemas.openxmlformats.org/drawingml/2006/main">
+                    <a:graphicData uri="http://schemas.openxmlformats.org/drawingml/2006/picture">
+                      <pic:pic xmlns:pic="http://schemas.openxmlformats.org/drawingml/2006/picture">
+                        <pic:nvPicPr>
+                          <pic:cNvPr id="18" name="Imagen 17">
+                            <a:extLst>
+                              <a:ext uri="{FF2B5EF4-FFF2-40B4-BE49-F238E27FC236}">
+                                <a16:creationId xmlns:a16="http://schemas.microsoft.com/office/drawing/2014/main" id="{3265436A-FB1C-74A0-6BC4-F891F2FB6AAD}"/>
+                              </a:ext>
+                            </a:extLst>
+                          </pic:cNvPr>
+                          <pic:cNvPicPr>
+                            <a:picLocks noChangeAspect="1"/>
+                          </pic:cNvPicPr>
+                        </pic:nvPicPr>
+                        <pic:blipFill>
+                          <a:blip r:embed="rId8"/>
+                          <a:stretch>
+                            <a:fillRect/>
+                          </a:stretch>
+                        </pic:blipFill>
+                        <pic:spPr>
+                          <a:xfrm>
+                            <a:off x="0" y="0"/>
+                            <a:ext cx="2019582" cy="657317"/>
+                          </a:xfrm>
+                          <a:prstGeom prst="rect">
+                            <a:avLst/>
+                          </a:prstGeom>
+                        </pic:spPr>
+                      </pic:pic>
+                    </a:graphicData>
+                  </a:graphic>
+                </wp:inline>
+              </w:drawing>
+            </w:r>
+            <w:r>
+              <w:rPr>
+                <w:b/>
+                <w:bCs/>
+                <w:i/>
+                <w:iCs/>
+                <w:color w:val="FFFFFF"/>
+                <w:sz w:val="24"/>
+                <w:szCs w:val="24"/>
+              </w:rPr>
+              <w:t xml:space="preserve"> </w:t>
             </w:r>
           </w:p>
           <w:p>
             <w:pPr>
-              <w:spacing w:before="40" w:after="200"/>
+              <w:spacing w:before="40" w:after="200" w:line="360" w:lineRule="auto"/>
               <w:jc w:val="center"/>
-            </w:pPr>
-            <w:r>
               <w:rPr>
                 <w:i/>
                 <w:iCs/>
                 <w:color w:val="A8C8E8"/>
-                <w:sz w:val="26"/>
-                <w:szCs w:val="26"/>
-              </w:rPr>
-              <w:t>Tienda Deportiva de Ciclismo</w:t>
+                <w:sz w:val="24"/>
+                <w:szCs w:val="24"/>
+              </w:rPr>
+            </w:pPr>
+            <w:r>
+              <w:rPr>
+                <w:i/>
+                <w:iCs/>
+                <w:color w:val="A8C8E8"/>
+                <w:sz w:val="24"/>
+                <w:szCs w:val="24"/>
+              </w:rPr>
+              <w:t xml:space="preserve">Tienda de ropa deportiva Eleven Pro </w:t>
+            </w:r>
+          </w:p>
+          <w:p>
+            <w:pPr>
+              <w:spacing w:before="40" w:after="200" w:line="360" w:lineRule="auto"/>
+              <w:jc w:val="center"/>
+              <w:rPr>
+                <w:sz w:val="24"/>
+                <w:szCs w:val="24"/>
+              </w:rPr>
+            </w:pPr>
+            <w:r>
+              <w:rPr>
+                <w:i/>
+                <w:iCs/>
+                <w:color w:val="A8C8E8"/>
+                <w:sz w:val="24"/>
+                <w:szCs w:val="24"/>
+              </w:rPr>
+              <w:t>https://www.elevenpro.com.co/</w:t>
             </w:r>
           </w:p>
           <w:p>
@@ -84,56 +180,44 @@
                 <w:top w:val="single" w:sz="6" w:space="0" w:color="E8722A"/>
                 <w:bottom w:val="single" w:sz="6" w:space="0" w:color="E8722A"/>
               </w:pBdr>
-              <w:spacing w:before="140" w:after="140"/>
+              <w:spacing w:before="140" w:after="140" w:line="360" w:lineRule="auto"/>
               <w:jc w:val="center"/>
+              <w:rPr>
+                <w:sz w:val="24"/>
+                <w:szCs w:val="24"/>
+              </w:rPr>
             </w:pPr>
             <w:r>
               <w:rPr>
                 <w:b/>
                 <w:bCs/>
                 <w:color w:val="FFFFFF"/>
-                <w:sz w:val="36"/>
-                <w:szCs w:val="36"/>
-              </w:rPr>
-              <w:t>INFORME DE PREDICCIÓN DE VENTAS</w:t>
+                <w:sz w:val="24"/>
+                <w:szCs w:val="24"/>
+              </w:rPr>
+              <w:t>Modelo de Predicción de Ventas para Eleven Pro</w:t>
             </w:r>
           </w:p>
           <w:p>
             <w:pPr>
-              <w:spacing w:before="200" w:after="80"/>
+              <w:spacing w:before="200" w:after="80" w:line="360" w:lineRule="auto"/>
               <w:jc w:val="center"/>
+              <w:rPr>
+                <w:sz w:val="24"/>
+                <w:szCs w:val="24"/>
+              </w:rPr>
             </w:pPr>
             <w:r>
               <w:rPr>
+                <w:b/>
+                <w:bCs/>
                 <w:i/>
                 <w:iCs/>
                 <w:color w:val="C8DFF0"/>
-                <w:sz w:val="22"/>
-                <w:szCs w:val="22"/>
-              </w:rPr>
-              <w:t xml:space="preserve">Aplicación de Machine </w:t>
-            </w:r>
-            <w:proofErr w:type="spellStart"/>
-            <w:r>
-              <w:rPr>
-                <w:i/>
-                <w:iCs/>
-                <w:color w:val="C8DFF0"/>
-                <w:sz w:val="22"/>
-                <w:szCs w:val="22"/>
-              </w:rPr>
-              <w:t>Learning</w:t>
-            </w:r>
-            <w:proofErr w:type="spellEnd"/>
-            <w:r>
-              <w:rPr>
-                <w:i/>
-                <w:iCs/>
-                <w:color w:val="C8DFF0"/>
-                <w:sz w:val="22"/>
-                <w:szCs w:val="22"/>
-              </w:rPr>
-              <w:t xml:space="preserve"> para la Gestión de Inventario</w:t>
+                <w:sz w:val="24"/>
+                <w:szCs w:val="24"/>
+              </w:rPr>
+              <w:t>Analítica Predictiva Aplicada a los Negocios</w:t>
             </w:r>
           </w:p>
         </w:tc>
@@ -141,12 +225,788 @@
     </w:tbl>
     <w:p>
       <w:pPr>
-        <w:spacing w:before="80" w:after="80"/>
+        <w:spacing w:line="360" w:lineRule="auto"/>
+        <w:jc w:val="center"/>
+        <w:rPr>
+          <w:sz w:val="24"/>
+          <w:szCs w:val="24"/>
+        </w:rPr>
+      </w:pPr>
+    </w:p>
+    <w:p>
+      <w:pPr>
+        <w:spacing w:line="360" w:lineRule="auto"/>
+        <w:jc w:val="center"/>
+        <w:rPr>
+          <w:sz w:val="24"/>
+          <w:szCs w:val="24"/>
+        </w:rPr>
+      </w:pPr>
+    </w:p>
+    <w:p>
+      <w:pPr>
+        <w:spacing w:line="360" w:lineRule="auto"/>
+        <w:jc w:val="center"/>
+        <w:rPr>
+          <w:sz w:val="24"/>
+          <w:szCs w:val="24"/>
+        </w:rPr>
+      </w:pPr>
+    </w:p>
+    <w:p>
+      <w:pPr>
+        <w:spacing w:line="360" w:lineRule="auto"/>
+        <w:jc w:val="center"/>
+        <w:rPr>
+          <w:b/>
+          <w:bCs/>
+          <w:sz w:val="24"/>
+          <w:szCs w:val="24"/>
+        </w:rPr>
+      </w:pPr>
+      <w:r>
+        <w:rPr>
+          <w:b/>
+          <w:bCs/>
+          <w:sz w:val="24"/>
+          <w:szCs w:val="24"/>
+        </w:rPr>
+        <w:t>Realizado por:</w:t>
+      </w:r>
+    </w:p>
+    <w:p>
+      <w:pPr>
+        <w:spacing w:before="60" w:after="60" w:line="360" w:lineRule="auto"/>
+        <w:jc w:val="center"/>
+        <w:rPr>
+          <w:sz w:val="24"/>
+          <w:szCs w:val="24"/>
+        </w:rPr>
+      </w:pPr>
+      <w:r>
+        <w:rPr>
+          <w:sz w:val="24"/>
+          <w:szCs w:val="24"/>
+        </w:rPr>
+        <w:t>Eduardo José Padilla Jaramillo</w:t>
+      </w:r>
+    </w:p>
+    <w:p>
+      <w:pPr>
+        <w:spacing w:before="60" w:after="60" w:line="360" w:lineRule="auto"/>
+        <w:jc w:val="center"/>
+        <w:rPr>
+          <w:sz w:val="24"/>
+          <w:szCs w:val="24"/>
+        </w:rPr>
+      </w:pPr>
+      <w:r>
+        <w:rPr>
+          <w:sz w:val="24"/>
+          <w:szCs w:val="24"/>
+        </w:rPr>
+        <w:t>Gustavo Adolfo Gordillo Millán</w:t>
+      </w:r>
+    </w:p>
+    <w:p>
+      <w:pPr>
+        <w:spacing w:before="60" w:after="60" w:line="360" w:lineRule="auto"/>
+        <w:jc w:val="center"/>
+        <w:rPr>
+          <w:sz w:val="24"/>
+          <w:szCs w:val="24"/>
+        </w:rPr>
+      </w:pPr>
+      <w:r>
+        <w:rPr>
+          <w:sz w:val="24"/>
+          <w:szCs w:val="24"/>
+        </w:rPr>
+        <w:t>José Eduardo Borja</w:t>
+      </w:r>
+    </w:p>
+    <w:p>
+      <w:pPr>
+        <w:spacing w:line="360" w:lineRule="auto"/>
+        <w:jc w:val="center"/>
+        <w:rPr>
+          <w:sz w:val="24"/>
+          <w:szCs w:val="24"/>
+        </w:rPr>
+      </w:pPr>
+      <w:r>
+        <w:rPr>
+          <w:sz w:val="24"/>
+          <w:szCs w:val="24"/>
+        </w:rPr>
+        <w:t>Lina Marcela Zambrano Ramírez</w:t>
+      </w:r>
+    </w:p>
+    <w:p>
+      <w:pPr>
+        <w:spacing w:line="360" w:lineRule="auto"/>
+        <w:jc w:val="center"/>
+        <w:rPr>
+          <w:sz w:val="24"/>
+          <w:szCs w:val="24"/>
+        </w:rPr>
+      </w:pPr>
+    </w:p>
+    <w:p>
+      <w:pPr>
+        <w:spacing w:line="360" w:lineRule="auto"/>
+        <w:jc w:val="center"/>
+        <w:rPr>
+          <w:sz w:val="24"/>
+          <w:szCs w:val="24"/>
+        </w:rPr>
+      </w:pPr>
+    </w:p>
+    <w:p>
+      <w:pPr>
+        <w:spacing w:line="360" w:lineRule="auto"/>
+        <w:jc w:val="center"/>
+        <w:rPr>
+          <w:b/>
+          <w:bCs/>
+          <w:sz w:val="24"/>
+          <w:szCs w:val="24"/>
+        </w:rPr>
+      </w:pPr>
+      <w:r>
+        <w:rPr>
+          <w:b/>
+          <w:bCs/>
+          <w:sz w:val="24"/>
+          <w:szCs w:val="24"/>
+        </w:rPr>
+        <w:t>Presentado a:</w:t>
+      </w:r>
+    </w:p>
+    <w:p>
+      <w:pPr>
+        <w:spacing w:line="360" w:lineRule="auto"/>
+        <w:jc w:val="center"/>
+        <w:rPr>
+          <w:sz w:val="24"/>
+          <w:szCs w:val="24"/>
+        </w:rPr>
+      </w:pPr>
+      <w:r>
+        <w:rPr>
+          <w:sz w:val="24"/>
+          <w:szCs w:val="24"/>
+        </w:rPr>
+        <w:t>Ing. Carolina Londoño Idarraga</w:t>
+      </w:r>
+    </w:p>
+    <w:p>
+      <w:pPr>
+        <w:spacing w:line="360" w:lineRule="auto"/>
+        <w:jc w:val="center"/>
+        <w:rPr>
+          <w:sz w:val="24"/>
+          <w:szCs w:val="24"/>
+        </w:rPr>
+      </w:pPr>
+      <w:r>
+        <w:rPr>
+          <w:sz w:val="24"/>
+          <w:szCs w:val="24"/>
+        </w:rPr>
+        <w:t>Ing. Juan Uriel Castaño</w:t>
+      </w:r>
+    </w:p>
+    <w:p>
+      <w:pPr>
+        <w:spacing w:line="360" w:lineRule="auto"/>
+        <w:jc w:val="center"/>
+        <w:rPr>
+          <w:sz w:val="24"/>
+          <w:szCs w:val="24"/>
+        </w:rPr>
+      </w:pPr>
+    </w:p>
+    <w:p>
+      <w:pPr>
+        <w:spacing w:line="360" w:lineRule="auto"/>
+        <w:jc w:val="center"/>
+        <w:rPr>
+          <w:sz w:val="24"/>
+          <w:szCs w:val="24"/>
+        </w:rPr>
+      </w:pPr>
+    </w:p>
+    <w:p>
+      <w:pPr>
+        <w:spacing w:line="360" w:lineRule="auto"/>
+        <w:jc w:val="center"/>
+        <w:rPr>
+          <w:sz w:val="24"/>
+          <w:szCs w:val="24"/>
+        </w:rPr>
+      </w:pPr>
+    </w:p>
+    <w:p>
+      <w:pPr>
+        <w:spacing w:line="360" w:lineRule="auto"/>
+        <w:jc w:val="center"/>
+        <w:rPr>
+          <w:sz w:val="24"/>
+          <w:szCs w:val="24"/>
+        </w:rPr>
+      </w:pPr>
+    </w:p>
+    <w:p>
+      <w:pPr>
+        <w:spacing w:line="360" w:lineRule="auto"/>
+        <w:jc w:val="center"/>
+        <w:rPr>
+          <w:sz w:val="24"/>
+          <w:szCs w:val="24"/>
+        </w:rPr>
+      </w:pPr>
+      <w:r>
+        <w:rPr>
+          <w:sz w:val="24"/>
+          <w:szCs w:val="24"/>
+        </w:rPr>
+        <w:t>Instituto de Educación Técnica Profesional de Roldanillo, Valle – INTEP</w:t>
+      </w:r>
+    </w:p>
+    <w:p>
+      <w:pPr>
+        <w:spacing w:line="360" w:lineRule="auto"/>
+        <w:jc w:val="center"/>
+        <w:rPr>
+          <w:sz w:val="24"/>
+          <w:szCs w:val="24"/>
+        </w:rPr>
+      </w:pPr>
+      <w:r>
+        <w:rPr>
+          <w:sz w:val="24"/>
+          <w:szCs w:val="24"/>
+        </w:rPr>
+        <w:t>Abril 11 de 2026</w:t>
+      </w:r>
+    </w:p>
+    <w:p>
+      <w:pPr>
+        <w:pStyle w:val="Prrafodelista"/>
+        <w:spacing w:line="360" w:lineRule="auto"/>
+        <w:jc w:val="center"/>
+        <w:rPr>
+          <w:b/>
+          <w:bCs/>
+          <w:sz w:val="24"/>
+          <w:szCs w:val="24"/>
+        </w:rPr>
+      </w:pPr>
+      <w:r>
+        <w:rPr>
+          <w:b/>
+          <w:bCs/>
+          <w:sz w:val="24"/>
+          <w:szCs w:val="24"/>
+        </w:rPr>
+        <w:lastRenderedPageBreak/>
+        <w:t>INFORME ESCRITO MODELO DE PREDICCIÓN DE VENTAS PARA ELEVEN PRO</w:t>
+      </w:r>
+    </w:p>
+    <w:p>
+      <w:pPr>
+        <w:pStyle w:val="Prrafodelista"/>
+        <w:spacing w:line="360" w:lineRule="auto"/>
+        <w:jc w:val="center"/>
+        <w:rPr>
+          <w:b/>
+          <w:bCs/>
+          <w:sz w:val="24"/>
+          <w:szCs w:val="24"/>
+        </w:rPr>
+      </w:pPr>
+    </w:p>
+    <w:p>
+      <w:pPr>
+        <w:pStyle w:val="Prrafodelista"/>
+        <w:numPr>
+          <w:ilvl w:val="0"/>
+          <w:numId w:val="4"/>
+        </w:numPr>
+        <w:spacing w:line="360" w:lineRule="auto"/>
+        <w:jc w:val="both"/>
+        <w:rPr>
+          <w:b/>
+          <w:bCs/>
+          <w:sz w:val="24"/>
+          <w:szCs w:val="24"/>
+        </w:rPr>
+      </w:pPr>
+      <w:r>
+        <w:rPr>
+          <w:b/>
+          <w:bCs/>
+          <w:sz w:val="24"/>
+          <w:szCs w:val="24"/>
+        </w:rPr>
+        <w:t>Resumen ejecutivo</w:t>
+      </w:r>
+    </w:p>
+    <w:p>
+      <w:pPr>
+        <w:spacing w:line="360" w:lineRule="auto"/>
+        <w:jc w:val="both"/>
+        <w:rPr>
+          <w:sz w:val="24"/>
+          <w:szCs w:val="24"/>
+        </w:rPr>
+      </w:pPr>
+      <w:r>
+        <w:rPr>
+          <w:sz w:val="24"/>
+          <w:szCs w:val="24"/>
+        </w:rPr>
+        <w:t>Eleven Pro, tienda colombiana de ropa deportiva de ciclismo, enfrentaba un problema concreto: no sabía con anticipación cuánto iba a vender, lo que generaba sobrestock en unos meses y desabastecimiento en otros. Para resolverlo, se analizaron más de dos años de historial de ventas (octubre 2023 a febrero 2026), incluyendo 1,236 órdenes de compra, 782 días de datos y 8</w:t>
+      </w:r>
+      <w:r>
+        <w:rPr>
+          <w:sz w:val="24"/>
+          <w:szCs w:val="24"/>
+        </w:rPr>
+        <w:t>6</w:t>
+      </w:r>
+      <w:r>
+        <w:rPr>
+          <w:sz w:val="24"/>
+          <w:szCs w:val="24"/>
+        </w:rPr>
+        <w:t xml:space="preserve"> variables de negocio distribuidas en 6 bases de datos.</w:t>
+      </w:r>
+    </w:p>
+    <w:p>
+      <w:pPr>
+        <w:spacing w:line="360" w:lineRule="auto"/>
+        <w:jc w:val="both"/>
+        <w:rPr>
+          <w:sz w:val="24"/>
+          <w:szCs w:val="24"/>
+        </w:rPr>
+      </w:pPr>
+    </w:p>
+    <w:p>
+      <w:pPr>
+        <w:spacing w:line="360" w:lineRule="auto"/>
+        <w:jc w:val="both"/>
+        <w:rPr>
+          <w:sz w:val="24"/>
+          <w:szCs w:val="24"/>
+        </w:rPr>
+      </w:pPr>
+      <w:r>
+        <w:rPr>
+          <w:sz w:val="24"/>
+          <w:szCs w:val="24"/>
+        </w:rPr>
+        <w:t>Se evaluaron cinco modelos de predicción distintos. El modelo Gradient Boosting (un sistema de aprendizaje automático que aprende de sus propios errores progresivamente) resultó ser el más preciso: predice las ventas diarias con un error promedio de $102,064 COP, equivalente al 12.3% de las ventas activas. Explica el 93.1% de lo que ocurre en las ventas reales.</w:t>
+      </w:r>
+    </w:p>
+    <w:p>
+      <w:pPr>
+        <w:spacing w:line="360" w:lineRule="auto"/>
+        <w:jc w:val="both"/>
+        <w:rPr>
+          <w:sz w:val="24"/>
+          <w:szCs w:val="24"/>
+        </w:rPr>
+      </w:pPr>
+    </w:p>
+    <w:p>
+      <w:pPr>
+        <w:spacing w:line="360" w:lineRule="auto"/>
+        <w:jc w:val="both"/>
+        <w:rPr>
+          <w:sz w:val="24"/>
+          <w:szCs w:val="24"/>
+        </w:rPr>
+      </w:pPr>
+      <w:r>
+        <w:rPr>
+          <w:sz w:val="24"/>
+          <w:szCs w:val="24"/>
+        </w:rPr>
+        <w:t>El hallazgo más importante es que el número de pedidos diarios determina el 94.8% del comportamiento de ventas. Las demás variables (día de la semana, mes, descuentos, tendencia reciente) aportan solo el 5.2% restante. Esto orienta directamente las decisiones: invertir en atraer más compradores a la tienda online tiene un impacto mucho mayor que cualquier otra palanca comercial.</w:t>
+      </w:r>
+      <w:r>
+        <w:rPr>
+          <w:sz w:val="24"/>
+          <w:szCs w:val="24"/>
+        </w:rPr>
+        <w:t xml:space="preserve"> </w:t>
+      </w:r>
+    </w:p>
+    <w:p>
+      <w:pPr>
+        <w:spacing w:line="360" w:lineRule="auto"/>
+        <w:jc w:val="both"/>
+        <w:rPr>
+          <w:sz w:val="24"/>
+          <w:szCs w:val="24"/>
+        </w:rPr>
+      </w:pPr>
+    </w:p>
+    <w:p>
+      <w:pPr>
+        <w:spacing w:line="360" w:lineRule="auto"/>
+        <w:jc w:val="both"/>
+        <w:rPr>
+          <w:sz w:val="24"/>
+          <w:szCs w:val="24"/>
+        </w:rPr>
+      </w:pPr>
+      <w:r>
+        <w:rPr>
+          <w:sz w:val="24"/>
+          <w:szCs w:val="24"/>
+        </w:rPr>
+        <w:t>Se recomiendan tres acciones inmediatas: (1) usar el modelo como herramienta de planificación semanal de inventario, (2) crear un calendario de compras de stock alineado a los picos estacionales de junio, agosto y abril, y (3) reducir la tasa de devoluciones (actualmente en 10.6% promedio), que es la segunda variable más influyente en el modelo.</w:t>
+      </w:r>
+    </w:p>
+    <w:p>
+      <w:pPr>
+        <w:spacing w:line="360" w:lineRule="auto"/>
+        <w:jc w:val="both"/>
+        <w:rPr>
+          <w:sz w:val="24"/>
+          <w:szCs w:val="24"/>
+        </w:rPr>
+      </w:pPr>
+    </w:p>
+    <w:p>
+      <w:pPr>
+        <w:spacing w:line="360" w:lineRule="auto"/>
+        <w:jc w:val="both"/>
+        <w:rPr>
+          <w:sz w:val="24"/>
+          <w:szCs w:val="24"/>
+        </w:rPr>
+      </w:pPr>
+    </w:p>
+    <w:p>
+      <w:pPr>
+        <w:spacing w:line="360" w:lineRule="auto"/>
+        <w:jc w:val="both"/>
+        <w:rPr>
+          <w:sz w:val="24"/>
+          <w:szCs w:val="24"/>
+        </w:rPr>
+      </w:pPr>
+    </w:p>
+    <w:p>
+      <w:pPr>
+        <w:pStyle w:val="Prrafodelista"/>
+        <w:numPr>
+          <w:ilvl w:val="0"/>
+          <w:numId w:val="4"/>
+        </w:numPr>
+        <w:spacing w:line="360" w:lineRule="auto"/>
+        <w:jc w:val="both"/>
+        <w:rPr>
+          <w:b/>
+          <w:bCs/>
+          <w:sz w:val="24"/>
+          <w:szCs w:val="24"/>
+        </w:rPr>
+      </w:pPr>
+      <w:r>
+        <w:rPr>
+          <w:b/>
+          <w:bCs/>
+          <w:sz w:val="24"/>
+          <w:szCs w:val="24"/>
+        </w:rPr>
+        <w:lastRenderedPageBreak/>
+        <w:t>Contexto del negocio</w:t>
+      </w:r>
+    </w:p>
+    <w:p>
+      <w:pPr>
+        <w:spacing w:line="360" w:lineRule="auto"/>
+        <w:jc w:val="both"/>
+        <w:rPr>
+          <w:sz w:val="24"/>
+          <w:szCs w:val="24"/>
+        </w:rPr>
+      </w:pPr>
+      <w:r>
+        <w:rPr>
+          <w:sz w:val="24"/>
+          <w:szCs w:val="24"/>
+        </w:rPr>
+        <w:t>Eleven Pro es una tienda online de ropa deportiva especializada en ciclismo que opera principalmente a través de su plataforma Shopify. Vende</w:t>
+      </w:r>
+      <w:r>
+        <w:rPr>
+          <w:sz w:val="24"/>
+          <w:szCs w:val="24"/>
+        </w:rPr>
+        <w:t xml:space="preserve"> principalmente</w:t>
+      </w:r>
+      <w:r>
+        <w:rPr>
+          <w:sz w:val="24"/>
+          <w:szCs w:val="24"/>
+        </w:rPr>
+        <w:t xml:space="preserve"> </w:t>
+      </w:r>
+      <w:proofErr w:type="spellStart"/>
+      <w:r>
+        <w:rPr>
+          <w:sz w:val="24"/>
+          <w:szCs w:val="24"/>
+        </w:rPr>
+        <w:t>J</w:t>
+      </w:r>
+      <w:r>
+        <w:rPr>
+          <w:sz w:val="24"/>
+          <w:szCs w:val="24"/>
+        </w:rPr>
+        <w:t>erseys</w:t>
+      </w:r>
+      <w:proofErr w:type="spellEnd"/>
+      <w:r>
+        <w:rPr>
+          <w:sz w:val="24"/>
+          <w:szCs w:val="24"/>
+        </w:rPr>
+        <w:t xml:space="preserve">, </w:t>
+      </w:r>
+      <w:r>
+        <w:rPr>
+          <w:sz w:val="24"/>
+          <w:szCs w:val="24"/>
+        </w:rPr>
+        <w:t>P</w:t>
+      </w:r>
+      <w:r>
+        <w:rPr>
+          <w:sz w:val="24"/>
+          <w:szCs w:val="24"/>
+        </w:rPr>
+        <w:t xml:space="preserve">antalonetas, </w:t>
+      </w:r>
+      <w:r>
+        <w:rPr>
+          <w:sz w:val="24"/>
+          <w:szCs w:val="24"/>
+        </w:rPr>
+        <w:t>C</w:t>
+      </w:r>
+      <w:r>
+        <w:rPr>
+          <w:sz w:val="24"/>
+          <w:szCs w:val="24"/>
+        </w:rPr>
+        <w:t>amisetas</w:t>
+      </w:r>
+      <w:r>
+        <w:rPr>
+          <w:sz w:val="24"/>
+          <w:szCs w:val="24"/>
+        </w:rPr>
+        <w:t xml:space="preserve"> y Enterizos </w:t>
+      </w:r>
+      <w:r>
+        <w:rPr>
+          <w:sz w:val="24"/>
+          <w:szCs w:val="24"/>
+        </w:rPr>
+        <w:t>para ciclistas, con una oferta de 2,701 variantes de producto.</w:t>
+      </w:r>
+    </w:p>
+    <w:p>
+      <w:pPr>
+        <w:spacing w:line="360" w:lineRule="auto"/>
+        <w:jc w:val="both"/>
+        <w:rPr>
+          <w:sz w:val="24"/>
+          <w:szCs w:val="24"/>
+        </w:rPr>
+      </w:pPr>
+    </w:p>
+    <w:p>
+      <w:pPr>
+        <w:spacing w:line="360" w:lineRule="auto"/>
+        <w:jc w:val="both"/>
+        <w:rPr>
+          <w:b/>
+          <w:bCs/>
+          <w:sz w:val="24"/>
+          <w:szCs w:val="24"/>
+        </w:rPr>
+      </w:pPr>
+      <w:r>
+        <w:rPr>
+          <w:b/>
+          <w:bCs/>
+          <w:sz w:val="24"/>
+          <w:szCs w:val="24"/>
+        </w:rPr>
+        <w:t>¿Cuál era el problema?</w:t>
+      </w:r>
+    </w:p>
+    <w:p>
+      <w:pPr>
+        <w:spacing w:line="360" w:lineRule="auto"/>
+        <w:jc w:val="both"/>
+        <w:rPr>
+          <w:sz w:val="24"/>
+          <w:szCs w:val="24"/>
+        </w:rPr>
+      </w:pPr>
+      <w:r>
+        <w:rPr>
+          <w:sz w:val="24"/>
+          <w:szCs w:val="24"/>
+        </w:rPr>
+        <w:t xml:space="preserve">Las decisiones sobre cuánto stock pedir, cuándo reforzar el equipo de despacho y cómo distribuir el presupuesto se tomaban </w:t>
+      </w:r>
+      <w:r>
+        <w:rPr>
+          <w:b/>
+          <w:bCs/>
+          <w:i/>
+          <w:iCs/>
+          <w:sz w:val="24"/>
+          <w:szCs w:val="24"/>
+        </w:rPr>
+        <w:t>"a ojo"</w:t>
+      </w:r>
+      <w:r>
+        <w:rPr>
+          <w:sz w:val="24"/>
+          <w:szCs w:val="24"/>
+        </w:rPr>
+        <w:t xml:space="preserve"> o con promedios simples del mes anterior. Esto generaba dos problemas recurrentes:</w:t>
+      </w:r>
+    </w:p>
+    <w:p>
+      <w:pPr>
+        <w:spacing w:line="360" w:lineRule="auto"/>
+        <w:jc w:val="both"/>
+        <w:rPr>
+          <w:sz w:val="24"/>
+          <w:szCs w:val="24"/>
+        </w:rPr>
+      </w:pPr>
+    </w:p>
+    <w:p>
+      <w:pPr>
+        <w:pStyle w:val="Prrafodelista"/>
+        <w:numPr>
+          <w:ilvl w:val="0"/>
+          <w:numId w:val="3"/>
+        </w:numPr>
+        <w:spacing w:line="360" w:lineRule="auto"/>
+        <w:jc w:val="both"/>
+        <w:rPr>
+          <w:sz w:val="24"/>
+          <w:szCs w:val="24"/>
+        </w:rPr>
+      </w:pPr>
+      <w:r>
+        <w:rPr>
+          <w:sz w:val="24"/>
+          <w:szCs w:val="24"/>
+        </w:rPr>
+        <w:t>En meses de alta demanda (como junio con el Tour de Francia), la tienda se quedaba sin inventario de productos clave.</w:t>
+      </w:r>
+    </w:p>
+    <w:p>
+      <w:pPr>
+        <w:pStyle w:val="Prrafodelista"/>
+        <w:numPr>
+          <w:ilvl w:val="0"/>
+          <w:numId w:val="3"/>
+        </w:numPr>
+        <w:spacing w:line="360" w:lineRule="auto"/>
+        <w:jc w:val="both"/>
+        <w:rPr>
+          <w:sz w:val="24"/>
+          <w:szCs w:val="24"/>
+        </w:rPr>
+      </w:pPr>
+      <w:r>
+        <w:rPr>
+          <w:sz w:val="24"/>
+          <w:szCs w:val="24"/>
+        </w:rPr>
+        <w:t>En meses de baja demanda, tenía capital inmovilizado en productos que no rotaban.</w:t>
+      </w:r>
+    </w:p>
+    <w:p>
+      <w:pPr>
+        <w:spacing w:line="360" w:lineRule="auto"/>
+        <w:rPr>
+          <w:b/>
+          <w:bCs/>
+          <w:sz w:val="24"/>
+          <w:szCs w:val="24"/>
+        </w:rPr>
+      </w:pPr>
+    </w:p>
+    <w:p>
+      <w:pPr>
+        <w:spacing w:line="360" w:lineRule="auto"/>
+        <w:rPr>
+          <w:b/>
+          <w:bCs/>
+          <w:sz w:val="24"/>
+          <w:szCs w:val="24"/>
+        </w:rPr>
+      </w:pPr>
+      <w:r>
+        <w:rPr>
+          <w:b/>
+          <w:bCs/>
+          <w:sz w:val="24"/>
+          <w:szCs w:val="24"/>
+        </w:rPr>
+        <w:t>¿Por qué importan los datos?</w:t>
+      </w:r>
+    </w:p>
+    <w:p>
+      <w:pPr>
+        <w:spacing w:line="360" w:lineRule="auto"/>
+        <w:jc w:val="both"/>
+        <w:rPr>
+          <w:sz w:val="24"/>
+          <w:szCs w:val="24"/>
+        </w:rPr>
+      </w:pPr>
+      <w:r>
+        <w:rPr>
+          <w:sz w:val="24"/>
+          <w:szCs w:val="24"/>
+        </w:rPr>
+        <w:t>Eleven Pro tiene un perfil de cliente muy específico: el 70.3% de sus compradores usan Addi Payment (financiamiento a cuotas sin interés), el 98.2% compran a través del canal web, y las ventas tienen una estacionalidad marcada ligada al calendario ciclístico internacional. Este patrón hace que los datos históricos sean altamente predecibles cuando se analizan correctamente.</w:t>
+      </w:r>
+    </w:p>
+    <w:p>
+      <w:pPr>
+        <w:spacing w:line="360" w:lineRule="auto"/>
+        <w:ind w:left="360"/>
+        <w:jc w:val="both"/>
+        <w:rPr>
+          <w:sz w:val="24"/>
+          <w:szCs w:val="24"/>
+        </w:rPr>
       </w:pPr>
     </w:p>
     <w:tbl>
       <w:tblPr>
-        <w:tblW w:w="9360" w:type="dxa"/>
+        <w:tblW w:w="5000" w:type="pct"/>
         <w:tblBorders>
           <w:top w:val="single" w:sz="4" w:space="0" w:color="auto"/>
           <w:left w:val="single" w:sz="4" w:space="0" w:color="auto"/>
@@ -162,844 +1022,13 @@
         <w:tblLook w:val="04A0" w:firstRow="1" w:lastRow="0" w:firstColumn="1" w:lastColumn="0" w:noHBand="0" w:noVBand="1"/>
       </w:tblPr>
       <w:tblGrid>
-        <w:gridCol w:w="4500"/>
-        <w:gridCol w:w="4860"/>
+        <w:gridCol w:w="4248"/>
+        <w:gridCol w:w="4588"/>
       </w:tblGrid>
       <w:tr>
-        <w:tblPrEx>
-          <w:tblCellMar>
-            <w:top w:w="0" w:type="dxa"/>
-            <w:bottom w:w="0" w:type="dxa"/>
-          </w:tblCellMar>
-        </w:tblPrEx>
         <w:tc>
           <w:tcPr>
-            <w:tcW w:w="4500" w:type="dxa"/>
-            <w:tcBorders>
-              <w:top w:val="none" w:sz="0" w:space="0" w:color="FFFFFF"/>
-              <w:left w:val="none" w:sz="0" w:space="0" w:color="FFFFFF"/>
-              <w:bottom w:val="none" w:sz="0" w:space="0" w:color="FFFFFF"/>
-              <w:right w:val="none" w:sz="0" w:space="0" w:color="FFFFFF"/>
-            </w:tcBorders>
-            <w:tcMar>
-              <w:top w:w="80" w:type="dxa"/>
-              <w:left w:w="0" w:type="dxa"/>
-              <w:bottom w:w="80" w:type="dxa"/>
-              <w:right w:w="200" w:type="dxa"/>
-            </w:tcMar>
-          </w:tcPr>
-          <w:p>
-            <w:pPr>
-              <w:spacing w:after="60"/>
-            </w:pPr>
-            <w:r>
-              <w:rPr>
-                <w:b/>
-                <w:bCs/>
-                <w:color w:val="1B3A6B"/>
-              </w:rPr>
-              <w:t>Equipo de trabajo</w:t>
-            </w:r>
-          </w:p>
-          <w:p>
-            <w:pPr>
-              <w:spacing w:before="60" w:after="60"/>
-            </w:pPr>
-            <w:r>
-              <w:t>Eduardo José Padilla Jaramillo</w:t>
-            </w:r>
-          </w:p>
-          <w:p>
-            <w:pPr>
-              <w:spacing w:before="60" w:after="60"/>
-            </w:pPr>
-            <w:r>
-              <w:t>Gustavo Adolfo Gordillo Millán</w:t>
-            </w:r>
-          </w:p>
-          <w:p>
-            <w:pPr>
-              <w:spacing w:before="60" w:after="60"/>
-            </w:pPr>
-            <w:r>
-              <w:t>José Eduardo Borja</w:t>
-            </w:r>
-          </w:p>
-          <w:p>
-            <w:pPr>
-              <w:spacing w:before="60" w:after="60"/>
-            </w:pPr>
-            <w:r>
-              <w:t>Lina Marcela Zambrano Ramírez</w:t>
-            </w:r>
-          </w:p>
-        </w:tc>
-        <w:tc>
-          <w:tcPr>
-            <w:tcW w:w="4860" w:type="dxa"/>
-            <w:tcBorders>
-              <w:top w:val="none" w:sz="0" w:space="0" w:color="FFFFFF"/>
-              <w:left w:val="none" w:sz="0" w:space="0" w:color="FFFFFF"/>
-              <w:bottom w:val="none" w:sz="0" w:space="0" w:color="FFFFFF"/>
-              <w:right w:val="none" w:sz="0" w:space="0" w:color="FFFFFF"/>
-            </w:tcBorders>
-            <w:tcMar>
-              <w:top w:w="80" w:type="dxa"/>
-              <w:left w:w="200" w:type="dxa"/>
-              <w:bottom w:w="80" w:type="dxa"/>
-              <w:right w:w="0" w:type="dxa"/>
-            </w:tcMar>
-          </w:tcPr>
-          <w:p>
-            <w:pPr>
-              <w:spacing w:after="60"/>
-            </w:pPr>
-            <w:r>
-              <w:rPr>
-                <w:b/>
-                <w:bCs/>
-                <w:color w:val="1B3A6B"/>
-              </w:rPr>
-              <w:t>Información del proyecto</w:t>
-            </w:r>
-          </w:p>
-          <w:p>
-            <w:pPr>
-              <w:spacing w:before="60" w:after="60"/>
-            </w:pPr>
-            <w:r>
-              <w:t>Institución: INTEP Roldanillo Valle</w:t>
-            </w:r>
-          </w:p>
-          <w:p>
-            <w:pPr>
-              <w:spacing w:before="60" w:after="60"/>
-            </w:pPr>
-            <w:r>
-              <w:t xml:space="preserve">Fecha: </w:t>
-            </w:r>
-            <w:proofErr w:type="gramStart"/>
-            <w:r>
-              <w:t>Abril</w:t>
-            </w:r>
-            <w:proofErr w:type="gramEnd"/>
-            <w:r>
-              <w:t xml:space="preserve"> 07 de 2026</w:t>
-            </w:r>
-          </w:p>
-          <w:p>
-            <w:pPr>
-              <w:spacing w:before="60" w:after="60"/>
-            </w:pPr>
-            <w:r>
-              <w:t>Período analizado: Oct 2023 – Feb 2026</w:t>
-            </w:r>
-          </w:p>
-          <w:p>
-            <w:pPr>
-              <w:spacing w:before="60" w:after="60"/>
-            </w:pPr>
-            <w:proofErr w:type="spellStart"/>
-            <w:r>
-              <w:t>Dataset</w:t>
-            </w:r>
-            <w:proofErr w:type="spellEnd"/>
-            <w:r>
-              <w:t>: 6 archivos CSV · 1,236+ registros</w:t>
-            </w:r>
-          </w:p>
-        </w:tc>
-      </w:tr>
-    </w:tbl>
-    <w:p>
-      <w:r>
-        <w:br w:type="page"/>
-      </w:r>
-    </w:p>
-    <w:tbl>
-      <w:tblPr>
-        <w:tblW w:w="9360" w:type="dxa"/>
-        <w:tblBorders>
-          <w:top w:val="single" w:sz="4" w:space="0" w:color="auto"/>
-          <w:left w:val="single" w:sz="4" w:space="0" w:color="auto"/>
-          <w:bottom w:val="single" w:sz="4" w:space="0" w:color="auto"/>
-          <w:right w:val="single" w:sz="4" w:space="0" w:color="auto"/>
-          <w:insideH w:val="single" w:sz="4" w:space="0" w:color="auto"/>
-          <w:insideV w:val="single" w:sz="4" w:space="0" w:color="auto"/>
-        </w:tblBorders>
-        <w:tblCellMar>
-          <w:left w:w="10" w:type="dxa"/>
-          <w:right w:w="10" w:type="dxa"/>
-        </w:tblCellMar>
-        <w:tblLook w:val="04A0" w:firstRow="1" w:lastRow="0" w:firstColumn="1" w:lastColumn="0" w:noHBand="0" w:noVBand="1"/>
-      </w:tblPr>
-      <w:tblGrid>
-        <w:gridCol w:w="9360"/>
-      </w:tblGrid>
-      <w:tr>
-        <w:tblPrEx>
-          <w:tblCellMar>
-            <w:top w:w="0" w:type="dxa"/>
-            <w:bottom w:w="0" w:type="dxa"/>
-          </w:tblCellMar>
-        </w:tblPrEx>
-        <w:tc>
-          <w:tcPr>
-            <w:tcW w:w="9360" w:type="dxa"/>
-            <w:tcBorders>
-              <w:top w:val="none" w:sz="0" w:space="0" w:color="FFFFFF"/>
-              <w:left w:val="none" w:sz="0" w:space="0" w:color="FFFFFF"/>
-              <w:bottom w:val="none" w:sz="0" w:space="0" w:color="FFFFFF"/>
-              <w:right w:val="none" w:sz="0" w:space="0" w:color="FFFFFF"/>
-            </w:tcBorders>
-            <w:shd w:val="clear" w:color="auto" w:fill="1B3A6B"/>
-            <w:tcMar>
-              <w:top w:w="120" w:type="dxa"/>
-              <w:left w:w="180" w:type="dxa"/>
-              <w:bottom w:w="120" w:type="dxa"/>
-              <w:right w:w="180" w:type="dxa"/>
-            </w:tcMar>
-          </w:tcPr>
-          <w:p>
-            <w:r>
-              <w:rPr>
-                <w:b/>
-                <w:bCs/>
-                <w:color w:val="FFFFFF"/>
-                <w:sz w:val="24"/>
-                <w:szCs w:val="24"/>
-              </w:rPr>
-              <w:lastRenderedPageBreak/>
-              <w:t>1. Resumen Ejecutivo</w:t>
-            </w:r>
-          </w:p>
-        </w:tc>
-      </w:tr>
-    </w:tbl>
-    <w:p>
-      <w:pPr>
-        <w:spacing w:before="80" w:after="80"/>
-      </w:pPr>
-    </w:p>
-    <w:p>
-      <w:pPr>
-        <w:spacing w:before="60" w:after="60"/>
-      </w:pPr>
-      <w:r>
-        <w:t xml:space="preserve">Eleven Pro, tienda colombiana de ropa deportiva de ciclismo, enfrentaba un problema concreto: no sabía con anticipación cuánto iba a vender, lo que generaba </w:t>
-      </w:r>
-      <w:proofErr w:type="spellStart"/>
-      <w:r>
-        <w:t>sobrestock</w:t>
-      </w:r>
-      <w:proofErr w:type="spellEnd"/>
-      <w:r>
-        <w:t xml:space="preserve"> en unos meses y desabastecimiento en otros. Para resolverlo, se analizaron más de dos años de historial de ventas (octubre 2023 a febrero 2026), incluyendo 1,236 órdenes de compra, 782 días de datos y 87 variables de negocio distribuidas en 6 bases de datos.</w:t>
-      </w:r>
-    </w:p>
-    <w:p>
-      <w:pPr>
-        <w:spacing w:before="80" w:after="80"/>
-      </w:pPr>
-    </w:p>
-    <w:p>
-      <w:pPr>
-        <w:spacing w:before="60" w:after="60"/>
-      </w:pPr>
-      <w:r>
-        <w:t xml:space="preserve">Se evaluaron cinco modelos de predicción distintos. El modelo </w:t>
-      </w:r>
-      <w:proofErr w:type="spellStart"/>
-      <w:r>
-        <w:t>Gradient</w:t>
-      </w:r>
-      <w:proofErr w:type="spellEnd"/>
-      <w:r>
-        <w:t xml:space="preserve"> </w:t>
-      </w:r>
-      <w:proofErr w:type="spellStart"/>
-      <w:r>
-        <w:t>Boosting</w:t>
-      </w:r>
-      <w:proofErr w:type="spellEnd"/>
-      <w:r>
-        <w:t xml:space="preserve"> (un sistema de aprendizaje automático que aprende de sus propios errores progresivamente) resultó ser el más preciso: predice las ventas diarias con un error promedio de $102,064 COP, equivalente al 12.3% de las ventas activas. Explica el 93.1% de lo que ocurre en las ventas reales.</w:t>
-      </w:r>
-    </w:p>
-    <w:p>
-      <w:pPr>
-        <w:spacing w:before="80" w:after="80"/>
-      </w:pPr>
-    </w:p>
-    <w:p>
-      <w:pPr>
-        <w:spacing w:before="60" w:after="60"/>
-      </w:pPr>
-      <w:r>
-        <w:t>El hallazgo más importante es que el número de pedidos diarios determina el 94.8% del comportamiento de ventas. Las demás variables (día de la semana, mes, descuentos, tendencia reciente) aportan solo el 5.2% restante. Esto orienta directamente las decisiones: invertir en atraer más compradores a la tienda online tiene un impacto mucho mayor que cualquier otra palanca comercial.</w:t>
-      </w:r>
-    </w:p>
-    <w:p>
-      <w:pPr>
-        <w:spacing w:before="80" w:after="80"/>
-      </w:pPr>
-    </w:p>
-    <w:p>
-      <w:pPr>
-        <w:spacing w:before="60" w:after="60"/>
-      </w:pPr>
-      <w:r>
-        <w:t>Se recomiendan tres acciones inmediatas: (1) usar el modelo como herramienta de planificación semanal de inventario, (2) crear un calendario de compras de stock alineado a los picos estacionales de junio, agosto y abril, y (3) reducir la tasa de devoluciones (actualmente en 10.6% promedio), que es la segunda variable más influyente en el modelo.</w:t>
-      </w:r>
-    </w:p>
-    <w:p>
-      <w:pPr>
-        <w:spacing w:before="80" w:after="80"/>
-      </w:pPr>
-    </w:p>
-    <w:tbl>
-      <w:tblPr>
-        <w:tblW w:w="9360" w:type="dxa"/>
-        <w:tblBorders>
-          <w:top w:val="single" w:sz="4" w:space="0" w:color="auto"/>
-          <w:left w:val="single" w:sz="4" w:space="0" w:color="auto"/>
-          <w:bottom w:val="single" w:sz="4" w:space="0" w:color="auto"/>
-          <w:right w:val="single" w:sz="4" w:space="0" w:color="auto"/>
-          <w:insideH w:val="single" w:sz="4" w:space="0" w:color="auto"/>
-          <w:insideV w:val="single" w:sz="4" w:space="0" w:color="auto"/>
-        </w:tblBorders>
-        <w:tblCellMar>
-          <w:left w:w="10" w:type="dxa"/>
-          <w:right w:w="10" w:type="dxa"/>
-        </w:tblCellMar>
-        <w:tblLook w:val="04A0" w:firstRow="1" w:lastRow="0" w:firstColumn="1" w:lastColumn="0" w:noHBand="0" w:noVBand="1"/>
-      </w:tblPr>
-      <w:tblGrid>
-        <w:gridCol w:w="2340"/>
-        <w:gridCol w:w="2340"/>
-        <w:gridCol w:w="2340"/>
-        <w:gridCol w:w="2340"/>
-      </w:tblGrid>
-      <w:tr>
-        <w:tblPrEx>
-          <w:tblCellMar>
-            <w:top w:w="0" w:type="dxa"/>
-            <w:bottom w:w="0" w:type="dxa"/>
-          </w:tblCellMar>
-        </w:tblPrEx>
-        <w:tc>
-          <w:tcPr>
-            <w:tcW w:w="2340" w:type="dxa"/>
-            <w:tcBorders>
-              <w:top w:val="single" w:sz="1" w:space="0" w:color="BDC3C7"/>
-              <w:left w:val="single" w:sz="1" w:space="0" w:color="BDC3C7"/>
-              <w:bottom w:val="single" w:sz="1" w:space="0" w:color="BDC3C7"/>
-              <w:right w:val="single" w:sz="1" w:space="0" w:color="BDC3C7"/>
-            </w:tcBorders>
-            <w:shd w:val="clear" w:color="auto" w:fill="D6E4F0"/>
-            <w:tcMar>
-              <w:top w:w="120" w:type="dxa"/>
-              <w:left w:w="150" w:type="dxa"/>
-              <w:bottom w:w="120" w:type="dxa"/>
-              <w:right w:w="150" w:type="dxa"/>
-            </w:tcMar>
-            <w:vAlign w:val="center"/>
-          </w:tcPr>
-          <w:p>
-            <w:pPr>
-              <w:jc w:val="center"/>
-            </w:pPr>
-            <w:r>
-              <w:rPr>
-                <w:b/>
-                <w:bCs/>
-                <w:color w:val="1B3A6B"/>
-                <w:sz w:val="36"/>
-                <w:szCs w:val="36"/>
-              </w:rPr>
-              <w:t>93.1%</w:t>
-            </w:r>
-          </w:p>
-          <w:p>
-            <w:pPr>
-              <w:jc w:val="center"/>
-            </w:pPr>
-            <w:r>
-              <w:rPr>
-                <w:b/>
-                <w:bCs/>
-                <w:color w:val="2E75B6"/>
-                <w:sz w:val="18"/>
-                <w:szCs w:val="18"/>
-              </w:rPr>
-              <w:t>Precisión del modelo</w:t>
-            </w:r>
-          </w:p>
-          <w:p>
-            <w:pPr>
-              <w:jc w:val="center"/>
-            </w:pPr>
-            <w:r>
-              <w:rPr>
-                <w:i/>
-                <w:iCs/>
-                <w:color w:val="777777"/>
-                <w:sz w:val="16"/>
-                <w:szCs w:val="16"/>
-              </w:rPr>
-              <w:t>R² en datos de prueba</w:t>
-            </w:r>
-          </w:p>
-        </w:tc>
-        <w:tc>
-          <w:tcPr>
-            <w:tcW w:w="2340" w:type="dxa"/>
-            <w:tcBorders>
-              <w:top w:val="single" w:sz="1" w:space="0" w:color="BDC3C7"/>
-              <w:left w:val="single" w:sz="1" w:space="0" w:color="BDC3C7"/>
-              <w:bottom w:val="single" w:sz="1" w:space="0" w:color="BDC3C7"/>
-              <w:right w:val="single" w:sz="1" w:space="0" w:color="BDC3C7"/>
-            </w:tcBorders>
-            <w:shd w:val="clear" w:color="auto" w:fill="FFFFFF"/>
-            <w:tcMar>
-              <w:top w:w="120" w:type="dxa"/>
-              <w:left w:w="150" w:type="dxa"/>
-              <w:bottom w:w="120" w:type="dxa"/>
-              <w:right w:w="150" w:type="dxa"/>
-            </w:tcMar>
-            <w:vAlign w:val="center"/>
-          </w:tcPr>
-          <w:p>
-            <w:pPr>
-              <w:jc w:val="center"/>
-            </w:pPr>
-            <w:r>
-              <w:rPr>
-                <w:b/>
-                <w:bCs/>
-                <w:color w:val="1B3A6B"/>
-                <w:sz w:val="36"/>
-                <w:szCs w:val="36"/>
-              </w:rPr>
-              <w:t>$102K</w:t>
-            </w:r>
-          </w:p>
-          <w:p>
-            <w:pPr>
-              <w:jc w:val="center"/>
-            </w:pPr>
-            <w:r>
-              <w:rPr>
-                <w:b/>
-                <w:bCs/>
-                <w:color w:val="2E75B6"/>
-                <w:sz w:val="18"/>
-                <w:szCs w:val="18"/>
-              </w:rPr>
-              <w:t>Error diario promedio</w:t>
-            </w:r>
-          </w:p>
-          <w:p>
-            <w:pPr>
-              <w:jc w:val="center"/>
-            </w:pPr>
-            <w:r>
-              <w:rPr>
-                <w:i/>
-                <w:iCs/>
-                <w:color w:val="777777"/>
-                <w:sz w:val="16"/>
-                <w:szCs w:val="16"/>
-              </w:rPr>
-              <w:t>MAE en COP</w:t>
-            </w:r>
-          </w:p>
-        </w:tc>
-        <w:tc>
-          <w:tcPr>
-            <w:tcW w:w="2340" w:type="dxa"/>
-            <w:tcBorders>
-              <w:top w:val="single" w:sz="1" w:space="0" w:color="BDC3C7"/>
-              <w:left w:val="single" w:sz="1" w:space="0" w:color="BDC3C7"/>
-              <w:bottom w:val="single" w:sz="1" w:space="0" w:color="BDC3C7"/>
-              <w:right w:val="single" w:sz="1" w:space="0" w:color="BDC3C7"/>
-            </w:tcBorders>
-            <w:shd w:val="clear" w:color="auto" w:fill="D6E4F0"/>
-            <w:tcMar>
-              <w:top w:w="120" w:type="dxa"/>
-              <w:left w:w="150" w:type="dxa"/>
-              <w:bottom w:w="120" w:type="dxa"/>
-              <w:right w:w="150" w:type="dxa"/>
-            </w:tcMar>
-            <w:vAlign w:val="center"/>
-          </w:tcPr>
-          <w:p>
-            <w:pPr>
-              <w:jc w:val="center"/>
-            </w:pPr>
-            <w:r>
-              <w:rPr>
-                <w:b/>
-                <w:bCs/>
-                <w:color w:val="1B3A6B"/>
-                <w:sz w:val="36"/>
-                <w:szCs w:val="36"/>
-              </w:rPr>
-              <w:t>94.8%</w:t>
-            </w:r>
-          </w:p>
-          <w:p>
-            <w:pPr>
-              <w:jc w:val="center"/>
-            </w:pPr>
-            <w:r>
-              <w:rPr>
-                <w:b/>
-                <w:bCs/>
-                <w:color w:val="2E75B6"/>
-                <w:sz w:val="18"/>
-                <w:szCs w:val="18"/>
-              </w:rPr>
-              <w:t>Peso de "pedidos"</w:t>
-            </w:r>
-          </w:p>
-          <w:p>
-            <w:pPr>
-              <w:jc w:val="center"/>
-            </w:pPr>
-            <w:r>
-              <w:rPr>
-                <w:i/>
-                <w:iCs/>
-                <w:color w:val="777777"/>
-                <w:sz w:val="16"/>
-                <w:szCs w:val="16"/>
-              </w:rPr>
-              <w:t>en las ventas</w:t>
-            </w:r>
-          </w:p>
-        </w:tc>
-        <w:tc>
-          <w:tcPr>
-            <w:tcW w:w="2340" w:type="dxa"/>
-            <w:tcBorders>
-              <w:top w:val="single" w:sz="1" w:space="0" w:color="BDC3C7"/>
-              <w:left w:val="single" w:sz="1" w:space="0" w:color="BDC3C7"/>
-              <w:bottom w:val="single" w:sz="1" w:space="0" w:color="BDC3C7"/>
-              <w:right w:val="single" w:sz="1" w:space="0" w:color="BDC3C7"/>
-            </w:tcBorders>
-            <w:shd w:val="clear" w:color="auto" w:fill="FFFFFF"/>
-            <w:tcMar>
-              <w:top w:w="120" w:type="dxa"/>
-              <w:left w:w="150" w:type="dxa"/>
-              <w:bottom w:w="120" w:type="dxa"/>
-              <w:right w:w="150" w:type="dxa"/>
-            </w:tcMar>
-            <w:vAlign w:val="center"/>
-          </w:tcPr>
-          <w:p>
-            <w:pPr>
-              <w:jc w:val="center"/>
-            </w:pPr>
-            <w:r>
-              <w:rPr>
-                <w:b/>
-                <w:bCs/>
-                <w:color w:val="1B3A6B"/>
-                <w:sz w:val="36"/>
-                <w:szCs w:val="36"/>
-              </w:rPr>
-              <w:t>5</w:t>
-            </w:r>
-          </w:p>
-          <w:p>
-            <w:pPr>
-              <w:jc w:val="center"/>
-            </w:pPr>
-            <w:r>
-              <w:rPr>
-                <w:b/>
-                <w:bCs/>
-                <w:color w:val="2E75B6"/>
-                <w:sz w:val="18"/>
-                <w:szCs w:val="18"/>
-              </w:rPr>
-              <w:t>Modelos evaluados</w:t>
-            </w:r>
-          </w:p>
-          <w:p>
-            <w:pPr>
-              <w:jc w:val="center"/>
-            </w:pPr>
-            <w:proofErr w:type="spellStart"/>
-            <w:r>
-              <w:rPr>
-                <w:i/>
-                <w:iCs/>
-                <w:color w:val="777777"/>
-                <w:sz w:val="16"/>
-                <w:szCs w:val="16"/>
-              </w:rPr>
-              <w:t>Gradient</w:t>
-            </w:r>
-            <w:proofErr w:type="spellEnd"/>
-            <w:r>
-              <w:rPr>
-                <w:i/>
-                <w:iCs/>
-                <w:color w:val="777777"/>
-                <w:sz w:val="16"/>
-                <w:szCs w:val="16"/>
-              </w:rPr>
-              <w:t xml:space="preserve"> </w:t>
-            </w:r>
-            <w:proofErr w:type="spellStart"/>
-            <w:r>
-              <w:rPr>
-                <w:i/>
-                <w:iCs/>
-                <w:color w:val="777777"/>
-                <w:sz w:val="16"/>
-                <w:szCs w:val="16"/>
-              </w:rPr>
-              <w:t>Boosting</w:t>
-            </w:r>
-            <w:proofErr w:type="spellEnd"/>
-            <w:r>
-              <w:rPr>
-                <w:i/>
-                <w:iCs/>
-                <w:color w:val="777777"/>
-                <w:sz w:val="16"/>
-                <w:szCs w:val="16"/>
-              </w:rPr>
-              <w:t xml:space="preserve"> ganó</w:t>
-            </w:r>
-          </w:p>
-        </w:tc>
-      </w:tr>
-    </w:tbl>
-    <w:p>
-      <w:pPr>
-        <w:spacing w:before="80" w:after="80"/>
-      </w:pPr>
-    </w:p>
-    <w:p>
-      <w:pPr>
-        <w:pBdr>
-          <w:bottom w:val="single" w:sz="4" w:space="0" w:color="2E75B6"/>
-        </w:pBdr>
-        <w:spacing w:before="100" w:after="100"/>
-      </w:pPr>
-    </w:p>
-    <w:tbl>
-      <w:tblPr>
-        <w:tblW w:w="9360" w:type="dxa"/>
-        <w:tblBorders>
-          <w:top w:val="single" w:sz="4" w:space="0" w:color="auto"/>
-          <w:left w:val="single" w:sz="4" w:space="0" w:color="auto"/>
-          <w:bottom w:val="single" w:sz="4" w:space="0" w:color="auto"/>
-          <w:right w:val="single" w:sz="4" w:space="0" w:color="auto"/>
-          <w:insideH w:val="single" w:sz="4" w:space="0" w:color="auto"/>
-          <w:insideV w:val="single" w:sz="4" w:space="0" w:color="auto"/>
-        </w:tblBorders>
-        <w:tblCellMar>
-          <w:left w:w="10" w:type="dxa"/>
-          <w:right w:w="10" w:type="dxa"/>
-        </w:tblCellMar>
-        <w:tblLook w:val="04A0" w:firstRow="1" w:lastRow="0" w:firstColumn="1" w:lastColumn="0" w:noHBand="0" w:noVBand="1"/>
-      </w:tblPr>
-      <w:tblGrid>
-        <w:gridCol w:w="9360"/>
-      </w:tblGrid>
-      <w:tr>
-        <w:tblPrEx>
-          <w:tblCellMar>
-            <w:top w:w="0" w:type="dxa"/>
-            <w:bottom w:w="0" w:type="dxa"/>
-          </w:tblCellMar>
-        </w:tblPrEx>
-        <w:tc>
-          <w:tcPr>
-            <w:tcW w:w="9360" w:type="dxa"/>
-            <w:tcBorders>
-              <w:top w:val="none" w:sz="0" w:space="0" w:color="FFFFFF"/>
-              <w:left w:val="none" w:sz="0" w:space="0" w:color="FFFFFF"/>
-              <w:bottom w:val="none" w:sz="0" w:space="0" w:color="FFFFFF"/>
-              <w:right w:val="none" w:sz="0" w:space="0" w:color="FFFFFF"/>
-            </w:tcBorders>
-            <w:shd w:val="clear" w:color="auto" w:fill="1B3A6B"/>
-            <w:tcMar>
-              <w:top w:w="120" w:type="dxa"/>
-              <w:left w:w="180" w:type="dxa"/>
-              <w:bottom w:w="120" w:type="dxa"/>
-              <w:right w:w="180" w:type="dxa"/>
-            </w:tcMar>
-          </w:tcPr>
-          <w:p>
-            <w:r>
-              <w:rPr>
-                <w:b/>
-                <w:bCs/>
-                <w:color w:val="FFFFFF"/>
-                <w:sz w:val="24"/>
-                <w:szCs w:val="24"/>
-              </w:rPr>
-              <w:t>2. Contexto del Negocio</w:t>
-            </w:r>
-          </w:p>
-        </w:tc>
-      </w:tr>
-    </w:tbl>
-    <w:p>
-      <w:pPr>
-        <w:spacing w:before="80" w:after="80"/>
-      </w:pPr>
-    </w:p>
-    <w:p>
-      <w:pPr>
-        <w:spacing w:before="60" w:after="60"/>
-      </w:pPr>
-      <w:r>
-        <w:t xml:space="preserve">Eleven Pro es una tienda online de ropa deportiva especializada en ciclismo que opera principalmente a través de su plataforma Shopify. Vende </w:t>
-      </w:r>
-      <w:proofErr w:type="spellStart"/>
-      <w:r>
-        <w:t>jerseys</w:t>
-      </w:r>
-      <w:proofErr w:type="spellEnd"/>
-      <w:r>
-        <w:t xml:space="preserve">, pantalonetas, camisetas, </w:t>
-      </w:r>
-      <w:proofErr w:type="spellStart"/>
-      <w:r>
-        <w:t>enterisos</w:t>
-      </w:r>
-      <w:proofErr w:type="spellEnd"/>
-      <w:r>
-        <w:t xml:space="preserve"> y accesorios para ciclistas, con una oferta de más de 2,700 variantes de producto.</w:t>
-      </w:r>
-    </w:p>
-    <w:p>
-      <w:pPr>
-        <w:spacing w:before="80" w:after="80"/>
-      </w:pPr>
-    </w:p>
-    <w:p>
-      <w:pPr>
-        <w:pStyle w:val="Ttulo2"/>
-        <w:spacing w:before="200" w:after="80"/>
-      </w:pPr>
-      <w:r>
-        <w:rPr>
-          <w:b/>
-          <w:bCs/>
-          <w:color w:val="2E75B6"/>
-          <w:sz w:val="22"/>
-          <w:szCs w:val="22"/>
-        </w:rPr>
-        <w:t>¿Cuál era el problema?</w:t>
-      </w:r>
-    </w:p>
-    <w:p>
-      <w:pPr>
-        <w:spacing w:before="60" w:after="60"/>
-      </w:pPr>
-      <w:r>
-        <w:t>Las decisiones sobre cuánto stock pedir, cuándo reforzar el equipo de despacho y cómo distribuir el presupuesto se tomaban "a ojo" o con promedios simples del mes anterior. Esto generaba dos problemas recurrentes:</w:t>
-      </w:r>
-    </w:p>
-    <w:p>
-      <w:pPr>
-        <w:pStyle w:val="Prrafodelista"/>
-        <w:numPr>
-          <w:ilvl w:val="0"/>
-          <w:numId w:val="2"/>
-        </w:numPr>
-        <w:spacing w:before="40" w:after="40"/>
-      </w:pPr>
-      <w:r>
-        <w:t xml:space="preserve"> En meses de alta demanda (como junio con el Tour de Francia), la tienda se quedaba sin inventario de productos clave.</w:t>
-      </w:r>
-    </w:p>
-    <w:p>
-      <w:pPr>
-        <w:pStyle w:val="Prrafodelista"/>
-        <w:numPr>
-          <w:ilvl w:val="0"/>
-          <w:numId w:val="2"/>
-        </w:numPr>
-        <w:spacing w:before="40" w:after="40"/>
-      </w:pPr>
-      <w:r>
-        <w:t xml:space="preserve"> En meses de baja demanda, tenía capital inmovilizado en productos que no rotaban.</w:t>
-      </w:r>
-    </w:p>
-    <w:p>
-      <w:pPr>
-        <w:spacing w:before="80" w:after="80"/>
-      </w:pPr>
-    </w:p>
-    <w:p>
-      <w:pPr>
-        <w:pStyle w:val="Ttulo2"/>
-        <w:spacing w:before="200" w:after="80"/>
-      </w:pPr>
-      <w:r>
-        <w:rPr>
-          <w:b/>
-          <w:bCs/>
-          <w:color w:val="2E75B6"/>
-          <w:sz w:val="22"/>
-          <w:szCs w:val="22"/>
-        </w:rPr>
-        <w:t>¿Por qué importan los datos?</w:t>
-      </w:r>
-    </w:p>
-    <w:p>
-      <w:pPr>
-        <w:spacing w:before="60" w:after="60"/>
-      </w:pPr>
-      <w:r>
-        <w:t>Eleven Pro tiene un perfil de cliente muy específico: el 70.3% de sus compradores usan Addi Payment (financiamiento a cuotas sin interés), el 98.2% compran a través del canal web, y las ventas tienen una estacionalidad marcada ligada al calendario ciclístico internacional. Este patrón hace que los datos históricos sean altamente predecibles cuando se analizan correctamente.</w:t>
-      </w:r>
-    </w:p>
-    <w:p>
-      <w:pPr>
-        <w:spacing w:before="80" w:after="80"/>
-      </w:pPr>
-    </w:p>
-    <w:tbl>
-      <w:tblPr>
-        <w:tblW w:w="9360" w:type="dxa"/>
-        <w:tblBorders>
-          <w:top w:val="single" w:sz="4" w:space="0" w:color="auto"/>
-          <w:left w:val="single" w:sz="4" w:space="0" w:color="auto"/>
-          <w:bottom w:val="single" w:sz="4" w:space="0" w:color="auto"/>
-          <w:right w:val="single" w:sz="4" w:space="0" w:color="auto"/>
-          <w:insideH w:val="single" w:sz="4" w:space="0" w:color="auto"/>
-          <w:insideV w:val="single" w:sz="4" w:space="0" w:color="auto"/>
-        </w:tblBorders>
-        <w:tblCellMar>
-          <w:left w:w="10" w:type="dxa"/>
-          <w:right w:w="10" w:type="dxa"/>
-        </w:tblCellMar>
-        <w:tblLook w:val="04A0" w:firstRow="1" w:lastRow="0" w:firstColumn="1" w:lastColumn="0" w:noHBand="0" w:noVBand="1"/>
-      </w:tblPr>
-      <w:tblGrid>
-        <w:gridCol w:w="4500"/>
-        <w:gridCol w:w="4860"/>
-      </w:tblGrid>
-      <w:tr>
-        <w:tblPrEx>
-          <w:tblCellMar>
-            <w:top w:w="0" w:type="dxa"/>
-            <w:bottom w:w="0" w:type="dxa"/>
-          </w:tblCellMar>
-        </w:tblPrEx>
-        <w:tc>
-          <w:tcPr>
-            <w:tcW w:w="4500" w:type="dxa"/>
+            <w:tcW w:w="2404" w:type="pct"/>
             <w:tcBorders>
               <w:top w:val="single" w:sz="1" w:space="0" w:color="BDC3C7"/>
               <w:left w:val="single" w:sz="1" w:space="0" w:color="BDC3C7"/>
@@ -1032,7 +1061,7 @@
         </w:tc>
         <w:tc>
           <w:tcPr>
-            <w:tcW w:w="4860" w:type="dxa"/>
+            <w:tcW w:w="2596" w:type="pct"/>
             <w:tcBorders>
               <w:top w:val="single" w:sz="1" w:space="0" w:color="BDC3C7"/>
               <w:left w:val="single" w:sz="1" w:space="0" w:color="BDC3C7"/>
@@ -1065,15 +1094,9 @@
         </w:tc>
       </w:tr>
       <w:tr>
-        <w:tblPrEx>
-          <w:tblCellMar>
-            <w:top w:w="0" w:type="dxa"/>
-            <w:bottom w:w="0" w:type="dxa"/>
-          </w:tblCellMar>
-        </w:tblPrEx>
         <w:tc>
           <w:tcPr>
-            <w:tcW w:w="4500" w:type="dxa"/>
+            <w:tcW w:w="2404" w:type="pct"/>
             <w:tcBorders>
               <w:top w:val="single" w:sz="1" w:space="0" w:color="BDC3C7"/>
               <w:left w:val="single" w:sz="1" w:space="0" w:color="BDC3C7"/>
@@ -1101,7 +1124,7 @@
         </w:tc>
         <w:tc>
           <w:tcPr>
-            <w:tcW w:w="4860" w:type="dxa"/>
+            <w:tcW w:w="2596" w:type="pct"/>
             <w:tcBorders>
               <w:top w:val="single" w:sz="1" w:space="0" w:color="BDC3C7"/>
               <w:left w:val="single" w:sz="1" w:space="0" w:color="BDC3C7"/>
@@ -1147,15 +1170,9 @@
         </w:tc>
       </w:tr>
       <w:tr>
-        <w:tblPrEx>
-          <w:tblCellMar>
-            <w:top w:w="0" w:type="dxa"/>
-            <w:bottom w:w="0" w:type="dxa"/>
-          </w:tblCellMar>
-        </w:tblPrEx>
         <w:tc>
           <w:tcPr>
-            <w:tcW w:w="4500" w:type="dxa"/>
+            <w:tcW w:w="2404" w:type="pct"/>
             <w:tcBorders>
               <w:top w:val="single" w:sz="1" w:space="0" w:color="BDC3C7"/>
               <w:left w:val="single" w:sz="1" w:space="0" w:color="BDC3C7"/>
@@ -1193,7 +1210,7 @@
         </w:tc>
         <w:tc>
           <w:tcPr>
-            <w:tcW w:w="4860" w:type="dxa"/>
+            <w:tcW w:w="2596" w:type="pct"/>
             <w:tcBorders>
               <w:top w:val="single" w:sz="1" w:space="0" w:color="BDC3C7"/>
               <w:left w:val="single" w:sz="1" w:space="0" w:color="BDC3C7"/>
@@ -1221,15 +1238,9 @@
         </w:tc>
       </w:tr>
       <w:tr>
-        <w:tblPrEx>
-          <w:tblCellMar>
-            <w:top w:w="0" w:type="dxa"/>
-            <w:bottom w:w="0" w:type="dxa"/>
-          </w:tblCellMar>
-        </w:tblPrEx>
         <w:tc>
           <w:tcPr>
-            <w:tcW w:w="4500" w:type="dxa"/>
+            <w:tcW w:w="2404" w:type="pct"/>
             <w:tcBorders>
               <w:top w:val="single" w:sz="1" w:space="0" w:color="BDC3C7"/>
               <w:left w:val="single" w:sz="1" w:space="0" w:color="BDC3C7"/>
@@ -1257,7 +1268,7 @@
         </w:tc>
         <w:tc>
           <w:tcPr>
-            <w:tcW w:w="4860" w:type="dxa"/>
+            <w:tcW w:w="2596" w:type="pct"/>
             <w:tcBorders>
               <w:top w:val="single" w:sz="1" w:space="0" w:color="BDC3C7"/>
               <w:left w:val="single" w:sz="1" w:space="0" w:color="BDC3C7"/>
@@ -1285,15 +1296,9 @@
         </w:tc>
       </w:tr>
       <w:tr>
-        <w:tblPrEx>
-          <w:tblCellMar>
-            <w:top w:w="0" w:type="dxa"/>
-            <w:bottom w:w="0" w:type="dxa"/>
-          </w:tblCellMar>
-        </w:tblPrEx>
         <w:tc>
           <w:tcPr>
-            <w:tcW w:w="4500" w:type="dxa"/>
+            <w:tcW w:w="2404" w:type="pct"/>
             <w:tcBorders>
               <w:top w:val="single" w:sz="1" w:space="0" w:color="BDC3C7"/>
               <w:left w:val="single" w:sz="1" w:space="0" w:color="BDC3C7"/>
@@ -1321,7 +1326,7 @@
         </w:tc>
         <w:tc>
           <w:tcPr>
-            <w:tcW w:w="4860" w:type="dxa"/>
+            <w:tcW w:w="2596" w:type="pct"/>
             <w:tcBorders>
               <w:top w:val="single" w:sz="1" w:space="0" w:color="BDC3C7"/>
               <w:left w:val="single" w:sz="1" w:space="0" w:color="BDC3C7"/>
@@ -1349,15 +1354,9 @@
         </w:tc>
       </w:tr>
       <w:tr>
-        <w:tblPrEx>
-          <w:tblCellMar>
-            <w:top w:w="0" w:type="dxa"/>
-            <w:bottom w:w="0" w:type="dxa"/>
-          </w:tblCellMar>
-        </w:tblPrEx>
         <w:tc>
           <w:tcPr>
-            <w:tcW w:w="4500" w:type="dxa"/>
+            <w:tcW w:w="2404" w:type="pct"/>
             <w:tcBorders>
               <w:top w:val="single" w:sz="1" w:space="0" w:color="BDC3C7"/>
               <w:left w:val="single" w:sz="1" w:space="0" w:color="BDC3C7"/>
@@ -1385,7 +1384,7 @@
         </w:tc>
         <w:tc>
           <w:tcPr>
-            <w:tcW w:w="4860" w:type="dxa"/>
+            <w:tcW w:w="2596" w:type="pct"/>
             <w:tcBorders>
               <w:top w:val="single" w:sz="1" w:space="0" w:color="BDC3C7"/>
               <w:left w:val="single" w:sz="1" w:space="0" w:color="BDC3C7"/>
@@ -1413,15 +1412,9 @@
         </w:tc>
       </w:tr>
       <w:tr>
-        <w:tblPrEx>
-          <w:tblCellMar>
-            <w:top w:w="0" w:type="dxa"/>
-            <w:bottom w:w="0" w:type="dxa"/>
-          </w:tblCellMar>
-        </w:tblPrEx>
         <w:tc>
           <w:tcPr>
-            <w:tcW w:w="4500" w:type="dxa"/>
+            <w:tcW w:w="2404" w:type="pct"/>
             <w:tcBorders>
               <w:top w:val="single" w:sz="1" w:space="0" w:color="BDC3C7"/>
               <w:left w:val="single" w:sz="1" w:space="0" w:color="BDC3C7"/>
@@ -1449,7 +1442,7 @@
         </w:tc>
         <w:tc>
           <w:tcPr>
-            <w:tcW w:w="4860" w:type="dxa"/>
+            <w:tcW w:w="2596" w:type="pct"/>
             <w:tcBorders>
               <w:top w:val="single" w:sz="1" w:space="0" w:color="BDC3C7"/>
               <w:left w:val="single" w:sz="1" w:space="0" w:color="BDC3C7"/>
@@ -1477,15 +1470,9 @@
         </w:tc>
       </w:tr>
       <w:tr>
-        <w:tblPrEx>
-          <w:tblCellMar>
-            <w:top w:w="0" w:type="dxa"/>
-            <w:bottom w:w="0" w:type="dxa"/>
-          </w:tblCellMar>
-        </w:tblPrEx>
         <w:tc>
           <w:tcPr>
-            <w:tcW w:w="4500" w:type="dxa"/>
+            <w:tcW w:w="2404" w:type="pct"/>
             <w:tcBorders>
               <w:top w:val="single" w:sz="1" w:space="0" w:color="BDC3C7"/>
               <w:left w:val="single" w:sz="1" w:space="0" w:color="BDC3C7"/>
@@ -1513,7 +1500,7 @@
         </w:tc>
         <w:tc>
           <w:tcPr>
-            <w:tcW w:w="4860" w:type="dxa"/>
+            <w:tcW w:w="2596" w:type="pct"/>
             <w:tcBorders>
               <w:top w:val="single" w:sz="1" w:space="0" w:color="BDC3C7"/>
               <w:left w:val="single" w:sz="1" w:space="0" w:color="BDC3C7"/>
@@ -1541,15 +1528,9 @@
         </w:tc>
       </w:tr>
       <w:tr>
-        <w:tblPrEx>
-          <w:tblCellMar>
-            <w:top w:w="0" w:type="dxa"/>
-            <w:bottom w:w="0" w:type="dxa"/>
-          </w:tblCellMar>
-        </w:tblPrEx>
         <w:tc>
           <w:tcPr>
-            <w:tcW w:w="4500" w:type="dxa"/>
+            <w:tcW w:w="2404" w:type="pct"/>
             <w:tcBorders>
               <w:top w:val="single" w:sz="1" w:space="0" w:color="BDC3C7"/>
               <w:left w:val="single" w:sz="1" w:space="0" w:color="BDC3C7"/>
@@ -1577,7 +1558,7 @@
         </w:tc>
         <w:tc>
           <w:tcPr>
-            <w:tcW w:w="4860" w:type="dxa"/>
+            <w:tcW w:w="2596" w:type="pct"/>
             <w:tcBorders>
               <w:top w:val="single" w:sz="1" w:space="0" w:color="BDC3C7"/>
               <w:left w:val="single" w:sz="1" w:space="0" w:color="BDC3C7"/>
@@ -1606,13 +1587,962 @@
       </w:tr>
     </w:tbl>
     <w:p>
-      <w:r>
-        <w:br w:type="page"/>
+      <w:pPr>
+        <w:spacing w:line="360" w:lineRule="auto"/>
+        <w:ind w:left="360"/>
+        <w:jc w:val="both"/>
+        <w:rPr>
+          <w:sz w:val="24"/>
+          <w:szCs w:val="24"/>
+        </w:rPr>
+      </w:pPr>
+    </w:p>
+    <w:p>
+      <w:pPr>
+        <w:pStyle w:val="Prrafodelista"/>
+        <w:numPr>
+          <w:ilvl w:val="0"/>
+          <w:numId w:val="4"/>
+        </w:numPr>
+        <w:spacing w:line="360" w:lineRule="auto"/>
+        <w:jc w:val="both"/>
+        <w:rPr>
+          <w:b/>
+          <w:bCs/>
+          <w:sz w:val="24"/>
+          <w:szCs w:val="24"/>
+        </w:rPr>
+      </w:pPr>
+      <w:r>
+        <w:rPr>
+          <w:b/>
+          <w:bCs/>
+          <w:sz w:val="24"/>
+          <w:szCs w:val="24"/>
+        </w:rPr>
+        <w:lastRenderedPageBreak/>
+        <w:t>Metodología</w:t>
+      </w:r>
+    </w:p>
+    <w:p>
+      <w:pPr>
+        <w:spacing w:line="360" w:lineRule="auto"/>
+        <w:jc w:val="both"/>
+        <w:rPr>
+          <w:sz w:val="24"/>
+          <w:szCs w:val="24"/>
+        </w:rPr>
+      </w:pPr>
+      <w:r>
+        <w:rPr>
+          <w:sz w:val="24"/>
+          <w:szCs w:val="24"/>
+        </w:rPr>
+        <w:t>El análisis siguió un proceso estructurado de ciencia de datos en cuatro fases. Es importante destacar que el objetivo no era predecir cuántas unidades de cada producto se vendían (esa variable es casi siempre 1 por pedido), sino predecir el total de ventas diarias en pesos colombianos, que es lo que permite gestionar el inventario y los recursos operativos.</w:t>
+      </w:r>
+    </w:p>
+    <w:p>
+      <w:pPr>
+        <w:spacing w:line="360" w:lineRule="auto"/>
+        <w:jc w:val="both"/>
+        <w:rPr>
+          <w:sz w:val="24"/>
+          <w:szCs w:val="24"/>
+        </w:rPr>
+      </w:pPr>
+    </w:p>
+    <w:p>
+      <w:pPr>
+        <w:spacing w:line="360" w:lineRule="auto"/>
+        <w:jc w:val="both"/>
+        <w:rPr>
+          <w:sz w:val="24"/>
+          <w:szCs w:val="24"/>
+        </w:rPr>
+      </w:pPr>
+      <w:r>
+        <w:rPr>
+          <w:b/>
+          <w:bCs/>
+          <w:sz w:val="24"/>
+          <w:szCs w:val="24"/>
+        </w:rPr>
+        <w:t>Fase 1</w:t>
+      </w:r>
+      <w:r>
+        <w:rPr>
+          <w:sz w:val="24"/>
+          <w:szCs w:val="24"/>
+        </w:rPr>
+        <w:t>: c</w:t>
+      </w:r>
+      <w:r>
+        <w:rPr>
+          <w:sz w:val="24"/>
+          <w:szCs w:val="24"/>
+        </w:rPr>
+        <w:t>omprensión y limpieza de datos</w:t>
+      </w:r>
+    </w:p>
+    <w:p>
+      <w:pPr>
+        <w:spacing w:line="360" w:lineRule="auto"/>
+        <w:jc w:val="both"/>
+        <w:rPr>
+          <w:sz w:val="24"/>
+          <w:szCs w:val="24"/>
+        </w:rPr>
+      </w:pPr>
+      <w:r>
+        <w:rPr>
+          <w:sz w:val="24"/>
+          <w:szCs w:val="24"/>
+        </w:rPr>
+        <w:t>Se integraron 6 bases de datos con información de ventas, productos, descuentos y comportamiento temporal. Los datos de precio estaban en formato europeo (1.234,56 COP) y debieron convertirse al formato estándar. El 21.3% de los registros habían sido enriquecidos con inteligencia artificial para completar campos faltantes.</w:t>
+      </w:r>
+    </w:p>
+    <w:p>
+      <w:pPr>
+        <w:spacing w:line="360" w:lineRule="auto"/>
+        <w:jc w:val="both"/>
+        <w:rPr>
+          <w:sz w:val="24"/>
+          <w:szCs w:val="24"/>
+        </w:rPr>
+      </w:pPr>
+    </w:p>
+    <w:p>
+      <w:pPr>
+        <w:spacing w:line="360" w:lineRule="auto"/>
+        <w:jc w:val="both"/>
+        <w:rPr>
+          <w:sz w:val="24"/>
+          <w:szCs w:val="24"/>
+        </w:rPr>
+      </w:pPr>
+      <w:r>
+        <w:rPr>
+          <w:b/>
+          <w:bCs/>
+          <w:sz w:val="24"/>
+          <w:szCs w:val="24"/>
+        </w:rPr>
+        <w:t>Fase 2</w:t>
+      </w:r>
+      <w:r>
+        <w:rPr>
+          <w:sz w:val="24"/>
+          <w:szCs w:val="24"/>
+        </w:rPr>
+        <w:t>: s</w:t>
+      </w:r>
+      <w:r>
+        <w:rPr>
+          <w:sz w:val="24"/>
+          <w:szCs w:val="24"/>
+        </w:rPr>
+        <w:t>elección de variable objetivo</w:t>
+      </w:r>
+    </w:p>
+    <w:p>
+      <w:pPr>
+        <w:spacing w:line="360" w:lineRule="auto"/>
+        <w:jc w:val="both"/>
+        <w:rPr>
+          <w:sz w:val="24"/>
+          <w:szCs w:val="24"/>
+        </w:rPr>
+      </w:pPr>
+      <w:r>
+        <w:rPr>
+          <w:sz w:val="24"/>
+          <w:szCs w:val="24"/>
+        </w:rPr>
+        <w:t xml:space="preserve">La variable "cantidad por orden" fue descartada como objetivo: el 97.2% de los pedidos son de exactamente 1 unidad (rango 1-4, promedio 1.03). Predecirla sería lo mismo que decir siempre "1", sin ningún valor práctico. Se optó por predecir las ventas totales diarias en COP, usando el </w:t>
+      </w:r>
+      <w:proofErr w:type="spellStart"/>
+      <w:r>
+        <w:rPr>
+          <w:sz w:val="24"/>
+          <w:szCs w:val="24"/>
+        </w:rPr>
+        <w:t>dataset</w:t>
+      </w:r>
+      <w:proofErr w:type="spellEnd"/>
+      <w:r>
+        <w:rPr>
+          <w:sz w:val="24"/>
+          <w:szCs w:val="24"/>
+        </w:rPr>
+        <w:t xml:space="preserve"> de 782 días continuos de Shopify.</w:t>
+      </w:r>
+    </w:p>
+    <w:p>
+      <w:pPr>
+        <w:spacing w:line="360" w:lineRule="auto"/>
+        <w:jc w:val="both"/>
+        <w:rPr>
+          <w:sz w:val="24"/>
+          <w:szCs w:val="24"/>
+        </w:rPr>
+      </w:pPr>
+    </w:p>
+    <w:p>
+      <w:pPr>
+        <w:spacing w:line="360" w:lineRule="auto"/>
+        <w:jc w:val="both"/>
+        <w:rPr>
+          <w:sz w:val="24"/>
+          <w:szCs w:val="24"/>
+        </w:rPr>
+      </w:pPr>
+      <w:r>
+        <w:rPr>
+          <w:b/>
+          <w:bCs/>
+          <w:sz w:val="24"/>
+          <w:szCs w:val="24"/>
+        </w:rPr>
+        <w:t>Fase 3</w:t>
+      </w:r>
+      <w:r>
+        <w:rPr>
+          <w:b/>
+          <w:bCs/>
+          <w:sz w:val="24"/>
+          <w:szCs w:val="24"/>
+        </w:rPr>
+        <w:t>:</w:t>
+      </w:r>
+      <w:r>
+        <w:rPr>
+          <w:sz w:val="24"/>
+          <w:szCs w:val="24"/>
+        </w:rPr>
+        <w:t xml:space="preserve"> </w:t>
+      </w:r>
+      <w:r>
+        <w:rPr>
+          <w:sz w:val="24"/>
+          <w:szCs w:val="24"/>
+        </w:rPr>
+        <w:t>c</w:t>
+      </w:r>
+      <w:r>
+        <w:rPr>
+          <w:sz w:val="24"/>
+          <w:szCs w:val="24"/>
+        </w:rPr>
+        <w:t>onstrucción y comparación de modelos</w:t>
+      </w:r>
+    </w:p>
+    <w:p>
+      <w:pPr>
+        <w:spacing w:line="360" w:lineRule="auto"/>
+        <w:jc w:val="both"/>
+        <w:rPr>
+          <w:sz w:val="24"/>
+          <w:szCs w:val="24"/>
+        </w:rPr>
+      </w:pPr>
+      <w:r>
+        <w:rPr>
+          <w:sz w:val="24"/>
+          <w:szCs w:val="24"/>
+        </w:rPr>
+        <w:t>Se entrenaron cinco modelos distintos, cada uno con un enfoque diferente:</w:t>
+      </w:r>
+    </w:p>
+    <w:p>
+      <w:pPr>
+        <w:spacing w:line="360" w:lineRule="auto"/>
+        <w:jc w:val="both"/>
+        <w:rPr>
+          <w:sz w:val="24"/>
+          <w:szCs w:val="24"/>
+        </w:rPr>
+      </w:pPr>
+    </w:p>
+    <w:p>
+      <w:pPr>
+        <w:pStyle w:val="Prrafodelista"/>
+        <w:numPr>
+          <w:ilvl w:val="0"/>
+          <w:numId w:val="5"/>
+        </w:numPr>
+        <w:spacing w:line="360" w:lineRule="auto"/>
+        <w:jc w:val="both"/>
+        <w:rPr>
+          <w:sz w:val="24"/>
+          <w:szCs w:val="24"/>
+        </w:rPr>
+      </w:pPr>
+      <w:r>
+        <w:rPr>
+          <w:b/>
+          <w:bCs/>
+          <w:sz w:val="24"/>
+          <w:szCs w:val="24"/>
+        </w:rPr>
+        <w:t>Regresión Lineal Simple:</w:t>
+      </w:r>
+      <w:r>
+        <w:rPr>
+          <w:sz w:val="24"/>
+          <w:szCs w:val="24"/>
+        </w:rPr>
+        <w:t xml:space="preserve"> usa solo el número de pedidos. Fácil de interpretar.</w:t>
+      </w:r>
+    </w:p>
+    <w:p>
+      <w:pPr>
+        <w:pStyle w:val="Prrafodelista"/>
+        <w:numPr>
+          <w:ilvl w:val="0"/>
+          <w:numId w:val="5"/>
+        </w:numPr>
+        <w:spacing w:line="360" w:lineRule="auto"/>
+        <w:jc w:val="both"/>
+        <w:rPr>
+          <w:sz w:val="24"/>
+          <w:szCs w:val="24"/>
+        </w:rPr>
+      </w:pPr>
+      <w:r>
+        <w:rPr>
+          <w:b/>
+          <w:bCs/>
+          <w:sz w:val="24"/>
+          <w:szCs w:val="24"/>
+        </w:rPr>
+        <w:t>Regresión Lineal Múltiple:</w:t>
+      </w:r>
+      <w:r>
+        <w:rPr>
+          <w:sz w:val="24"/>
+          <w:szCs w:val="24"/>
+        </w:rPr>
+        <w:t xml:space="preserve"> usa 14 variables simultáneamente. Más </w:t>
+      </w:r>
+      <w:proofErr w:type="gramStart"/>
+      <w:r>
+        <w:rPr>
+          <w:sz w:val="24"/>
+          <w:szCs w:val="24"/>
+        </w:rPr>
+        <w:t>completa</w:t>
+      </w:r>
+      <w:proofErr w:type="gramEnd"/>
+      <w:r>
+        <w:rPr>
+          <w:sz w:val="24"/>
+          <w:szCs w:val="24"/>
+        </w:rPr>
+        <w:t xml:space="preserve"> pero asume relaciones fijas.</w:t>
+      </w:r>
+    </w:p>
+    <w:p>
+      <w:pPr>
+        <w:pStyle w:val="Prrafodelista"/>
+        <w:numPr>
+          <w:ilvl w:val="0"/>
+          <w:numId w:val="5"/>
+        </w:numPr>
+        <w:spacing w:line="360" w:lineRule="auto"/>
+        <w:jc w:val="both"/>
+        <w:rPr>
+          <w:sz w:val="24"/>
+          <w:szCs w:val="24"/>
+        </w:rPr>
+      </w:pPr>
+      <w:r>
+        <w:rPr>
+          <w:b/>
+          <w:bCs/>
+          <w:sz w:val="24"/>
+          <w:szCs w:val="24"/>
+        </w:rPr>
+        <w:t>Árbol de Decisión:</w:t>
+      </w:r>
+      <w:r>
+        <w:rPr>
+          <w:sz w:val="24"/>
+          <w:szCs w:val="24"/>
+        </w:rPr>
+        <w:t xml:space="preserve"> usa preguntas sucesivas tipo "¿pedidos &gt; 5?". Intuitivo pero propenso a memorizar datos.</w:t>
+      </w:r>
+    </w:p>
+    <w:p>
+      <w:pPr>
+        <w:pStyle w:val="Prrafodelista"/>
+        <w:numPr>
+          <w:ilvl w:val="0"/>
+          <w:numId w:val="5"/>
+        </w:numPr>
+        <w:spacing w:line="360" w:lineRule="auto"/>
+        <w:jc w:val="both"/>
+        <w:rPr>
+          <w:sz w:val="24"/>
+          <w:szCs w:val="24"/>
+        </w:rPr>
+      </w:pPr>
+      <w:r>
+        <w:rPr>
+          <w:b/>
+          <w:bCs/>
+          <w:sz w:val="24"/>
+          <w:szCs w:val="24"/>
+        </w:rPr>
+        <w:t>Random Forest:</w:t>
+      </w:r>
+      <w:r>
+        <w:rPr>
+          <w:sz w:val="24"/>
+          <w:szCs w:val="24"/>
+        </w:rPr>
+        <w:t xml:space="preserve"> combina cientos de árboles de decisión para mayor robustez.</w:t>
+      </w:r>
+    </w:p>
+    <w:p>
+      <w:pPr>
+        <w:pStyle w:val="Prrafodelista"/>
+        <w:numPr>
+          <w:ilvl w:val="0"/>
+          <w:numId w:val="5"/>
+        </w:numPr>
+        <w:spacing w:line="360" w:lineRule="auto"/>
+        <w:jc w:val="both"/>
+        <w:rPr>
+          <w:sz w:val="24"/>
+          <w:szCs w:val="24"/>
+        </w:rPr>
+      </w:pPr>
+      <w:r>
+        <w:rPr>
+          <w:b/>
+          <w:bCs/>
+          <w:sz w:val="24"/>
+          <w:szCs w:val="24"/>
+        </w:rPr>
+        <w:t>Gradient Boosting:</w:t>
+      </w:r>
+      <w:r>
+        <w:rPr>
+          <w:sz w:val="24"/>
+          <w:szCs w:val="24"/>
+        </w:rPr>
+        <w:t xml:space="preserve"> aprende de sus errores progresivamente. El más preciso en este análisis.</w:t>
+      </w:r>
+    </w:p>
+    <w:p>
+      <w:pPr>
+        <w:spacing w:line="360" w:lineRule="auto"/>
+        <w:jc w:val="both"/>
+        <w:rPr>
+          <w:sz w:val="24"/>
+          <w:szCs w:val="24"/>
+        </w:rPr>
+      </w:pPr>
+    </w:p>
+    <w:p>
+      <w:pPr>
+        <w:spacing w:line="360" w:lineRule="auto"/>
+        <w:jc w:val="both"/>
+        <w:rPr>
+          <w:sz w:val="24"/>
+          <w:szCs w:val="24"/>
+        </w:rPr>
+      </w:pPr>
+      <w:r>
+        <w:rPr>
+          <w:b/>
+          <w:bCs/>
+          <w:sz w:val="24"/>
+          <w:szCs w:val="24"/>
+        </w:rPr>
+        <w:lastRenderedPageBreak/>
+        <w:t>Fase 4</w:t>
+      </w:r>
+      <w:r>
+        <w:rPr>
+          <w:b/>
+          <w:bCs/>
+          <w:sz w:val="24"/>
+          <w:szCs w:val="24"/>
+        </w:rPr>
+        <w:t>:</w:t>
+      </w:r>
+      <w:r>
+        <w:rPr>
+          <w:sz w:val="24"/>
+          <w:szCs w:val="24"/>
+        </w:rPr>
+        <w:t xml:space="preserve"> </w:t>
+      </w:r>
+      <w:r>
+        <w:rPr>
+          <w:sz w:val="24"/>
+          <w:szCs w:val="24"/>
+        </w:rPr>
+        <w:t>v</w:t>
+      </w:r>
+      <w:r>
+        <w:rPr>
+          <w:sz w:val="24"/>
+          <w:szCs w:val="24"/>
+        </w:rPr>
+        <w:t>alidación y selección</w:t>
+      </w:r>
+    </w:p>
+    <w:p>
+      <w:pPr>
+        <w:spacing w:line="360" w:lineRule="auto"/>
+        <w:jc w:val="both"/>
+        <w:rPr>
+          <w:sz w:val="24"/>
+          <w:szCs w:val="24"/>
+        </w:rPr>
+      </w:pPr>
+      <w:r>
+        <w:rPr>
+          <w:sz w:val="24"/>
+          <w:szCs w:val="24"/>
+        </w:rPr>
+        <w:t xml:space="preserve">Para evitar que el modelo </w:t>
+      </w:r>
+      <w:r>
+        <w:rPr>
+          <w:b/>
+          <w:bCs/>
+          <w:i/>
+          <w:iCs/>
+          <w:sz w:val="24"/>
+          <w:szCs w:val="24"/>
+        </w:rPr>
+        <w:t>"memorice"</w:t>
+      </w:r>
+      <w:r>
+        <w:rPr>
+          <w:sz w:val="24"/>
+          <w:szCs w:val="24"/>
+        </w:rPr>
+        <w:t xml:space="preserve"> los datos históricos sin aprender patrones reales, se utilizó validación cruzada de 5 grupos (CV-5): el </w:t>
+      </w:r>
+      <w:proofErr w:type="spellStart"/>
+      <w:r>
+        <w:rPr>
+          <w:sz w:val="24"/>
+          <w:szCs w:val="24"/>
+        </w:rPr>
+        <w:t>dataset</w:t>
+      </w:r>
+      <w:proofErr w:type="spellEnd"/>
+      <w:r>
+        <w:rPr>
+          <w:sz w:val="24"/>
+          <w:szCs w:val="24"/>
+        </w:rPr>
+        <w:t xml:space="preserve"> se dividió 5 veces en diferentes combinaciones de entrenamiento y prueba. El modelo que mantuvo la mayor precisión promedio en todos los grupos fue seleccionado.</w:t>
+      </w:r>
+    </w:p>
+    <w:p>
+      <w:pPr>
+        <w:pStyle w:val="Prrafodelista"/>
+        <w:spacing w:line="360" w:lineRule="auto"/>
+        <w:jc w:val="both"/>
+        <w:rPr>
+          <w:sz w:val="24"/>
+          <w:szCs w:val="24"/>
+        </w:rPr>
+      </w:pPr>
+    </w:p>
+    <w:p>
+      <w:pPr>
+        <w:spacing w:line="360" w:lineRule="auto"/>
+        <w:jc w:val="both"/>
+        <w:rPr>
+          <w:sz w:val="24"/>
+          <w:szCs w:val="24"/>
+        </w:rPr>
+      </w:pPr>
+      <w:r>
+        <w:rPr>
+          <w:b/>
+          <w:bCs/>
+          <w:sz w:val="24"/>
+          <w:szCs w:val="24"/>
+        </w:rPr>
+        <w:t>Nota técnica:</w:t>
+      </w:r>
+      <w:r>
+        <w:rPr>
+          <w:sz w:val="24"/>
+          <w:szCs w:val="24"/>
+        </w:rPr>
+        <w:t xml:space="preserve"> R² es el porcentaje de variabilidad de las ventas que el modelo logra explicar. Un R² del 85.69% significa que el modelo captura 85.7 de cada 100 pesos de variación en ventas. El MAE (Error Absoluto Medio) es el monto en COP que el modelo se equivoca en promedio cada día.</w:t>
+      </w:r>
+    </w:p>
+    <w:p>
+      <w:pPr>
+        <w:pStyle w:val="Prrafodelista"/>
+        <w:rPr>
+          <w:b/>
+          <w:bCs/>
+          <w:sz w:val="24"/>
+          <w:szCs w:val="24"/>
+        </w:rPr>
+      </w:pPr>
+    </w:p>
+    <w:p>
+      <w:pPr>
+        <w:pStyle w:val="Prrafodelista"/>
+        <w:numPr>
+          <w:ilvl w:val="0"/>
+          <w:numId w:val="4"/>
+        </w:numPr>
+        <w:spacing w:line="360" w:lineRule="auto"/>
+        <w:jc w:val="both"/>
+        <w:rPr>
+          <w:b/>
+          <w:bCs/>
+          <w:sz w:val="24"/>
+          <w:szCs w:val="24"/>
+        </w:rPr>
+      </w:pPr>
+      <w:r>
+        <w:rPr>
+          <w:b/>
+          <w:bCs/>
+          <w:sz w:val="24"/>
+          <w:szCs w:val="24"/>
+        </w:rPr>
+        <w:t>Resultados principales</w:t>
+      </w:r>
+    </w:p>
+    <w:p>
+      <w:pPr>
+        <w:spacing w:line="360" w:lineRule="auto"/>
+        <w:jc w:val="both"/>
+        <w:rPr>
+          <w:b/>
+          <w:bCs/>
+          <w:sz w:val="24"/>
+          <w:szCs w:val="24"/>
+        </w:rPr>
+      </w:pPr>
+    </w:p>
+    <w:p>
+      <w:pPr>
+        <w:spacing w:line="360" w:lineRule="auto"/>
+        <w:jc w:val="both"/>
+        <w:rPr>
+          <w:sz w:val="24"/>
+          <w:szCs w:val="24"/>
+        </w:rPr>
+      </w:pPr>
+      <w:r>
+        <w:rPr>
+          <w:b/>
+          <w:bCs/>
+          <w:sz w:val="24"/>
+          <w:szCs w:val="24"/>
+        </w:rPr>
+        <w:t>Hallazgo 1</w:t>
+      </w:r>
+      <w:r>
+        <w:rPr>
+          <w:b/>
+          <w:bCs/>
+          <w:sz w:val="24"/>
+          <w:szCs w:val="24"/>
+        </w:rPr>
+        <w:t>:</w:t>
+      </w:r>
+      <w:r>
+        <w:rPr>
+          <w:b/>
+          <w:bCs/>
+          <w:sz w:val="24"/>
+          <w:szCs w:val="24"/>
+        </w:rPr>
+        <w:t xml:space="preserve"> </w:t>
+      </w:r>
+      <w:r>
+        <w:rPr>
+          <w:sz w:val="24"/>
+          <w:szCs w:val="24"/>
+        </w:rPr>
+        <w:t>l</w:t>
+      </w:r>
+      <w:r>
+        <w:rPr>
+          <w:sz w:val="24"/>
+          <w:szCs w:val="24"/>
+        </w:rPr>
+        <w:t>as ventas son altamente estacionales y predecibles</w:t>
+      </w:r>
+      <w:r>
+        <w:rPr>
+          <w:sz w:val="24"/>
+          <w:szCs w:val="24"/>
+        </w:rPr>
+        <w:t>.</w:t>
+      </w:r>
+    </w:p>
+    <w:p>
+      <w:pPr>
+        <w:spacing w:line="360" w:lineRule="auto"/>
+        <w:jc w:val="both"/>
+        <w:rPr>
+          <w:sz w:val="24"/>
+          <w:szCs w:val="24"/>
+        </w:rPr>
+      </w:pPr>
+    </w:p>
+    <w:p>
+      <w:pPr>
+        <w:spacing w:line="360" w:lineRule="auto"/>
+        <w:jc w:val="both"/>
+        <w:rPr>
+          <w:sz w:val="24"/>
+          <w:szCs w:val="24"/>
+        </w:rPr>
+      </w:pPr>
+      <w:r>
+        <w:rPr>
+          <w:sz w:val="24"/>
+          <w:szCs w:val="24"/>
+        </w:rPr>
+        <w:t>Durante los 29 meses analizados, las ventas mostraron picos consistentes ligados al calendario ciclístico: junio (Tour de Francia), abril y agosto concentran los meses de mayor ingreso. El mes de mayor venta fue junio 2024 con $82 millones COP</w:t>
+      </w:r>
+      <w:r>
+        <w:rPr>
+          <w:sz w:val="24"/>
+          <w:szCs w:val="24"/>
+        </w:rPr>
+        <w:t xml:space="preserve"> -</w:t>
+      </w:r>
+      <w:r>
+        <w:rPr>
+          <w:sz w:val="24"/>
+          <w:szCs w:val="24"/>
+        </w:rPr>
+        <w:t>seis veces el promedio mensual, seguido por abril 2024 con $48 millones</w:t>
+      </w:r>
+      <w:r>
+        <w:rPr>
+          <w:sz w:val="24"/>
+          <w:szCs w:val="24"/>
+        </w:rPr>
+        <w:t>, 3.5 veces el promedio mensual</w:t>
+      </w:r>
+      <w:r>
+        <w:rPr>
+          <w:sz w:val="24"/>
+          <w:szCs w:val="24"/>
+        </w:rPr>
+        <w:t>. La desviación estándar mensual ($16.6M) supera la media ($13.7M), lo que confirma que el negocio no es uniforme y requiere planificación diferenciada por temporada.</w:t>
+      </w:r>
+    </w:p>
+    <w:p>
+      <w:pPr>
+        <w:spacing w:line="360" w:lineRule="auto"/>
+        <w:jc w:val="both"/>
+        <w:rPr>
+          <w:sz w:val="24"/>
+          <w:szCs w:val="24"/>
+        </w:rPr>
+      </w:pPr>
+    </w:p>
+    <w:p>
+      <w:pPr>
+        <w:spacing w:line="360" w:lineRule="auto"/>
+        <w:jc w:val="center"/>
+        <w:rPr>
+          <w:sz w:val="24"/>
+          <w:szCs w:val="24"/>
+        </w:rPr>
+      </w:pPr>
+      <w:r>
+        <w:rPr>
+          <w:sz w:val="24"/>
+          <w:szCs w:val="24"/>
+        </w:rPr>
+        <w:drawing>
+          <wp:inline distT="0" distB="0" distL="0" distR="0" wp14:anchorId="5D74F60A" wp14:editId="4AC7A287">
+            <wp:extent cx="5152808" cy="2251075"/>
+            <wp:effectExtent l="0" t="0" r="0" b="0"/>
+            <wp:docPr id="248291466" name="Imagen 1"/>
+            <wp:cNvGraphicFramePr>
+              <a:graphicFrameLocks xmlns:a="http://schemas.openxmlformats.org/drawingml/2006/main" noChangeAspect="1"/>
+            </wp:cNvGraphicFramePr>
+            <a:graphic xmlns:a="http://schemas.openxmlformats.org/drawingml/2006/main">
+              <a:graphicData uri="http://schemas.openxmlformats.org/drawingml/2006/picture">
+                <pic:pic xmlns:pic="http://schemas.openxmlformats.org/drawingml/2006/picture">
+                  <pic:nvPicPr>
+                    <pic:cNvPr id="248291466" name=""/>
+                    <pic:cNvPicPr/>
+                  </pic:nvPicPr>
+                  <pic:blipFill>
+                    <a:blip r:embed="rId9"/>
+                    <a:stretch>
+                      <a:fillRect/>
+                    </a:stretch>
+                  </pic:blipFill>
+                  <pic:spPr>
+                    <a:xfrm>
+                      <a:off x="0" y="0"/>
+                      <a:ext cx="5152808" cy="2251075"/>
+                    </a:xfrm>
+                    <a:prstGeom prst="rect">
+                      <a:avLst/>
+                    </a:prstGeom>
+                  </pic:spPr>
+                </pic:pic>
+              </a:graphicData>
+            </a:graphic>
+          </wp:inline>
+        </w:drawing>
+      </w:r>
+    </w:p>
+    <w:p>
+      <w:pPr>
+        <w:spacing w:line="360" w:lineRule="auto"/>
+        <w:jc w:val="both"/>
+        <w:rPr>
+          <w:sz w:val="24"/>
+          <w:szCs w:val="24"/>
+        </w:rPr>
+      </w:pPr>
+      <w:r>
+        <w:rPr>
+          <w:b/>
+          <w:bCs/>
+          <w:sz w:val="24"/>
+          <w:szCs w:val="24"/>
+        </w:rPr>
+        <w:lastRenderedPageBreak/>
+        <w:t>Hallazgo 2</w:t>
+      </w:r>
+      <w:r>
+        <w:rPr>
+          <w:b/>
+          <w:bCs/>
+          <w:sz w:val="24"/>
+          <w:szCs w:val="24"/>
+        </w:rPr>
+        <w:t>:</w:t>
+      </w:r>
+      <w:r>
+        <w:rPr>
+          <w:sz w:val="24"/>
+          <w:szCs w:val="24"/>
+        </w:rPr>
+        <w:t xml:space="preserve"> Gradient Boosting supera a todos los demás modelos</w:t>
+      </w:r>
+      <w:r>
+        <w:rPr>
+          <w:sz w:val="24"/>
+          <w:szCs w:val="24"/>
+        </w:rPr>
+        <w:t>.</w:t>
+      </w:r>
+    </w:p>
+    <w:p>
+      <w:pPr>
+        <w:spacing w:line="360" w:lineRule="auto"/>
+        <w:jc w:val="both"/>
+        <w:rPr>
+          <w:sz w:val="24"/>
+          <w:szCs w:val="24"/>
+        </w:rPr>
+      </w:pPr>
+    </w:p>
+    <w:p>
+      <w:pPr>
+        <w:spacing w:line="360" w:lineRule="auto"/>
+        <w:jc w:val="both"/>
+        <w:rPr>
+          <w:sz w:val="24"/>
+          <w:szCs w:val="24"/>
+        </w:rPr>
+      </w:pPr>
+      <w:r>
+        <w:rPr>
+          <w:sz w:val="24"/>
+          <w:szCs w:val="24"/>
+        </w:rPr>
+        <w:t>El modelo Gradient Boosting obtuvo el mejor desempeño en todas las métricas relevantes. Su error diario promedio de $102,064 COP representa una mejora del 40% frente a la regresión lineal simple ($169,906 COP). En validación cruzada la prueba más exigente</w:t>
+      </w:r>
+      <w:r>
+        <w:rPr>
+          <w:sz w:val="24"/>
+          <w:szCs w:val="24"/>
+        </w:rPr>
+        <w:t xml:space="preserve"> a</w:t>
+      </w:r>
+      <w:r>
+        <w:rPr>
+          <w:sz w:val="24"/>
+          <w:szCs w:val="24"/>
+        </w:rPr>
+        <w:t>lcanzó un R² del 85.69%, frente al 79.59% de la regresión lineal.</w:t>
+      </w:r>
+    </w:p>
+    <w:p>
+      <w:pPr>
+        <w:spacing w:line="360" w:lineRule="auto"/>
+        <w:jc w:val="center"/>
+        <w:rPr>
+          <w:sz w:val="24"/>
+          <w:szCs w:val="24"/>
+        </w:rPr>
+      </w:pPr>
+      <w:r>
+        <w:rPr>
+          <w:sz w:val="24"/>
+          <w:szCs w:val="24"/>
+        </w:rPr>
+        <w:drawing>
+          <wp:inline distT="0" distB="0" distL="0" distR="0" wp14:anchorId="4F505FE7" wp14:editId="6DB7B653">
+            <wp:extent cx="5599669" cy="2503948"/>
+            <wp:effectExtent l="0" t="0" r="1270" b="0"/>
+            <wp:docPr id="679858039" name="Imagen 1"/>
+            <wp:cNvGraphicFramePr>
+              <a:graphicFrameLocks xmlns:a="http://schemas.openxmlformats.org/drawingml/2006/main" noChangeAspect="1"/>
+            </wp:cNvGraphicFramePr>
+            <a:graphic xmlns:a="http://schemas.openxmlformats.org/drawingml/2006/main">
+              <a:graphicData uri="http://schemas.openxmlformats.org/drawingml/2006/picture">
+                <pic:pic xmlns:pic="http://schemas.openxmlformats.org/drawingml/2006/picture">
+                  <pic:nvPicPr>
+                    <pic:cNvPr id="679858039" name=""/>
+                    <pic:cNvPicPr/>
+                  </pic:nvPicPr>
+                  <pic:blipFill>
+                    <a:blip r:embed="rId10"/>
+                    <a:stretch>
+                      <a:fillRect/>
+                    </a:stretch>
+                  </pic:blipFill>
+                  <pic:spPr>
+                    <a:xfrm>
+                      <a:off x="0" y="0"/>
+                      <a:ext cx="5638930" cy="2521504"/>
+                    </a:xfrm>
+                    <a:prstGeom prst="rect">
+                      <a:avLst/>
+                    </a:prstGeom>
+                  </pic:spPr>
+                </pic:pic>
+              </a:graphicData>
+            </a:graphic>
+          </wp:inline>
+        </w:drawing>
       </w:r>
     </w:p>
     <w:tbl>
       <w:tblPr>
-        <w:tblW w:w="9360" w:type="dxa"/>
+        <w:tblW w:w="5000" w:type="pct"/>
         <w:tblBorders>
           <w:top w:val="single" w:sz="4" w:space="0" w:color="auto"/>
           <w:left w:val="single" w:sz="4" w:space="0" w:color="auto"/>
@@ -1628,719 +2558,15 @@
         <w:tblLook w:val="04A0" w:firstRow="1" w:lastRow="0" w:firstColumn="1" w:lastColumn="0" w:noHBand="0" w:noVBand="1"/>
       </w:tblPr>
       <w:tblGrid>
-        <w:gridCol w:w="9360"/>
+        <w:gridCol w:w="3304"/>
+        <w:gridCol w:w="1605"/>
+        <w:gridCol w:w="2172"/>
+        <w:gridCol w:w="1755"/>
       </w:tblGrid>
       <w:tr>
-        <w:tblPrEx>
-          <w:tblCellMar>
-            <w:top w:w="0" w:type="dxa"/>
-            <w:bottom w:w="0" w:type="dxa"/>
-          </w:tblCellMar>
-        </w:tblPrEx>
         <w:tc>
           <w:tcPr>
-            <w:tcW w:w="9360" w:type="dxa"/>
-            <w:tcBorders>
-              <w:top w:val="none" w:sz="0" w:space="0" w:color="FFFFFF"/>
-              <w:left w:val="none" w:sz="0" w:space="0" w:color="FFFFFF"/>
-              <w:bottom w:val="none" w:sz="0" w:space="0" w:color="FFFFFF"/>
-              <w:right w:val="none" w:sz="0" w:space="0" w:color="FFFFFF"/>
-            </w:tcBorders>
-            <w:shd w:val="clear" w:color="auto" w:fill="1B3A6B"/>
-            <w:tcMar>
-              <w:top w:w="120" w:type="dxa"/>
-              <w:left w:w="180" w:type="dxa"/>
-              <w:bottom w:w="120" w:type="dxa"/>
-              <w:right w:w="180" w:type="dxa"/>
-            </w:tcMar>
-          </w:tcPr>
-          <w:p>
-            <w:r>
-              <w:rPr>
-                <w:b/>
-                <w:bCs/>
-                <w:color w:val="FFFFFF"/>
-                <w:sz w:val="24"/>
-                <w:szCs w:val="24"/>
-              </w:rPr>
-              <w:lastRenderedPageBreak/>
-              <w:t>3. Metodología</w:t>
-            </w:r>
-          </w:p>
-        </w:tc>
-      </w:tr>
-    </w:tbl>
-    <w:p>
-      <w:pPr>
-        <w:spacing w:before="80" w:after="80"/>
-      </w:pPr>
-    </w:p>
-    <w:p>
-      <w:pPr>
-        <w:spacing w:before="60" w:after="60"/>
-      </w:pPr>
-      <w:r>
-        <w:t>El análisis siguió un proceso estructurado de ciencia de datos en cuatro fases. Es importante destacar que el objetivo no era predecir cuántas unidades de cada producto se vendían (esa variable es casi siempre 1 por pedido), sino predecir el total de ventas diarias en pesos colombianos, que es lo que permite gestionar el inventario y los recursos operativos.</w:t>
-      </w:r>
-    </w:p>
-    <w:p>
-      <w:pPr>
-        <w:spacing w:before="80" w:after="80"/>
-      </w:pPr>
-    </w:p>
-    <w:p>
-      <w:pPr>
-        <w:pStyle w:val="Ttulo2"/>
-        <w:spacing w:before="200" w:after="80"/>
-      </w:pPr>
-      <w:r>
-        <w:rPr>
-          <w:b/>
-          <w:bCs/>
-          <w:color w:val="2E75B6"/>
-          <w:sz w:val="22"/>
-          <w:szCs w:val="22"/>
-        </w:rPr>
-        <w:t>Fase 1 — Comprensión y limpieza de datos</w:t>
-      </w:r>
-    </w:p>
-    <w:p>
-      <w:pPr>
-        <w:spacing w:before="60" w:after="60"/>
-      </w:pPr>
-      <w:r>
-        <w:t>Se integraron 6 bases de datos con información de ventas, productos, descuentos y comportamiento temporal. Los datos de precio estaban en formato europeo (1.234,56 COP) y debieron convertirse al formato estándar. El 21.3% de los registros habían sido enriquecidos con inteligencia artificial para completar campos faltantes.</w:t>
-      </w:r>
-    </w:p>
-    <w:p>
-      <w:pPr>
-        <w:spacing w:before="80" w:after="80"/>
-      </w:pPr>
-    </w:p>
-    <w:p>
-      <w:pPr>
-        <w:pStyle w:val="Ttulo2"/>
-        <w:spacing w:before="200" w:after="80"/>
-      </w:pPr>
-      <w:r>
-        <w:rPr>
-          <w:b/>
-          <w:bCs/>
-          <w:color w:val="2E75B6"/>
-          <w:sz w:val="22"/>
-          <w:szCs w:val="22"/>
-        </w:rPr>
-        <w:t>Fase 2 — Selección de variable objetivo</w:t>
-      </w:r>
-    </w:p>
-    <w:p>
-      <w:pPr>
-        <w:spacing w:before="60" w:after="60"/>
-      </w:pPr>
-      <w:r>
-        <w:t xml:space="preserve">La variable "cantidad por orden" fue descartada como objetivo: el 97.2% de los pedidos son de exactamente 1 unidad (rango 1-4, promedio 1.03). Predecirla sería lo mismo que decir siempre "1", sin ningún valor práctico. Se optó por predecir las ventas totales diarias en COP, usando el </w:t>
-      </w:r>
-      <w:proofErr w:type="spellStart"/>
-      <w:r>
-        <w:t>dataset</w:t>
-      </w:r>
-      <w:proofErr w:type="spellEnd"/>
-      <w:r>
-        <w:t xml:space="preserve"> de 782 días continuos de Shopify.</w:t>
-      </w:r>
-    </w:p>
-    <w:p>
-      <w:pPr>
-        <w:spacing w:before="80" w:after="80"/>
-      </w:pPr>
-    </w:p>
-    <w:p>
-      <w:pPr>
-        <w:pStyle w:val="Ttulo2"/>
-        <w:spacing w:before="200" w:after="80"/>
-      </w:pPr>
-      <w:r>
-        <w:rPr>
-          <w:b/>
-          <w:bCs/>
-          <w:color w:val="2E75B6"/>
-          <w:sz w:val="22"/>
-          <w:szCs w:val="22"/>
-        </w:rPr>
-        <w:t>Fase 3 — Construcción y comparación de modelos</w:t>
-      </w:r>
-    </w:p>
-    <w:p>
-      <w:pPr>
-        <w:spacing w:before="60" w:after="60"/>
-      </w:pPr>
-      <w:r>
-        <w:t>Se entrenaron cinco modelos distintos, cada uno con un enfoque diferente:</w:t>
-      </w:r>
-    </w:p>
-    <w:p>
-      <w:pPr>
-        <w:pStyle w:val="Prrafodelista"/>
-        <w:numPr>
-          <w:ilvl w:val="0"/>
-          <w:numId w:val="2"/>
-        </w:numPr>
-        <w:spacing w:before="40" w:after="40"/>
-      </w:pPr>
-      <w:r>
-        <w:t>Regresión Lineal Simple: usa solo el número de pedidos. Fácil de interpretar.</w:t>
-      </w:r>
-    </w:p>
-    <w:p>
-      <w:pPr>
-        <w:pStyle w:val="Prrafodelista"/>
-        <w:numPr>
-          <w:ilvl w:val="0"/>
-          <w:numId w:val="2"/>
-        </w:numPr>
-        <w:spacing w:before="40" w:after="40"/>
-      </w:pPr>
-      <w:r>
-        <w:t xml:space="preserve">Regresión Lineal Múltiple: usa 14 variables simultáneamente. Más </w:t>
-      </w:r>
-      <w:proofErr w:type="gramStart"/>
-      <w:r>
-        <w:t>completa</w:t>
-      </w:r>
-      <w:proofErr w:type="gramEnd"/>
-      <w:r>
-        <w:t xml:space="preserve"> pero asume relaciones fijas.</w:t>
-      </w:r>
-    </w:p>
-    <w:p>
-      <w:pPr>
-        <w:pStyle w:val="Prrafodelista"/>
-        <w:numPr>
-          <w:ilvl w:val="0"/>
-          <w:numId w:val="2"/>
-        </w:numPr>
-        <w:spacing w:before="40" w:after="40"/>
-      </w:pPr>
-      <w:r>
-        <w:t>Árbol de Decisión: usa preguntas sucesivas tipo "¿pedidos &gt; 5?". Intuitivo pero propenso a memorizar datos.</w:t>
-      </w:r>
-    </w:p>
-    <w:p>
-      <w:pPr>
-        <w:pStyle w:val="Prrafodelista"/>
-        <w:numPr>
-          <w:ilvl w:val="0"/>
-          <w:numId w:val="2"/>
-        </w:numPr>
-        <w:spacing w:before="40" w:after="40"/>
-      </w:pPr>
-      <w:r>
-        <w:t>Random Forest: combina cientos de árboles de decisión para mayor robustez.</w:t>
-      </w:r>
-    </w:p>
-    <w:p>
-      <w:pPr>
-        <w:pStyle w:val="Prrafodelista"/>
-        <w:numPr>
-          <w:ilvl w:val="0"/>
-          <w:numId w:val="2"/>
-        </w:numPr>
-        <w:spacing w:before="40" w:after="40"/>
-      </w:pPr>
-      <w:proofErr w:type="spellStart"/>
-      <w:r>
-        <w:t>Gradient</w:t>
-      </w:r>
-      <w:proofErr w:type="spellEnd"/>
-      <w:r>
-        <w:t xml:space="preserve"> </w:t>
-      </w:r>
-      <w:proofErr w:type="spellStart"/>
-      <w:r>
-        <w:t>Boosting</w:t>
-      </w:r>
-      <w:proofErr w:type="spellEnd"/>
-      <w:r>
-        <w:t>: aprende de sus errores progresivamente. El más preciso en este análisis.</w:t>
-      </w:r>
-    </w:p>
-    <w:p>
-      <w:pPr>
-        <w:spacing w:before="80" w:after="80"/>
-      </w:pPr>
-    </w:p>
-    <w:p>
-      <w:pPr>
-        <w:pStyle w:val="Ttulo2"/>
-        <w:spacing w:before="200" w:after="80"/>
-      </w:pPr>
-      <w:r>
-        <w:rPr>
-          <w:b/>
-          <w:bCs/>
-          <w:color w:val="2E75B6"/>
-          <w:sz w:val="22"/>
-          <w:szCs w:val="22"/>
-        </w:rPr>
-        <w:t>Fase 4 — Validación y selección</w:t>
-      </w:r>
-    </w:p>
-    <w:p>
-      <w:pPr>
-        <w:spacing w:before="60" w:after="60"/>
-      </w:pPr>
-      <w:r>
-        <w:t xml:space="preserve">Para evitar que el modelo "memorice" los datos históricos sin aprender patrones reales, se utilizó validación cruzada de 5 grupos (CV-5): el </w:t>
-      </w:r>
-      <w:proofErr w:type="spellStart"/>
-      <w:r>
-        <w:t>dataset</w:t>
-      </w:r>
-      <w:proofErr w:type="spellEnd"/>
-      <w:r>
-        <w:t xml:space="preserve"> se dividió 5 veces en diferentes combinaciones de entrenamiento y prueba. El modelo que mantuvo la mayor precisión promedio en todos los grupos fue seleccionado.</w:t>
-      </w:r>
-    </w:p>
-    <w:p>
-      <w:pPr>
-        <w:spacing w:before="80" w:after="80"/>
-      </w:pPr>
-    </w:p>
-    <w:p>
-      <w:pPr>
-        <w:spacing w:before="60" w:after="60"/>
-      </w:pPr>
-      <w:r>
-        <w:rPr>
-          <w:i/>
-          <w:iCs/>
-          <w:color w:val="555555"/>
-        </w:rPr>
-        <w:t>Nota técnica: R² es el porcentaje de variabilidad de las ventas que el modelo logra explicar. Un R² del 85.69% significa que el modelo captura 85.7 de cada 100 pesos de variación en ventas. El MAE (Error Absoluto Medio) es el monto en COP que el modelo se equivoca en promedio cada día.</w:t>
-      </w:r>
-    </w:p>
-    <w:p>
-      <w:r>
-        <w:br w:type="page"/>
-      </w:r>
-    </w:p>
-    <w:tbl>
-      <w:tblPr>
-        <w:tblW w:w="9360" w:type="dxa"/>
-        <w:tblBorders>
-          <w:top w:val="single" w:sz="4" w:space="0" w:color="auto"/>
-          <w:left w:val="single" w:sz="4" w:space="0" w:color="auto"/>
-          <w:bottom w:val="single" w:sz="4" w:space="0" w:color="auto"/>
-          <w:right w:val="single" w:sz="4" w:space="0" w:color="auto"/>
-          <w:insideH w:val="single" w:sz="4" w:space="0" w:color="auto"/>
-          <w:insideV w:val="single" w:sz="4" w:space="0" w:color="auto"/>
-        </w:tblBorders>
-        <w:tblCellMar>
-          <w:left w:w="10" w:type="dxa"/>
-          <w:right w:w="10" w:type="dxa"/>
-        </w:tblCellMar>
-        <w:tblLook w:val="04A0" w:firstRow="1" w:lastRow="0" w:firstColumn="1" w:lastColumn="0" w:noHBand="0" w:noVBand="1"/>
-      </w:tblPr>
-      <w:tblGrid>
-        <w:gridCol w:w="9360"/>
-      </w:tblGrid>
-      <w:tr>
-        <w:tblPrEx>
-          <w:tblCellMar>
-            <w:top w:w="0" w:type="dxa"/>
-            <w:bottom w:w="0" w:type="dxa"/>
-          </w:tblCellMar>
-        </w:tblPrEx>
-        <w:tc>
-          <w:tcPr>
-            <w:tcW w:w="9360" w:type="dxa"/>
-            <w:tcBorders>
-              <w:top w:val="none" w:sz="0" w:space="0" w:color="FFFFFF"/>
-              <w:left w:val="none" w:sz="0" w:space="0" w:color="FFFFFF"/>
-              <w:bottom w:val="none" w:sz="0" w:space="0" w:color="FFFFFF"/>
-              <w:right w:val="none" w:sz="0" w:space="0" w:color="FFFFFF"/>
-            </w:tcBorders>
-            <w:shd w:val="clear" w:color="auto" w:fill="1B3A6B"/>
-            <w:tcMar>
-              <w:top w:w="120" w:type="dxa"/>
-              <w:left w:w="180" w:type="dxa"/>
-              <w:bottom w:w="120" w:type="dxa"/>
-              <w:right w:w="180" w:type="dxa"/>
-            </w:tcMar>
-          </w:tcPr>
-          <w:p>
-            <w:r>
-              <w:rPr>
-                <w:b/>
-                <w:bCs/>
-                <w:color w:val="FFFFFF"/>
-                <w:sz w:val="24"/>
-                <w:szCs w:val="24"/>
-              </w:rPr>
-              <w:lastRenderedPageBreak/>
-              <w:t>4. Resultados Principales</w:t>
-            </w:r>
-          </w:p>
-        </w:tc>
-      </w:tr>
-    </w:tbl>
-    <w:p>
-      <w:pPr>
-        <w:spacing w:before="80" w:after="80"/>
-      </w:pPr>
-    </w:p>
-    <w:p>
-      <w:pPr>
-        <w:pStyle w:val="Ttulo2"/>
-        <w:spacing w:before="200" w:after="80"/>
-      </w:pPr>
-      <w:r>
-        <w:rPr>
-          <w:b/>
-          <w:bCs/>
-          <w:color w:val="2E75B6"/>
-          <w:sz w:val="22"/>
-          <w:szCs w:val="22"/>
-        </w:rPr>
-        <w:t>Hallazgo 1 — Las ventas son altamente estacionales y predecibles</w:t>
-      </w:r>
-    </w:p>
-    <w:p>
-      <w:pPr>
-        <w:spacing w:before="60" w:after="60"/>
-      </w:pPr>
-      <w:r>
-        <w:t>Durante los 29 meses analizados, las ventas mostraron picos consistentes ligados al calendario ciclístico: junio (Tour de Francia), abril y agosto concentran los meses de mayor ingreso. El mes de mayor venta fue junio 2024 con $82 millones COP —seis veces el promedio mensual—, seguido por abril 2024 con $48 millones. La desviación estándar mensual ($16.6M) supera la media ($13.7M), lo que confirma que el negocio no es uniforme y requiere planificación diferenciada por temporada.</w:t>
-      </w:r>
-    </w:p>
-    <w:p>
-      <w:pPr>
-        <w:spacing w:before="80" w:after="80"/>
-      </w:pPr>
-    </w:p>
-    <w:p>
-      <w:pPr>
-        <w:spacing w:before="80" w:after="40"/>
-        <w:jc w:val="center"/>
-      </w:pPr>
-      <w:r>
-        <w:rPr>
-          <w:noProof/>
-        </w:rPr>
-        <w:drawing>
-          <wp:inline distT="0" distB="0" distL="0" distR="0" wp14:anchorId="2E9F7286" wp14:editId="35F9426A">
-            <wp:extent cx="5524500" cy="2286000"/>
-            <wp:effectExtent l="0" t="0" r="0" b="0"/>
-            <wp:docPr id="1" name="Gráfico" descr="Gráfico" title="Gráfico"/>
-            <wp:cNvGraphicFramePr>
-              <a:graphicFrameLocks xmlns:a="http://schemas.openxmlformats.org/drawingml/2006/main" noChangeAspect="1"/>
-            </wp:cNvGraphicFramePr>
-            <a:graphic xmlns:a="http://schemas.openxmlformats.org/drawingml/2006/main">
-              <a:graphicData uri="http://schemas.openxmlformats.org/drawingml/2006/picture">
-                <pic:pic xmlns:pic="http://schemas.openxmlformats.org/drawingml/2006/picture">
-                  <pic:nvPicPr>
-                    <pic:cNvPr id="0" name=""/>
-                    <pic:cNvPicPr>
-                      <a:picLocks noChangeAspect="1" noChangeArrowheads="1"/>
-                    </pic:cNvPicPr>
-                  </pic:nvPicPr>
-                  <pic:blipFill>
-                    <a:blip r:embed="rId7"/>
-                    <a:srcRect/>
-                    <a:stretch>
-                      <a:fillRect/>
-                    </a:stretch>
-                  </pic:blipFill>
-                  <pic:spPr bwMode="auto">
-                    <a:xfrm>
-                      <a:off x="0" y="0"/>
-                      <a:ext cx="5524500" cy="2286000"/>
-                    </a:xfrm>
-                    <a:prstGeom prst="rect">
-                      <a:avLst/>
-                    </a:prstGeom>
-                  </pic:spPr>
-                </pic:pic>
-              </a:graphicData>
-            </a:graphic>
-          </wp:inline>
-        </w:drawing>
-      </w:r>
-    </w:p>
-    <w:p>
-      <w:pPr>
-        <w:spacing w:before="40" w:after="120"/>
-        <w:jc w:val="center"/>
-      </w:pPr>
-      <w:r>
-        <w:rPr>
-          <w:i/>
-          <w:iCs/>
-          <w:color w:val="555555"/>
-          <w:sz w:val="18"/>
-          <w:szCs w:val="18"/>
-        </w:rPr>
-        <w:t xml:space="preserve">Gráfico 1. Ventas mensuales de Eleven Pro (Oct 2023 – Feb 2026). Los meses en azul oscuro superan el percentil 80 de ventas. La línea naranja indica el promedio mensual ($13.7M COP). Los picos de junio 2024 y abril 2024 corresponden a campañas del Tour de Francia y Giro </w:t>
-      </w:r>
-      <w:proofErr w:type="spellStart"/>
-      <w:r>
-        <w:rPr>
-          <w:i/>
-          <w:iCs/>
-          <w:color w:val="555555"/>
-          <w:sz w:val="18"/>
-          <w:szCs w:val="18"/>
-        </w:rPr>
-        <w:t>d'Italia</w:t>
-      </w:r>
-      <w:proofErr w:type="spellEnd"/>
-      <w:r>
-        <w:rPr>
-          <w:i/>
-          <w:iCs/>
-          <w:color w:val="555555"/>
-          <w:sz w:val="18"/>
-          <w:szCs w:val="18"/>
-        </w:rPr>
-        <w:t>.</w:t>
-      </w:r>
-    </w:p>
-    <w:p>
-      <w:pPr>
-        <w:spacing w:before="80" w:after="80"/>
-      </w:pPr>
-    </w:p>
-    <w:p>
-      <w:pPr>
-        <w:pStyle w:val="Ttulo2"/>
-        <w:spacing w:before="200" w:after="80"/>
-      </w:pPr>
-      <w:r>
-        <w:rPr>
-          <w:b/>
-          <w:bCs/>
-          <w:color w:val="2E75B6"/>
-          <w:sz w:val="22"/>
-          <w:szCs w:val="22"/>
-        </w:rPr>
-        <w:t xml:space="preserve">Hallazgo 2 — </w:t>
-      </w:r>
-      <w:proofErr w:type="spellStart"/>
-      <w:r>
-        <w:rPr>
-          <w:b/>
-          <w:bCs/>
-          <w:color w:val="2E75B6"/>
-          <w:sz w:val="22"/>
-          <w:szCs w:val="22"/>
-        </w:rPr>
-        <w:t>Gradient</w:t>
-      </w:r>
-      <w:proofErr w:type="spellEnd"/>
-      <w:r>
-        <w:rPr>
-          <w:b/>
-          <w:bCs/>
-          <w:color w:val="2E75B6"/>
-          <w:sz w:val="22"/>
-          <w:szCs w:val="22"/>
-        </w:rPr>
-        <w:t xml:space="preserve"> </w:t>
-      </w:r>
-      <w:proofErr w:type="spellStart"/>
-      <w:r>
-        <w:rPr>
-          <w:b/>
-          <w:bCs/>
-          <w:color w:val="2E75B6"/>
-          <w:sz w:val="22"/>
-          <w:szCs w:val="22"/>
-        </w:rPr>
-        <w:t>Boosting</w:t>
-      </w:r>
-      <w:proofErr w:type="spellEnd"/>
-      <w:r>
-        <w:rPr>
-          <w:b/>
-          <w:bCs/>
-          <w:color w:val="2E75B6"/>
-          <w:sz w:val="22"/>
-          <w:szCs w:val="22"/>
-        </w:rPr>
-        <w:t xml:space="preserve"> supera a todos los demás modelos</w:t>
-      </w:r>
-    </w:p>
-    <w:p>
-      <w:pPr>
-        <w:spacing w:before="60" w:after="60"/>
-      </w:pPr>
-      <w:r>
-        <w:t xml:space="preserve">El modelo </w:t>
-      </w:r>
-      <w:proofErr w:type="spellStart"/>
-      <w:r>
-        <w:t>Gradient</w:t>
-      </w:r>
-      <w:proofErr w:type="spellEnd"/>
-      <w:r>
-        <w:t xml:space="preserve"> </w:t>
-      </w:r>
-      <w:proofErr w:type="spellStart"/>
-      <w:r>
-        <w:t>Boosting</w:t>
-      </w:r>
-      <w:proofErr w:type="spellEnd"/>
-      <w:r>
-        <w:t xml:space="preserve"> obtuvo el mejor desempeño en todas las métricas relevantes. Su error diario promedio de $102,064 COP representa una mejora del 40% frente a la regresión lineal simple ($169,906 COP). En validación cruzada —la prueba más exigente— alcanzó un R² del 85.69%, frente al 79.59% de la regresión lineal.</w:t>
-      </w:r>
-    </w:p>
-    <w:p>
-      <w:pPr>
-        <w:spacing w:before="80" w:after="80"/>
-      </w:pPr>
-    </w:p>
-    <w:p>
-      <w:pPr>
-        <w:spacing w:before="80" w:after="40"/>
-        <w:jc w:val="center"/>
-      </w:pPr>
-      <w:r>
-        <w:rPr>
-          <w:noProof/>
-        </w:rPr>
-        <w:drawing>
-          <wp:inline distT="0" distB="0" distL="0" distR="0" wp14:anchorId="3675BE24" wp14:editId="5E0C388D">
-            <wp:extent cx="5524500" cy="2286000"/>
-            <wp:effectExtent l="0" t="0" r="0" b="0"/>
-            <wp:docPr id="1049387120" name="Gráfico" descr="Gráfico" title="Gráfico"/>
-            <wp:cNvGraphicFramePr>
-              <a:graphicFrameLocks xmlns:a="http://schemas.openxmlformats.org/drawingml/2006/main" noChangeAspect="1"/>
-            </wp:cNvGraphicFramePr>
-            <a:graphic xmlns:a="http://schemas.openxmlformats.org/drawingml/2006/main">
-              <a:graphicData uri="http://schemas.openxmlformats.org/drawingml/2006/picture">
-                <pic:pic xmlns:pic="http://schemas.openxmlformats.org/drawingml/2006/picture">
-                  <pic:nvPicPr>
-                    <pic:cNvPr id="0" name=""/>
-                    <pic:cNvPicPr>
-                      <a:picLocks noChangeAspect="1" noChangeArrowheads="1"/>
-                    </pic:cNvPicPr>
-                  </pic:nvPicPr>
-                  <pic:blipFill>
-                    <a:blip r:embed="rId8"/>
-                    <a:srcRect/>
-                    <a:stretch>
-                      <a:fillRect/>
-                    </a:stretch>
-                  </pic:blipFill>
-                  <pic:spPr bwMode="auto">
-                    <a:xfrm>
-                      <a:off x="0" y="0"/>
-                      <a:ext cx="5524500" cy="2286000"/>
-                    </a:xfrm>
-                    <a:prstGeom prst="rect">
-                      <a:avLst/>
-                    </a:prstGeom>
-                  </pic:spPr>
-                </pic:pic>
-              </a:graphicData>
-            </a:graphic>
-          </wp:inline>
-        </w:drawing>
-      </w:r>
-    </w:p>
-    <w:p>
-      <w:pPr>
-        <w:spacing w:before="40" w:after="120"/>
-        <w:jc w:val="center"/>
-      </w:pPr>
-      <w:r>
-        <w:rPr>
-          <w:i/>
-          <w:iCs/>
-          <w:color w:val="555555"/>
-          <w:sz w:val="18"/>
-          <w:szCs w:val="18"/>
-        </w:rPr>
-        <w:t>Gráfico 2. Comparación de los cinco modelos evaluados. La barra azul oscuro (</w:t>
-      </w:r>
-      <w:proofErr w:type="spellStart"/>
-      <w:r>
-        <w:rPr>
-          <w:i/>
-          <w:iCs/>
-          <w:color w:val="555555"/>
-          <w:sz w:val="18"/>
-          <w:szCs w:val="18"/>
-        </w:rPr>
-        <w:t>Gradient</w:t>
-      </w:r>
-      <w:proofErr w:type="spellEnd"/>
-      <w:r>
-        <w:rPr>
-          <w:i/>
-          <w:iCs/>
-          <w:color w:val="555555"/>
-          <w:sz w:val="18"/>
-          <w:szCs w:val="18"/>
-        </w:rPr>
-        <w:t xml:space="preserve"> </w:t>
-      </w:r>
-      <w:proofErr w:type="spellStart"/>
-      <w:r>
-        <w:rPr>
-          <w:i/>
-          <w:iCs/>
-          <w:color w:val="555555"/>
-          <w:sz w:val="18"/>
-          <w:szCs w:val="18"/>
-        </w:rPr>
-        <w:t>Boosting</w:t>
-      </w:r>
-      <w:proofErr w:type="spellEnd"/>
-      <w:r>
-        <w:rPr>
-          <w:i/>
-          <w:iCs/>
-          <w:color w:val="555555"/>
-          <w:sz w:val="18"/>
-          <w:szCs w:val="18"/>
-        </w:rPr>
-        <w:t>) muestra el mayor porcentaje de precisión (izquierda) y el menor error en pesos (derecha). La regresión lineal simple, aunque más fácil de explicar, se equivoca un 66% más por día.</w:t>
-      </w:r>
-    </w:p>
-    <w:tbl>
-      <w:tblPr>
-        <w:tblW w:w="9360" w:type="dxa"/>
-        <w:tblBorders>
-          <w:top w:val="single" w:sz="4" w:space="0" w:color="auto"/>
-          <w:left w:val="single" w:sz="4" w:space="0" w:color="auto"/>
-          <w:bottom w:val="single" w:sz="4" w:space="0" w:color="auto"/>
-          <w:right w:val="single" w:sz="4" w:space="0" w:color="auto"/>
-          <w:insideH w:val="single" w:sz="4" w:space="0" w:color="auto"/>
-          <w:insideV w:val="single" w:sz="4" w:space="0" w:color="auto"/>
-        </w:tblBorders>
-        <w:tblCellMar>
-          <w:left w:w="10" w:type="dxa"/>
-          <w:right w:w="10" w:type="dxa"/>
-        </w:tblCellMar>
-        <w:tblLook w:val="04A0" w:firstRow="1" w:lastRow="0" w:firstColumn="1" w:lastColumn="0" w:noHBand="0" w:noVBand="1"/>
-      </w:tblPr>
-      <w:tblGrid>
-        <w:gridCol w:w="3500"/>
-        <w:gridCol w:w="1700"/>
-        <w:gridCol w:w="2300"/>
-        <w:gridCol w:w="1860"/>
-      </w:tblGrid>
-      <w:tr>
-        <w:tblPrEx>
-          <w:tblCellMar>
-            <w:top w:w="0" w:type="dxa"/>
-            <w:bottom w:w="0" w:type="dxa"/>
-          </w:tblCellMar>
-        </w:tblPrEx>
-        <w:tc>
-          <w:tcPr>
-            <w:tcW w:w="3500" w:type="dxa"/>
+            <w:tcW w:w="1870" w:type="pct"/>
             <w:tcBorders>
               <w:top w:val="single" w:sz="1" w:space="0" w:color="BDC3C7"/>
               <w:left w:val="single" w:sz="1" w:space="0" w:color="BDC3C7"/>
@@ -2367,14 +2593,13 @@
                 <w:sz w:val="18"/>
                 <w:szCs w:val="18"/>
               </w:rPr>
-              <w:lastRenderedPageBreak/>
               <w:t>Modelo</w:t>
             </w:r>
           </w:p>
         </w:tc>
         <w:tc>
           <w:tcPr>
-            <w:tcW w:w="1700" w:type="dxa"/>
+            <w:tcW w:w="908" w:type="pct"/>
             <w:tcBorders>
               <w:top w:val="single" w:sz="1" w:space="0" w:color="BDC3C7"/>
               <w:left w:val="single" w:sz="1" w:space="0" w:color="BDC3C7"/>
@@ -2407,7 +2632,7 @@
         </w:tc>
         <w:tc>
           <w:tcPr>
-            <w:tcW w:w="2300" w:type="dxa"/>
+            <w:tcW w:w="1229" w:type="pct"/>
             <w:tcBorders>
               <w:top w:val="single" w:sz="1" w:space="0" w:color="BDC3C7"/>
               <w:left w:val="single" w:sz="1" w:space="0" w:color="BDC3C7"/>
@@ -2440,7 +2665,7 @@
         </w:tc>
         <w:tc>
           <w:tcPr>
-            <w:tcW w:w="1860" w:type="dxa"/>
+            <w:tcW w:w="994" w:type="pct"/>
             <w:tcBorders>
               <w:top w:val="single" w:sz="1" w:space="0" w:color="BDC3C7"/>
               <w:left w:val="single" w:sz="1" w:space="0" w:color="BDC3C7"/>
@@ -2473,15 +2698,9 @@
         </w:tc>
       </w:tr>
       <w:tr>
-        <w:tblPrEx>
-          <w:tblCellMar>
-            <w:top w:w="0" w:type="dxa"/>
-            <w:bottom w:w="0" w:type="dxa"/>
-          </w:tblCellMar>
-        </w:tblPrEx>
         <w:tc>
           <w:tcPr>
-            <w:tcW w:w="3500" w:type="dxa"/>
+            <w:tcW w:w="1870" w:type="pct"/>
             <w:tcBorders>
               <w:top w:val="single" w:sz="1" w:space="0" w:color="BDC3C7"/>
               <w:left w:val="single" w:sz="1" w:space="0" w:color="BDC3C7"/>
@@ -2509,7 +2728,7 @@
         </w:tc>
         <w:tc>
           <w:tcPr>
-            <w:tcW w:w="1700" w:type="dxa"/>
+            <w:tcW w:w="908" w:type="pct"/>
             <w:tcBorders>
               <w:top w:val="single" w:sz="1" w:space="0" w:color="BDC3C7"/>
               <w:left w:val="single" w:sz="1" w:space="0" w:color="BDC3C7"/>
@@ -2537,7 +2756,7 @@
         </w:tc>
         <w:tc>
           <w:tcPr>
-            <w:tcW w:w="2300" w:type="dxa"/>
+            <w:tcW w:w="1229" w:type="pct"/>
             <w:tcBorders>
               <w:top w:val="single" w:sz="1" w:space="0" w:color="BDC3C7"/>
               <w:left w:val="single" w:sz="1" w:space="0" w:color="BDC3C7"/>
@@ -2565,7 +2784,7 @@
         </w:tc>
         <w:tc>
           <w:tcPr>
-            <w:tcW w:w="1860" w:type="dxa"/>
+            <w:tcW w:w="994" w:type="pct"/>
             <w:tcBorders>
               <w:top w:val="single" w:sz="1" w:space="0" w:color="BDC3C7"/>
               <w:left w:val="single" w:sz="1" w:space="0" w:color="BDC3C7"/>
@@ -2593,15 +2812,9 @@
         </w:tc>
       </w:tr>
       <w:tr>
-        <w:tblPrEx>
-          <w:tblCellMar>
-            <w:top w:w="0" w:type="dxa"/>
-            <w:bottom w:w="0" w:type="dxa"/>
-          </w:tblCellMar>
-        </w:tblPrEx>
         <w:tc>
           <w:tcPr>
-            <w:tcW w:w="3500" w:type="dxa"/>
+            <w:tcW w:w="1870" w:type="pct"/>
             <w:tcBorders>
               <w:top w:val="single" w:sz="1" w:space="0" w:color="BDC3C7"/>
               <w:left w:val="single" w:sz="1" w:space="0" w:color="BDC3C7"/>
@@ -2629,7 +2842,7 @@
         </w:tc>
         <w:tc>
           <w:tcPr>
-            <w:tcW w:w="1700" w:type="dxa"/>
+            <w:tcW w:w="908" w:type="pct"/>
             <w:tcBorders>
               <w:top w:val="single" w:sz="1" w:space="0" w:color="BDC3C7"/>
               <w:left w:val="single" w:sz="1" w:space="0" w:color="BDC3C7"/>
@@ -2657,7 +2870,7 @@
         </w:tc>
         <w:tc>
           <w:tcPr>
-            <w:tcW w:w="2300" w:type="dxa"/>
+            <w:tcW w:w="1229" w:type="pct"/>
             <w:tcBorders>
               <w:top w:val="single" w:sz="1" w:space="0" w:color="BDC3C7"/>
               <w:left w:val="single" w:sz="1" w:space="0" w:color="BDC3C7"/>
@@ -2685,7 +2898,7 @@
         </w:tc>
         <w:tc>
           <w:tcPr>
-            <w:tcW w:w="1860" w:type="dxa"/>
+            <w:tcW w:w="994" w:type="pct"/>
             <w:tcBorders>
               <w:top w:val="single" w:sz="1" w:space="0" w:color="BDC3C7"/>
               <w:left w:val="single" w:sz="1" w:space="0" w:color="BDC3C7"/>
@@ -2713,15 +2926,9 @@
         </w:tc>
       </w:tr>
       <w:tr>
-        <w:tblPrEx>
-          <w:tblCellMar>
-            <w:top w:w="0" w:type="dxa"/>
-            <w:bottom w:w="0" w:type="dxa"/>
-          </w:tblCellMar>
-        </w:tblPrEx>
         <w:tc>
           <w:tcPr>
-            <w:tcW w:w="3500" w:type="dxa"/>
+            <w:tcW w:w="1870" w:type="pct"/>
             <w:tcBorders>
               <w:top w:val="single" w:sz="1" w:space="0" w:color="BDC3C7"/>
               <w:left w:val="single" w:sz="1" w:space="0" w:color="BDC3C7"/>
@@ -2749,7 +2956,7 @@
         </w:tc>
         <w:tc>
           <w:tcPr>
-            <w:tcW w:w="1700" w:type="dxa"/>
+            <w:tcW w:w="908" w:type="pct"/>
             <w:tcBorders>
               <w:top w:val="single" w:sz="1" w:space="0" w:color="BDC3C7"/>
               <w:left w:val="single" w:sz="1" w:space="0" w:color="BDC3C7"/>
@@ -2777,7 +2984,7 @@
         </w:tc>
         <w:tc>
           <w:tcPr>
-            <w:tcW w:w="2300" w:type="dxa"/>
+            <w:tcW w:w="1229" w:type="pct"/>
             <w:tcBorders>
               <w:top w:val="single" w:sz="1" w:space="0" w:color="BDC3C7"/>
               <w:left w:val="single" w:sz="1" w:space="0" w:color="BDC3C7"/>
@@ -2805,7 +3012,7 @@
         </w:tc>
         <w:tc>
           <w:tcPr>
-            <w:tcW w:w="1860" w:type="dxa"/>
+            <w:tcW w:w="994" w:type="pct"/>
             <w:tcBorders>
               <w:top w:val="single" w:sz="1" w:space="0" w:color="BDC3C7"/>
               <w:left w:val="single" w:sz="1" w:space="0" w:color="BDC3C7"/>
@@ -2833,15 +3040,9 @@
         </w:tc>
       </w:tr>
       <w:tr>
-        <w:tblPrEx>
-          <w:tblCellMar>
-            <w:top w:w="0" w:type="dxa"/>
-            <w:bottom w:w="0" w:type="dxa"/>
-          </w:tblCellMar>
-        </w:tblPrEx>
         <w:tc>
           <w:tcPr>
-            <w:tcW w:w="3500" w:type="dxa"/>
+            <w:tcW w:w="1870" w:type="pct"/>
             <w:tcBorders>
               <w:top w:val="single" w:sz="1" w:space="0" w:color="BDC3C7"/>
               <w:left w:val="single" w:sz="1" w:space="0" w:color="BDC3C7"/>
@@ -2869,7 +3070,7 @@
         </w:tc>
         <w:tc>
           <w:tcPr>
-            <w:tcW w:w="1700" w:type="dxa"/>
+            <w:tcW w:w="908" w:type="pct"/>
             <w:tcBorders>
               <w:top w:val="single" w:sz="1" w:space="0" w:color="BDC3C7"/>
               <w:left w:val="single" w:sz="1" w:space="0" w:color="BDC3C7"/>
@@ -2897,7 +3098,7 @@
         </w:tc>
         <w:tc>
           <w:tcPr>
-            <w:tcW w:w="2300" w:type="dxa"/>
+            <w:tcW w:w="1229" w:type="pct"/>
             <w:tcBorders>
               <w:top w:val="single" w:sz="1" w:space="0" w:color="BDC3C7"/>
               <w:left w:val="single" w:sz="1" w:space="0" w:color="BDC3C7"/>
@@ -2925,7 +3126,7 @@
         </w:tc>
         <w:tc>
           <w:tcPr>
-            <w:tcW w:w="1860" w:type="dxa"/>
+            <w:tcW w:w="994" w:type="pct"/>
             <w:tcBorders>
               <w:top w:val="single" w:sz="1" w:space="0" w:color="BDC3C7"/>
               <w:left w:val="single" w:sz="1" w:space="0" w:color="BDC3C7"/>
@@ -2953,15 +3154,9 @@
         </w:tc>
       </w:tr>
       <w:tr>
-        <w:tblPrEx>
-          <w:tblCellMar>
-            <w:top w:w="0" w:type="dxa"/>
-            <w:bottom w:w="0" w:type="dxa"/>
-          </w:tblCellMar>
-        </w:tblPrEx>
         <w:tc>
           <w:tcPr>
-            <w:tcW w:w="3500" w:type="dxa"/>
+            <w:tcW w:w="1870" w:type="pct"/>
             <w:tcBorders>
               <w:top w:val="single" w:sz="1" w:space="0" w:color="BDC3C7"/>
               <w:left w:val="single" w:sz="1" w:space="0" w:color="BDC3C7"/>
@@ -2977,7 +3172,6 @@
             </w:tcMar>
           </w:tcPr>
           <w:p>
-            <w:proofErr w:type="spellStart"/>
             <w:r>
               <w:rPr>
                 <w:b/>
@@ -2986,46 +3180,13 @@
                 <w:sz w:val="18"/>
                 <w:szCs w:val="18"/>
               </w:rPr>
-              <w:t>Gradient</w:t>
-            </w:r>
-            <w:proofErr w:type="spellEnd"/>
-            <w:r>
-              <w:rPr>
-                <w:b/>
-                <w:bCs/>
-                <w:color w:val="1B3A6B"/>
-                <w:sz w:val="18"/>
-                <w:szCs w:val="18"/>
-              </w:rPr>
-              <w:t xml:space="preserve"> </w:t>
-            </w:r>
-            <w:proofErr w:type="spellStart"/>
-            <w:r>
-              <w:rPr>
-                <w:b/>
-                <w:bCs/>
-                <w:color w:val="1B3A6B"/>
-                <w:sz w:val="18"/>
-                <w:szCs w:val="18"/>
-              </w:rPr>
-              <w:t>Boosting</w:t>
-            </w:r>
-            <w:proofErr w:type="spellEnd"/>
-            <w:r>
-              <w:rPr>
-                <w:b/>
-                <w:bCs/>
-                <w:color w:val="1B3A6B"/>
-                <w:sz w:val="18"/>
-                <w:szCs w:val="18"/>
-              </w:rPr>
-              <w:t xml:space="preserve"> ✓ GANADOR</w:t>
+              <w:t>Gradient Boosting ✓ GANADOR</w:t>
             </w:r>
           </w:p>
         </w:tc>
         <w:tc>
           <w:tcPr>
-            <w:tcW w:w="1700" w:type="dxa"/>
+            <w:tcW w:w="908" w:type="pct"/>
             <w:tcBorders>
               <w:top w:val="single" w:sz="1" w:space="0" w:color="BDC3C7"/>
               <w:left w:val="single" w:sz="1" w:space="0" w:color="BDC3C7"/>
@@ -3055,7 +3216,7 @@
         </w:tc>
         <w:tc>
           <w:tcPr>
-            <w:tcW w:w="2300" w:type="dxa"/>
+            <w:tcW w:w="1229" w:type="pct"/>
             <w:tcBorders>
               <w:top w:val="single" w:sz="1" w:space="0" w:color="BDC3C7"/>
               <w:left w:val="single" w:sz="1" w:space="0" w:color="BDC3C7"/>
@@ -3085,7 +3246,7 @@
         </w:tc>
         <w:tc>
           <w:tcPr>
-            <w:tcW w:w="1860" w:type="dxa"/>
+            <w:tcW w:w="994" w:type="pct"/>
             <w:tcBorders>
               <w:top w:val="single" w:sz="1" w:space="0" w:color="BDC3C7"/>
               <w:left w:val="single" w:sz="1" w:space="0" w:color="BDC3C7"/>
@@ -3115,60 +3276,122 @@
     </w:tbl>
     <w:p>
       <w:pPr>
-        <w:spacing w:before="80" w:after="80"/>
-      </w:pPr>
-    </w:p>
-    <w:p>
-      <w:pPr>
-        <w:pStyle w:val="Ttulo2"/>
-        <w:spacing w:before="200" w:after="80"/>
-      </w:pPr>
-      <w:r>
         <w:rPr>
           <w:b/>
           <w:bCs/>
-          <w:color w:val="2E75B6"/>
-          <w:sz w:val="22"/>
-          <w:szCs w:val="22"/>
-        </w:rPr>
-        <w:t>Hallazgo 3 — El número de pedidos es el único factor que realmente importa</w:t>
-      </w:r>
-    </w:p>
-    <w:p>
-      <w:pPr>
-        <w:spacing w:before="60" w:after="60"/>
-      </w:pPr>
-      <w:r>
+          <w:sz w:val="24"/>
+          <w:szCs w:val="24"/>
+        </w:rPr>
+      </w:pPr>
+    </w:p>
+    <w:p>
+      <w:pPr>
+        <w:spacing w:line="360" w:lineRule="auto"/>
+        <w:rPr>
+          <w:sz w:val="24"/>
+          <w:szCs w:val="24"/>
+        </w:rPr>
+      </w:pPr>
+      <w:r>
+        <w:rPr>
+          <w:b/>
+          <w:bCs/>
+          <w:sz w:val="24"/>
+          <w:szCs w:val="24"/>
+        </w:rPr>
+        <w:t>Hallazgo 3</w:t>
+      </w:r>
+      <w:r>
+        <w:rPr>
+          <w:b/>
+          <w:bCs/>
+          <w:sz w:val="24"/>
+          <w:szCs w:val="24"/>
+        </w:rPr>
+        <w:t>:</w:t>
+      </w:r>
+      <w:r>
+        <w:rPr>
+          <w:sz w:val="24"/>
+          <w:szCs w:val="24"/>
+        </w:rPr>
+        <w:t xml:space="preserve"> e</w:t>
+      </w:r>
+      <w:r>
+        <w:rPr>
+          <w:sz w:val="24"/>
+          <w:szCs w:val="24"/>
+        </w:rPr>
+        <w:t>l número de pedidos es el único factor que realmente importa</w:t>
+      </w:r>
+      <w:r>
+        <w:rPr>
+          <w:sz w:val="24"/>
+          <w:szCs w:val="24"/>
+        </w:rPr>
+        <w:t>.</w:t>
+      </w:r>
+    </w:p>
+    <w:p>
+      <w:pPr>
+        <w:spacing w:line="360" w:lineRule="auto"/>
+        <w:rPr>
+          <w:sz w:val="24"/>
+          <w:szCs w:val="24"/>
+        </w:rPr>
+      </w:pPr>
+    </w:p>
+    <w:p>
+      <w:pPr>
+        <w:spacing w:line="360" w:lineRule="auto"/>
+        <w:rPr>
+          <w:sz w:val="24"/>
+          <w:szCs w:val="24"/>
+        </w:rPr>
+      </w:pPr>
+      <w:r>
+        <w:rPr>
+          <w:sz w:val="24"/>
+          <w:szCs w:val="24"/>
+        </w:rPr>
         <w:t xml:space="preserve">El análisis reveló que el 94.8% del comportamiento de las ventas diarias se explica por una sola variable: cuántos pedidos entran en el día. Las demás 13 variables (día de la semana, mes, descuentos, tendencia histórica, etc.) aportan juntas apenas el 5.2% restante. Esto es un </w:t>
       </w:r>
       <w:proofErr w:type="spellStart"/>
       <w:r>
+        <w:rPr>
+          <w:sz w:val="24"/>
+          <w:szCs w:val="24"/>
+        </w:rPr>
         <w:t>insight</w:t>
       </w:r>
       <w:proofErr w:type="spellEnd"/>
       <w:r>
+        <w:rPr>
+          <w:sz w:val="24"/>
+          <w:szCs w:val="24"/>
+        </w:rPr>
         <w:t xml:space="preserve"> estratégico de primer orden: la tienda no necesita "hacer más cosas" para vender más, necesita específicamente atraer más pedidos.</w:t>
       </w:r>
     </w:p>
     <w:p>
       <w:pPr>
-        <w:spacing w:before="80" w:after="80"/>
-      </w:pPr>
-    </w:p>
-    <w:p>
-      <w:pPr>
-        <w:spacing w:before="80" w:after="40"/>
-        <w:jc w:val="center"/>
-      </w:pPr>
-      <w:r>
-        <w:rPr>
-          <w:noProof/>
-        </w:rPr>
+        <w:spacing w:line="360" w:lineRule="auto"/>
+        <w:rPr>
+          <w:sz w:val="24"/>
+          <w:szCs w:val="24"/>
+        </w:rPr>
+      </w:pPr>
+      <w:r>
+        <w:rPr>
+          <w:sz w:val="24"/>
+          <w:szCs w:val="24"/>
+        </w:rPr>
+        <w:lastRenderedPageBreak/>
         <w:drawing>
-          <wp:inline distT="0" distB="0" distL="0" distR="0" wp14:anchorId="15E27262" wp14:editId="2B4AE86D">
-            <wp:extent cx="4762500" cy="1905000"/>
-            <wp:effectExtent l="0" t="0" r="0" b="0"/>
-            <wp:docPr id="451980479" name="Gráfico" descr="Gráfico" title="Gráfico"/>
+          <wp:inline distT="0" distB="0" distL="0" distR="0" wp14:anchorId="3DD0D765" wp14:editId="6622953A">
+            <wp:extent cx="5612130" cy="2301240"/>
+            <wp:effectExtent l="0" t="0" r="7620" b="3810"/>
+            <wp:docPr id="1709955297" name="Imagen 1"/>
             <wp:cNvGraphicFramePr>
               <a:graphicFrameLocks xmlns:a="http://schemas.openxmlformats.org/drawingml/2006/main" noChangeAspect="1"/>
             </wp:cNvGraphicFramePr>
@@ -3176,22 +3399,19 @@
               <a:graphicData uri="http://schemas.openxmlformats.org/drawingml/2006/picture">
                 <pic:pic xmlns:pic="http://schemas.openxmlformats.org/drawingml/2006/picture">
                   <pic:nvPicPr>
-                    <pic:cNvPr id="0" name=""/>
-                    <pic:cNvPicPr>
-                      <a:picLocks noChangeAspect="1" noChangeArrowheads="1"/>
-                    </pic:cNvPicPr>
+                    <pic:cNvPr id="1709955297" name=""/>
+                    <pic:cNvPicPr/>
                   </pic:nvPicPr>
                   <pic:blipFill>
-                    <a:blip r:embed="rId9"/>
-                    <a:srcRect/>
+                    <a:blip r:embed="rId11"/>
                     <a:stretch>
                       <a:fillRect/>
                     </a:stretch>
                   </pic:blipFill>
-                  <pic:spPr bwMode="auto">
+                  <pic:spPr>
                     <a:xfrm>
                       <a:off x="0" y="0"/>
-                      <a:ext cx="4762500" cy="1905000"/>
+                      <a:ext cx="5612130" cy="2301240"/>
                     </a:xfrm>
                     <a:prstGeom prst="rect">
                       <a:avLst/>
@@ -3206,83 +3426,25 @@
     </w:p>
     <w:p>
       <w:pPr>
-        <w:spacing w:before="40" w:after="120"/>
-        <w:jc w:val="center"/>
-      </w:pPr>
-      <w:r>
-        <w:rPr>
-          <w:i/>
-          <w:iCs/>
-          <w:color w:val="555555"/>
-          <w:sz w:val="18"/>
-          <w:szCs w:val="18"/>
-        </w:rPr>
-        <w:t xml:space="preserve">Gráfico 3. Importancia de cada variable en el modelo </w:t>
-      </w:r>
-      <w:proofErr w:type="spellStart"/>
-      <w:r>
-        <w:rPr>
-          <w:i/>
-          <w:iCs/>
-          <w:color w:val="555555"/>
-          <w:sz w:val="18"/>
-          <w:szCs w:val="18"/>
-        </w:rPr>
-        <w:t>Gradient</w:t>
-      </w:r>
-      <w:proofErr w:type="spellEnd"/>
-      <w:r>
-        <w:rPr>
-          <w:i/>
-          <w:iCs/>
-          <w:color w:val="555555"/>
-          <w:sz w:val="18"/>
-          <w:szCs w:val="18"/>
-        </w:rPr>
-        <w:t xml:space="preserve"> </w:t>
-      </w:r>
-      <w:proofErr w:type="spellStart"/>
-      <w:r>
-        <w:rPr>
-          <w:i/>
-          <w:iCs/>
-          <w:color w:val="555555"/>
-          <w:sz w:val="18"/>
-          <w:szCs w:val="18"/>
-        </w:rPr>
-        <w:t>Boosting</w:t>
-      </w:r>
-      <w:proofErr w:type="spellEnd"/>
-      <w:r>
-        <w:rPr>
-          <w:i/>
-          <w:iCs/>
-          <w:color w:val="555555"/>
-          <w:sz w:val="18"/>
-          <w:szCs w:val="18"/>
-        </w:rPr>
-        <w:t>. Los pedidos del día concentran el 94.8% del poder predictivo. Las devoluciones (2.27%) son la segunda variable más influyente, lo que confirma que reducirlas impacta directamente las ventas netas.</w:t>
-      </w:r>
-    </w:p>
-    <w:p>
-      <w:pPr>
-        <w:spacing w:before="80" w:after="80"/>
-      </w:pPr>
-    </w:p>
-    <w:p>
-      <w:pPr>
-        <w:spacing w:before="80" w:after="40"/>
-        <w:jc w:val="center"/>
-      </w:pPr>
-      <w:r>
-        <w:rPr>
-          <w:noProof/>
+        <w:rPr>
+          <w:b/>
+          <w:bCs/>
+          <w:sz w:val="24"/>
+          <w:szCs w:val="24"/>
+        </w:rPr>
+      </w:pPr>
+      <w:r>
+        <w:rPr>
+          <w:b/>
+          <w:bCs/>
+          <w:sz w:val="24"/>
+          <w:szCs w:val="24"/>
         </w:rPr>
         <w:drawing>
-          <wp:inline distT="0" distB="0" distL="0" distR="0" wp14:anchorId="73C37ABB" wp14:editId="2D484FAC">
-            <wp:extent cx="5524500" cy="2286000"/>
-            <wp:effectExtent l="0" t="0" r="0" b="0"/>
-            <wp:docPr id="174361945" name="Gráfico" descr="Gráfico" title="Gráfico"/>
+          <wp:inline distT="0" distB="0" distL="0" distR="0" wp14:anchorId="2A7F47B4" wp14:editId="32F5A38F">
+            <wp:extent cx="5612130" cy="2542540"/>
+            <wp:effectExtent l="0" t="0" r="7620" b="0"/>
+            <wp:docPr id="749702276" name="Imagen 1"/>
             <wp:cNvGraphicFramePr>
               <a:graphicFrameLocks xmlns:a="http://schemas.openxmlformats.org/drawingml/2006/main" noChangeAspect="1"/>
             </wp:cNvGraphicFramePr>
@@ -3290,22 +3452,19 @@
               <a:graphicData uri="http://schemas.openxmlformats.org/drawingml/2006/picture">
                 <pic:pic xmlns:pic="http://schemas.openxmlformats.org/drawingml/2006/picture">
                   <pic:nvPicPr>
-                    <pic:cNvPr id="0" name=""/>
-                    <pic:cNvPicPr>
-                      <a:picLocks noChangeAspect="1" noChangeArrowheads="1"/>
-                    </pic:cNvPicPr>
+                    <pic:cNvPr id="749702276" name=""/>
+                    <pic:cNvPicPr/>
                   </pic:nvPicPr>
                   <pic:blipFill>
-                    <a:blip r:embed="rId10"/>
-                    <a:srcRect/>
+                    <a:blip r:embed="rId12"/>
                     <a:stretch>
                       <a:fillRect/>
                     </a:stretch>
                   </pic:blipFill>
-                  <pic:spPr bwMode="auto">
+                  <pic:spPr>
                     <a:xfrm>
                       <a:off x="0" y="0"/>
-                      <a:ext cx="5524500" cy="2286000"/>
+                      <a:ext cx="5612130" cy="2542540"/>
                     </a:xfrm>
                     <a:prstGeom prst="rect">
                       <a:avLst/>
@@ -3320,28 +3479,369 @@
     </w:p>
     <w:p>
       <w:pPr>
-        <w:spacing w:before="40" w:after="120"/>
-        <w:jc w:val="center"/>
-      </w:pPr>
-      <w:r>
-        <w:rPr>
-          <w:i/>
-          <w:iCs/>
-          <w:color w:val="555555"/>
-          <w:sz w:val="18"/>
-          <w:szCs w:val="18"/>
-        </w:rPr>
-        <w:t>Gráfico 4 (izquierda). Distribución de ventas por categoría: Jersey y Pantaloneta concentran el 51% de las ventas. Gráfico 4 (derecha). Simulador de ventas: relación entre pedidos proyectados y ventas estimadas. La banda sombreada representa el rango de error del ±12%.</w:t>
-      </w:r>
-    </w:p>
-    <w:p>
-      <w:r>
-        <w:br w:type="page"/>
-      </w:r>
+        <w:rPr>
+          <w:b/>
+          <w:bCs/>
+          <w:sz w:val="24"/>
+          <w:szCs w:val="24"/>
+        </w:rPr>
+      </w:pPr>
+    </w:p>
+    <w:p>
+      <w:pPr>
+        <w:pStyle w:val="Prrafodelista"/>
+        <w:numPr>
+          <w:ilvl w:val="0"/>
+          <w:numId w:val="4"/>
+        </w:numPr>
+        <w:spacing w:line="360" w:lineRule="auto"/>
+        <w:jc w:val="both"/>
+        <w:rPr>
+          <w:b/>
+          <w:bCs/>
+          <w:sz w:val="24"/>
+          <w:szCs w:val="24"/>
+        </w:rPr>
+      </w:pPr>
+      <w:r>
+        <w:rPr>
+          <w:b/>
+          <w:bCs/>
+          <w:sz w:val="24"/>
+          <w:szCs w:val="24"/>
+        </w:rPr>
+        <w:t>Recomendaciones principales</w:t>
+      </w:r>
+    </w:p>
+    <w:p>
+      <w:pPr>
+        <w:spacing w:line="360" w:lineRule="auto"/>
+        <w:jc w:val="both"/>
+        <w:rPr>
+          <w:sz w:val="24"/>
+          <w:szCs w:val="24"/>
+        </w:rPr>
+      </w:pPr>
+      <w:r>
+        <w:rPr>
+          <w:sz w:val="24"/>
+          <w:szCs w:val="24"/>
+        </w:rPr>
+        <w:t>Las siguientes recomendaciones se derivan directamente de los hallazgos del modelo y están ordenadas por impacto estimado en el negocio.</w:t>
+      </w:r>
+    </w:p>
+    <w:p>
+      <w:pPr>
+        <w:spacing w:line="360" w:lineRule="auto"/>
+        <w:jc w:val="both"/>
+        <w:rPr>
+          <w:sz w:val="24"/>
+          <w:szCs w:val="24"/>
+        </w:rPr>
+      </w:pPr>
+    </w:p>
+    <w:p>
+      <w:pPr>
+        <w:spacing w:line="360" w:lineRule="auto"/>
+        <w:jc w:val="both"/>
+        <w:rPr>
+          <w:sz w:val="24"/>
+          <w:szCs w:val="24"/>
+        </w:rPr>
+      </w:pPr>
+      <w:r>
+        <w:rPr>
+          <w:b/>
+          <w:bCs/>
+          <w:sz w:val="24"/>
+          <w:szCs w:val="24"/>
+        </w:rPr>
+        <w:t>Recomendación 1</w:t>
+      </w:r>
+      <w:r>
+        <w:rPr>
+          <w:b/>
+          <w:bCs/>
+          <w:sz w:val="24"/>
+          <w:szCs w:val="24"/>
+        </w:rPr>
+        <w:t>:</w:t>
+      </w:r>
+      <w:r>
+        <w:rPr>
+          <w:sz w:val="24"/>
+          <w:szCs w:val="24"/>
+        </w:rPr>
+        <w:t xml:space="preserve"> (Inmediata) </w:t>
+      </w:r>
+      <w:r>
+        <w:rPr>
+          <w:sz w:val="24"/>
+          <w:szCs w:val="24"/>
+        </w:rPr>
+        <w:t>-</w:t>
+      </w:r>
+      <w:r>
+        <w:rPr>
+          <w:sz w:val="24"/>
+          <w:szCs w:val="24"/>
+        </w:rPr>
+        <w:t xml:space="preserve"> Implementar el simulador de ventas en la planificación semanal</w:t>
+      </w:r>
+      <w:r>
+        <w:rPr>
+          <w:sz w:val="24"/>
+          <w:szCs w:val="24"/>
+        </w:rPr>
+        <w:t>.</w:t>
+      </w:r>
+    </w:p>
+    <w:p>
+      <w:pPr>
+        <w:spacing w:line="360" w:lineRule="auto"/>
+        <w:jc w:val="both"/>
+        <w:rPr>
+          <w:sz w:val="24"/>
+          <w:szCs w:val="24"/>
+        </w:rPr>
+      </w:pPr>
+    </w:p>
+    <w:p>
+      <w:pPr>
+        <w:spacing w:line="360" w:lineRule="auto"/>
+        <w:jc w:val="both"/>
+        <w:rPr>
+          <w:sz w:val="24"/>
+          <w:szCs w:val="24"/>
+        </w:rPr>
+      </w:pPr>
+      <w:r>
+        <w:rPr>
+          <w:sz w:val="24"/>
+          <w:szCs w:val="24"/>
+        </w:rPr>
+        <w:t>El modelo puede usarse hoy mismo como herramienta de planificación. Cada lunes, el equipo de logística puede ingresar la estimación de pedidos de la semana y obtener la proyección de ventas, lo que permite definir:</w:t>
+      </w:r>
+    </w:p>
+    <w:p>
+      <w:pPr>
+        <w:spacing w:line="360" w:lineRule="auto"/>
+        <w:jc w:val="both"/>
+        <w:rPr>
+          <w:sz w:val="24"/>
+          <w:szCs w:val="24"/>
+        </w:rPr>
+      </w:pPr>
+    </w:p>
+    <w:p>
+      <w:pPr>
+        <w:pStyle w:val="Prrafodelista"/>
+        <w:numPr>
+          <w:ilvl w:val="0"/>
+          <w:numId w:val="6"/>
+        </w:numPr>
+        <w:spacing w:line="360" w:lineRule="auto"/>
+        <w:jc w:val="both"/>
+        <w:rPr>
+          <w:sz w:val="24"/>
+          <w:szCs w:val="24"/>
+        </w:rPr>
+      </w:pPr>
+      <w:r>
+        <w:rPr>
+          <w:sz w:val="24"/>
+          <w:szCs w:val="24"/>
+        </w:rPr>
+        <w:t>Cuántas unidades por categoría deben estar disponibles en bodega.</w:t>
+      </w:r>
+    </w:p>
+    <w:p>
+      <w:pPr>
+        <w:pStyle w:val="Prrafodelista"/>
+        <w:numPr>
+          <w:ilvl w:val="0"/>
+          <w:numId w:val="6"/>
+        </w:numPr>
+        <w:spacing w:line="360" w:lineRule="auto"/>
+        <w:jc w:val="both"/>
+        <w:rPr>
+          <w:sz w:val="24"/>
+          <w:szCs w:val="24"/>
+        </w:rPr>
+      </w:pPr>
+      <w:r>
+        <w:rPr>
+          <w:sz w:val="24"/>
+          <w:szCs w:val="24"/>
+        </w:rPr>
+        <w:lastRenderedPageBreak/>
+        <w:t>Si se necesita refuerzo de personal para despacho.</w:t>
+      </w:r>
+    </w:p>
+    <w:p>
+      <w:pPr>
+        <w:pStyle w:val="Prrafodelista"/>
+        <w:numPr>
+          <w:ilvl w:val="0"/>
+          <w:numId w:val="6"/>
+        </w:numPr>
+        <w:spacing w:line="360" w:lineRule="auto"/>
+        <w:jc w:val="both"/>
+        <w:rPr>
+          <w:sz w:val="24"/>
+          <w:szCs w:val="24"/>
+        </w:rPr>
+      </w:pPr>
+      <w:r>
+        <w:rPr>
+          <w:sz w:val="24"/>
+          <w:szCs w:val="24"/>
+        </w:rPr>
+        <w:t>Cuando activar reposición urgente de inventario.</w:t>
+      </w:r>
+    </w:p>
+    <w:p>
+      <w:pPr>
+        <w:spacing w:line="360" w:lineRule="auto"/>
+        <w:jc w:val="both"/>
+        <w:rPr>
+          <w:sz w:val="24"/>
+          <w:szCs w:val="24"/>
+        </w:rPr>
+      </w:pPr>
+    </w:p>
+    <w:p>
+      <w:pPr>
+        <w:spacing w:line="360" w:lineRule="auto"/>
+        <w:jc w:val="both"/>
+        <w:rPr>
+          <w:sz w:val="24"/>
+          <w:szCs w:val="24"/>
+        </w:rPr>
+      </w:pPr>
+      <w:r>
+        <w:rPr>
+          <w:b/>
+          <w:bCs/>
+          <w:sz w:val="24"/>
+          <w:szCs w:val="24"/>
+        </w:rPr>
+        <w:t>La ecuación práctica es simple:</w:t>
+      </w:r>
+      <w:r>
+        <w:rPr>
+          <w:sz w:val="24"/>
+          <w:szCs w:val="24"/>
+        </w:rPr>
+        <w:t xml:space="preserve"> cada pedido proyectado representa en promedio entre $148,000 y $199,000 COP en ventas, dependiendo del volumen del día.</w:t>
+      </w:r>
+    </w:p>
+    <w:p>
+      <w:pPr>
+        <w:spacing w:line="360" w:lineRule="auto"/>
+        <w:jc w:val="both"/>
+        <w:rPr>
+          <w:sz w:val="24"/>
+          <w:szCs w:val="24"/>
+        </w:rPr>
+      </w:pPr>
+    </w:p>
+    <w:p>
+      <w:pPr>
+        <w:spacing w:line="360" w:lineRule="auto"/>
+        <w:jc w:val="both"/>
+        <w:rPr>
+          <w:sz w:val="24"/>
+          <w:szCs w:val="24"/>
+        </w:rPr>
+      </w:pPr>
+      <w:r>
+        <w:rPr>
+          <w:b/>
+          <w:bCs/>
+          <w:sz w:val="24"/>
+          <w:szCs w:val="24"/>
+        </w:rPr>
+        <w:t>Recomendación 2</w:t>
+      </w:r>
+      <w:r>
+        <w:rPr>
+          <w:b/>
+          <w:bCs/>
+          <w:sz w:val="24"/>
+          <w:szCs w:val="24"/>
+        </w:rPr>
+        <w:t>:</w:t>
+      </w:r>
+      <w:r>
+        <w:rPr>
+          <w:sz w:val="24"/>
+          <w:szCs w:val="24"/>
+        </w:rPr>
+        <w:t xml:space="preserve"> (Urgente) </w:t>
+      </w:r>
+      <w:r>
+        <w:rPr>
+          <w:sz w:val="24"/>
+          <w:szCs w:val="24"/>
+        </w:rPr>
+        <w:t xml:space="preserve">- </w:t>
+      </w:r>
+      <w:r>
+        <w:rPr>
+          <w:sz w:val="24"/>
+          <w:szCs w:val="24"/>
+        </w:rPr>
+        <w:t>Crear un calendario de picos de demanda para 2026</w:t>
+      </w:r>
+      <w:r>
+        <w:rPr>
+          <w:sz w:val="24"/>
+          <w:szCs w:val="24"/>
+        </w:rPr>
+        <w:t>.</w:t>
+      </w:r>
+    </w:p>
+    <w:p>
+      <w:pPr>
+        <w:spacing w:line="360" w:lineRule="auto"/>
+        <w:jc w:val="both"/>
+        <w:rPr>
+          <w:sz w:val="24"/>
+          <w:szCs w:val="24"/>
+        </w:rPr>
+      </w:pPr>
+    </w:p>
+    <w:p>
+      <w:pPr>
+        <w:spacing w:line="360" w:lineRule="auto"/>
+        <w:jc w:val="both"/>
+        <w:rPr>
+          <w:sz w:val="24"/>
+          <w:szCs w:val="24"/>
+        </w:rPr>
+      </w:pPr>
+      <w:r>
+        <w:rPr>
+          <w:sz w:val="24"/>
+          <w:szCs w:val="24"/>
+        </w:rPr>
+        <w:t>Los datos confirman que los picos de venta son predecibles y están ligados al calendario ciclístico. Eleven Pro debe programar sus compras de inventario con 45-60 días de anticipación a estos períodos:</w:t>
+      </w:r>
+    </w:p>
+    <w:p>
+      <w:pPr>
+        <w:spacing w:line="360" w:lineRule="auto"/>
+        <w:jc w:val="both"/>
+        <w:rPr>
+          <w:sz w:val="24"/>
+          <w:szCs w:val="24"/>
+        </w:rPr>
+      </w:pPr>
     </w:p>
     <w:tbl>
       <w:tblPr>
-        <w:tblW w:w="9360" w:type="dxa"/>
+        <w:tblW w:w="5000" w:type="pct"/>
         <w:tblBorders>
           <w:top w:val="single" w:sz="4" w:space="0" w:color="auto"/>
           <w:left w:val="single" w:sz="4" w:space="0" w:color="auto"/>
@@ -3357,203 +3857,14 @@
         <w:tblLook w:val="04A0" w:firstRow="1" w:lastRow="0" w:firstColumn="1" w:lastColumn="0" w:noHBand="0" w:noVBand="1"/>
       </w:tblPr>
       <w:tblGrid>
-        <w:gridCol w:w="9360"/>
+        <w:gridCol w:w="2643"/>
+        <w:gridCol w:w="2644"/>
+        <w:gridCol w:w="3549"/>
       </w:tblGrid>
       <w:tr>
-        <w:tblPrEx>
-          <w:tblCellMar>
-            <w:top w:w="0" w:type="dxa"/>
-            <w:bottom w:w="0" w:type="dxa"/>
-          </w:tblCellMar>
-        </w:tblPrEx>
         <w:tc>
           <w:tcPr>
-            <w:tcW w:w="9360" w:type="dxa"/>
-            <w:tcBorders>
-              <w:top w:val="none" w:sz="0" w:space="0" w:color="FFFFFF"/>
-              <w:left w:val="none" w:sz="0" w:space="0" w:color="FFFFFF"/>
-              <w:bottom w:val="none" w:sz="0" w:space="0" w:color="FFFFFF"/>
-              <w:right w:val="none" w:sz="0" w:space="0" w:color="FFFFFF"/>
-            </w:tcBorders>
-            <w:shd w:val="clear" w:color="auto" w:fill="1B3A6B"/>
-            <w:tcMar>
-              <w:top w:w="120" w:type="dxa"/>
-              <w:left w:w="180" w:type="dxa"/>
-              <w:bottom w:w="120" w:type="dxa"/>
-              <w:right w:w="180" w:type="dxa"/>
-            </w:tcMar>
-          </w:tcPr>
-          <w:p>
-            <w:r>
-              <w:rPr>
-                <w:b/>
-                <w:bCs/>
-                <w:color w:val="FFFFFF"/>
-                <w:sz w:val="24"/>
-                <w:szCs w:val="24"/>
-              </w:rPr>
-              <w:lastRenderedPageBreak/>
-              <w:t>5. Recomendaciones para Eleven Pro</w:t>
-            </w:r>
-          </w:p>
-        </w:tc>
-      </w:tr>
-    </w:tbl>
-    <w:p>
-      <w:pPr>
-        <w:spacing w:before="80" w:after="80"/>
-      </w:pPr>
-    </w:p>
-    <w:p>
-      <w:pPr>
-        <w:spacing w:before="60" w:after="60"/>
-      </w:pPr>
-      <w:r>
-        <w:t>Las siguientes recomendaciones se derivan directamente de los hallazgos del modelo y están ordenadas por impacto estimado en el negocio.</w:t>
-      </w:r>
-    </w:p>
-    <w:p>
-      <w:pPr>
-        <w:spacing w:before="80" w:after="80"/>
-      </w:pPr>
-    </w:p>
-    <w:p>
-      <w:pPr>
-        <w:pStyle w:val="Ttulo2"/>
-        <w:spacing w:before="200" w:after="80"/>
-      </w:pPr>
-      <w:r>
-        <w:rPr>
-          <w:b/>
-          <w:bCs/>
-          <w:color w:val="2E75B6"/>
-          <w:sz w:val="22"/>
-          <w:szCs w:val="22"/>
-        </w:rPr>
-        <w:t>Recomendación 1 (Inmediata) — Implementar el simulador de ventas en la planificación semanal</w:t>
-      </w:r>
-    </w:p>
-    <w:p>
-      <w:pPr>
-        <w:spacing w:before="60" w:after="60"/>
-      </w:pPr>
-      <w:r>
-        <w:t>El modelo puede usarse hoy mismo como herramienta de planificación. Cada lunes, el equipo de logística puede ingresar la estimación de pedidos de la semana y obtener la proyección de ventas, lo que permite definir:</w:t>
-      </w:r>
-    </w:p>
-    <w:p>
-      <w:pPr>
-        <w:pStyle w:val="Prrafodelista"/>
-        <w:numPr>
-          <w:ilvl w:val="0"/>
-          <w:numId w:val="2"/>
-        </w:numPr>
-        <w:spacing w:before="40" w:after="40"/>
-      </w:pPr>
-      <w:r>
-        <w:t>Cuántas unidades por categoría deben estar disponibles en bodega.</w:t>
-      </w:r>
-    </w:p>
-    <w:p>
-      <w:pPr>
-        <w:pStyle w:val="Prrafodelista"/>
-        <w:numPr>
-          <w:ilvl w:val="0"/>
-          <w:numId w:val="2"/>
-        </w:numPr>
-        <w:spacing w:before="40" w:after="40"/>
-      </w:pPr>
-      <w:r>
-        <w:t>Si se necesita refuerzo de personal para despacho.</w:t>
-      </w:r>
-    </w:p>
-    <w:p>
-      <w:pPr>
-        <w:pStyle w:val="Prrafodelista"/>
-        <w:numPr>
-          <w:ilvl w:val="0"/>
-          <w:numId w:val="2"/>
-        </w:numPr>
-        <w:spacing w:before="40" w:after="40"/>
-      </w:pPr>
-      <w:proofErr w:type="gramStart"/>
-      <w:r>
-        <w:t>Cuándo</w:t>
-      </w:r>
-      <w:proofErr w:type="gramEnd"/>
-      <w:r>
-        <w:t xml:space="preserve"> activar reposición urgente de inventario.</w:t>
-      </w:r>
-    </w:p>
-    <w:p>
-      <w:pPr>
-        <w:spacing w:before="60" w:after="60"/>
-      </w:pPr>
-      <w:r>
-        <w:t>La ecuación práctica es simple: cada pedido proyectado representa en promedio entre $148,000 y $199,000 COP en ventas, dependiendo del volumen del día.</w:t>
-      </w:r>
-    </w:p>
-    <w:p>
-      <w:pPr>
-        <w:spacing w:before="80" w:after="80"/>
-      </w:pPr>
-    </w:p>
-    <w:p>
-      <w:pPr>
-        <w:pStyle w:val="Ttulo2"/>
-        <w:spacing w:before="200" w:after="80"/>
-      </w:pPr>
-      <w:r>
-        <w:rPr>
-          <w:b/>
-          <w:bCs/>
-          <w:color w:val="2E75B6"/>
-          <w:sz w:val="22"/>
-          <w:szCs w:val="22"/>
-        </w:rPr>
-        <w:t>Recomendación 2 (Urgente) — Crear un calendario de picos de demanda para 2026</w:t>
-      </w:r>
-    </w:p>
-    <w:p>
-      <w:pPr>
-        <w:spacing w:before="60" w:after="60"/>
-      </w:pPr>
-      <w:r>
-        <w:t>Los datos confirman que los picos de venta son predecibles y están ligados al calendario ciclístico. Eleven Pro debe programar sus compras de inventario con 45-60 días de anticipación a estos períodos:</w:t>
-      </w:r>
-    </w:p>
-    <w:tbl>
-      <w:tblPr>
-        <w:tblW w:w="9360" w:type="dxa"/>
-        <w:tblBorders>
-          <w:top w:val="single" w:sz="4" w:space="0" w:color="auto"/>
-          <w:left w:val="single" w:sz="4" w:space="0" w:color="auto"/>
-          <w:bottom w:val="single" w:sz="4" w:space="0" w:color="auto"/>
-          <w:right w:val="single" w:sz="4" w:space="0" w:color="auto"/>
-          <w:insideH w:val="single" w:sz="4" w:space="0" w:color="auto"/>
-          <w:insideV w:val="single" w:sz="4" w:space="0" w:color="auto"/>
-        </w:tblBorders>
-        <w:tblCellMar>
-          <w:left w:w="10" w:type="dxa"/>
-          <w:right w:w="10" w:type="dxa"/>
-        </w:tblCellMar>
-        <w:tblLook w:val="04A0" w:firstRow="1" w:lastRow="0" w:firstColumn="1" w:lastColumn="0" w:noHBand="0" w:noVBand="1"/>
-      </w:tblPr>
-      <w:tblGrid>
-        <w:gridCol w:w="2800"/>
-        <w:gridCol w:w="2800"/>
-        <w:gridCol w:w="3760"/>
-      </w:tblGrid>
-      <w:tr>
-        <w:tblPrEx>
-          <w:tblCellMar>
-            <w:top w:w="0" w:type="dxa"/>
-            <w:bottom w:w="0" w:type="dxa"/>
-          </w:tblCellMar>
-        </w:tblPrEx>
-        <w:tc>
-          <w:tcPr>
-            <w:tcW w:w="2800" w:type="dxa"/>
+            <w:tcW w:w="1496" w:type="pct"/>
             <w:tcBorders>
               <w:top w:val="single" w:sz="1" w:space="0" w:color="BDC3C7"/>
               <w:left w:val="single" w:sz="1" w:space="0" w:color="BDC3C7"/>
@@ -3586,7 +3897,7 @@
         </w:tc>
         <w:tc>
           <w:tcPr>
-            <w:tcW w:w="2800" w:type="dxa"/>
+            <w:tcW w:w="1496" w:type="pct"/>
             <w:tcBorders>
               <w:top w:val="single" w:sz="1" w:space="0" w:color="BDC3C7"/>
               <w:left w:val="single" w:sz="1" w:space="0" w:color="BDC3C7"/>
@@ -3619,7 +3930,7 @@
         </w:tc>
         <w:tc>
           <w:tcPr>
-            <w:tcW w:w="3760" w:type="dxa"/>
+            <w:tcW w:w="2009" w:type="pct"/>
             <w:tcBorders>
               <w:top w:val="single" w:sz="1" w:space="0" w:color="BDC3C7"/>
               <w:left w:val="single" w:sz="1" w:space="0" w:color="BDC3C7"/>
@@ -3652,15 +3963,9 @@
         </w:tc>
       </w:tr>
       <w:tr>
-        <w:tblPrEx>
-          <w:tblCellMar>
-            <w:top w:w="0" w:type="dxa"/>
-            <w:bottom w:w="0" w:type="dxa"/>
-          </w:tblCellMar>
-        </w:tblPrEx>
         <w:tc>
           <w:tcPr>
-            <w:tcW w:w="2800" w:type="dxa"/>
+            <w:tcW w:w="1496" w:type="pct"/>
             <w:tcBorders>
               <w:top w:val="single" w:sz="1" w:space="0" w:color="BDC3C7"/>
               <w:left w:val="single" w:sz="1" w:space="0" w:color="BDC3C7"/>
@@ -3706,7 +4011,7 @@
         </w:tc>
         <w:tc>
           <w:tcPr>
-            <w:tcW w:w="2800" w:type="dxa"/>
+            <w:tcW w:w="1496" w:type="pct"/>
             <w:tcBorders>
               <w:top w:val="single" w:sz="1" w:space="0" w:color="BDC3C7"/>
               <w:left w:val="single" w:sz="1" w:space="0" w:color="BDC3C7"/>
@@ -3752,7 +4057,7 @@
         </w:tc>
         <w:tc>
           <w:tcPr>
-            <w:tcW w:w="3760" w:type="dxa"/>
+            <w:tcW w:w="2009" w:type="pct"/>
             <w:tcBorders>
               <w:top w:val="single" w:sz="1" w:space="0" w:color="BDC3C7"/>
               <w:left w:val="single" w:sz="1" w:space="0" w:color="BDC3C7"/>
@@ -3774,25 +4079,7 @@
                 <w:sz w:val="18"/>
                 <w:szCs w:val="18"/>
               </w:rPr>
-              <w:t xml:space="preserve">Giro </w:t>
-            </w:r>
-            <w:proofErr w:type="spellStart"/>
-            <w:r>
-              <w:rPr>
-                <w:color w:val="000000"/>
-                <w:sz w:val="18"/>
-                <w:szCs w:val="18"/>
-              </w:rPr>
-              <w:t>d'Italia</w:t>
-            </w:r>
-            <w:proofErr w:type="spellEnd"/>
-            <w:r>
-              <w:rPr>
-                <w:color w:val="000000"/>
-                <w:sz w:val="18"/>
-                <w:szCs w:val="18"/>
-              </w:rPr>
-              <w:t xml:space="preserve"> (</w:t>
+              <w:t>Giro d'Italia (</w:t>
             </w:r>
             <w:proofErr w:type="gramStart"/>
             <w:r>
@@ -3816,15 +4103,9 @@
         </w:tc>
       </w:tr>
       <w:tr>
-        <w:tblPrEx>
-          <w:tblCellMar>
-            <w:top w:w="0" w:type="dxa"/>
-            <w:bottom w:w="0" w:type="dxa"/>
-          </w:tblCellMar>
-        </w:tblPrEx>
         <w:tc>
           <w:tcPr>
-            <w:tcW w:w="2800" w:type="dxa"/>
+            <w:tcW w:w="1496" w:type="pct"/>
             <w:tcBorders>
               <w:top w:val="single" w:sz="1" w:space="0" w:color="BDC3C7"/>
               <w:left w:val="single" w:sz="1" w:space="0" w:color="BDC3C7"/>
@@ -3852,7 +4133,7 @@
         </w:tc>
         <w:tc>
           <w:tcPr>
-            <w:tcW w:w="2800" w:type="dxa"/>
+            <w:tcW w:w="1496" w:type="pct"/>
             <w:tcBorders>
               <w:top w:val="single" w:sz="1" w:space="0" w:color="BDC3C7"/>
               <w:left w:val="single" w:sz="1" w:space="0" w:color="BDC3C7"/>
@@ -3880,7 +4161,7 @@
         </w:tc>
         <w:tc>
           <w:tcPr>
-            <w:tcW w:w="3760" w:type="dxa"/>
+            <w:tcW w:w="2009" w:type="pct"/>
             <w:tcBorders>
               <w:top w:val="single" w:sz="1" w:space="0" w:color="BDC3C7"/>
               <w:left w:val="single" w:sz="1" w:space="0" w:color="BDC3C7"/>
@@ -3908,15 +4189,9 @@
         </w:tc>
       </w:tr>
       <w:tr>
-        <w:tblPrEx>
-          <w:tblCellMar>
-            <w:top w:w="0" w:type="dxa"/>
-            <w:bottom w:w="0" w:type="dxa"/>
-          </w:tblCellMar>
-        </w:tblPrEx>
         <w:tc>
           <w:tcPr>
-            <w:tcW w:w="2800" w:type="dxa"/>
+            <w:tcW w:w="1496" w:type="pct"/>
             <w:tcBorders>
               <w:top w:val="single" w:sz="1" w:space="0" w:color="BDC3C7"/>
               <w:left w:val="single" w:sz="1" w:space="0" w:color="BDC3C7"/>
@@ -3944,7 +4219,7 @@
         </w:tc>
         <w:tc>
           <w:tcPr>
-            <w:tcW w:w="2800" w:type="dxa"/>
+            <w:tcW w:w="1496" w:type="pct"/>
             <w:tcBorders>
               <w:top w:val="single" w:sz="1" w:space="0" w:color="BDC3C7"/>
               <w:left w:val="single" w:sz="1" w:space="0" w:color="BDC3C7"/>
@@ -3972,7 +4247,7 @@
         </w:tc>
         <w:tc>
           <w:tcPr>
-            <w:tcW w:w="3760" w:type="dxa"/>
+            <w:tcW w:w="2009" w:type="pct"/>
             <w:tcBorders>
               <w:top w:val="single" w:sz="1" w:space="0" w:color="BDC3C7"/>
               <w:left w:val="single" w:sz="1" w:space="0" w:color="BDC3C7"/>
@@ -4002,43 +4277,113 @@
     </w:tbl>
     <w:p>
       <w:pPr>
-        <w:spacing w:before="80" w:after="80"/>
-      </w:pPr>
-    </w:p>
-    <w:p>
-      <w:pPr>
-        <w:pStyle w:val="Ttulo2"/>
-        <w:spacing w:before="200" w:after="80"/>
+        <w:spacing w:line="360" w:lineRule="auto"/>
+        <w:jc w:val="both"/>
+        <w:rPr>
+          <w:sz w:val="24"/>
+          <w:szCs w:val="24"/>
+        </w:rPr>
+      </w:pPr>
+    </w:p>
+    <w:p>
+      <w:pPr>
+        <w:spacing w:line="360" w:lineRule="auto"/>
+        <w:jc w:val="both"/>
+        <w:rPr>
+          <w:sz w:val="24"/>
+          <w:szCs w:val="24"/>
+        </w:rPr>
       </w:pPr>
       <w:r>
         <w:rPr>
           <w:b/>
           <w:bCs/>
-          <w:color w:val="2E75B6"/>
-          <w:sz w:val="22"/>
-          <w:szCs w:val="22"/>
-        </w:rPr>
-        <w:t>Recomendación 3 — Reducir la tasa de devoluciones (actualmente 10.64%)</w:t>
-      </w:r>
-    </w:p>
-    <w:p>
-      <w:pPr>
-        <w:spacing w:before="60" w:after="60"/>
-      </w:pPr>
-      <w:r>
+          <w:sz w:val="24"/>
+          <w:szCs w:val="24"/>
+        </w:rPr>
+        <w:t>Recomendación 3</w:t>
+      </w:r>
+      <w:r>
+        <w:rPr>
+          <w:b/>
+          <w:bCs/>
+          <w:sz w:val="24"/>
+          <w:szCs w:val="24"/>
+        </w:rPr>
+        <w:t>:</w:t>
+      </w:r>
+      <w:r>
+        <w:rPr>
+          <w:sz w:val="24"/>
+          <w:szCs w:val="24"/>
+        </w:rPr>
+        <w:t xml:space="preserve"> Reducir la tasa de devoluciones (actualmente 10.64%)</w:t>
+      </w:r>
+      <w:r>
+        <w:rPr>
+          <w:sz w:val="24"/>
+          <w:szCs w:val="24"/>
+        </w:rPr>
+        <w:t>.</w:t>
+      </w:r>
+    </w:p>
+    <w:p>
+      <w:pPr>
+        <w:spacing w:line="360" w:lineRule="auto"/>
+        <w:jc w:val="both"/>
+        <w:rPr>
+          <w:sz w:val="24"/>
+          <w:szCs w:val="24"/>
+        </w:rPr>
+      </w:pPr>
+    </w:p>
+    <w:p>
+      <w:pPr>
+        <w:spacing w:line="360" w:lineRule="auto"/>
+        <w:jc w:val="both"/>
+        <w:rPr>
+          <w:sz w:val="24"/>
+          <w:szCs w:val="24"/>
+        </w:rPr>
+      </w:pPr>
+      <w:r>
+        <w:rPr>
+          <w:sz w:val="24"/>
+          <w:szCs w:val="24"/>
+        </w:rPr>
         <w:t>Las devoluciones son la segunda variable más influyente en el modelo (2.27%). En el peor mes registrado, el 61% de las ventas brutas fueron devueltas. Cada devolución no solo reduce las ventas netas, sino que genera costo logístico de retorno. Las causas más probables son inconformidad con la talla o el producto recibido. Se recomienda:</w:t>
       </w:r>
+    </w:p>
+    <w:p>
+      <w:pPr>
+        <w:spacing w:line="360" w:lineRule="auto"/>
+        <w:jc w:val="both"/>
+        <w:rPr>
+          <w:sz w:val="24"/>
+          <w:szCs w:val="24"/>
+        </w:rPr>
+      </w:pPr>
     </w:p>
     <w:p>
       <w:pPr>
         <w:pStyle w:val="Prrafodelista"/>
         <w:numPr>
           <w:ilvl w:val="0"/>
-          <w:numId w:val="2"/>
+          <w:numId w:val="7"/>
         </w:numPr>
-        <w:spacing w:before="40" w:after="40"/>
-      </w:pPr>
-      <w:r>
+        <w:spacing w:line="360" w:lineRule="auto"/>
+        <w:ind w:left="360"/>
+        <w:jc w:val="both"/>
+        <w:rPr>
+          <w:sz w:val="24"/>
+          <w:szCs w:val="24"/>
+        </w:rPr>
+      </w:pPr>
+      <w:r>
+        <w:rPr>
+          <w:sz w:val="24"/>
+          <w:szCs w:val="24"/>
+        </w:rPr>
         <w:t>Mejorar las guías de tallas en el sitio web (tabla detallada por género y tipo de cuerpo).</w:t>
       </w:r>
     </w:p>
@@ -4047,11 +4392,21 @@
         <w:pStyle w:val="Prrafodelista"/>
         <w:numPr>
           <w:ilvl w:val="0"/>
-          <w:numId w:val="2"/>
+          <w:numId w:val="7"/>
         </w:numPr>
-        <w:spacing w:before="40" w:after="40"/>
-      </w:pPr>
-      <w:r>
+        <w:spacing w:line="360" w:lineRule="auto"/>
+        <w:ind w:left="360"/>
+        <w:jc w:val="both"/>
+        <w:rPr>
+          <w:sz w:val="24"/>
+          <w:szCs w:val="24"/>
+        </w:rPr>
+      </w:pPr>
+      <w:r>
+        <w:rPr>
+          <w:sz w:val="24"/>
+          <w:szCs w:val="24"/>
+        </w:rPr>
         <w:t>Incluir fotografías con modelo en diferentes tallas para cada producto.</w:t>
       </w:r>
     </w:p>
@@ -4060,67 +4415,189 @@
         <w:pStyle w:val="Prrafodelista"/>
         <w:numPr>
           <w:ilvl w:val="0"/>
-          <w:numId w:val="2"/>
+          <w:numId w:val="7"/>
         </w:numPr>
-        <w:spacing w:before="40" w:after="40"/>
-      </w:pPr>
-      <w:r>
+        <w:spacing w:line="360" w:lineRule="auto"/>
+        <w:ind w:left="360"/>
+        <w:jc w:val="both"/>
+        <w:rPr>
+          <w:sz w:val="24"/>
+          <w:szCs w:val="24"/>
+        </w:rPr>
+      </w:pPr>
+      <w:r>
+        <w:rPr>
+          <w:sz w:val="24"/>
+          <w:szCs w:val="24"/>
+        </w:rPr>
+        <w:lastRenderedPageBreak/>
         <w:t>Implementar un chat de asesoría previa a la compra para productos de alto valor (&gt;$300,000 COP).</w:t>
       </w:r>
     </w:p>
     <w:p>
       <w:pPr>
-        <w:spacing w:before="80" w:after="80"/>
-      </w:pPr>
-    </w:p>
-    <w:p>
-      <w:pPr>
-        <w:pStyle w:val="Ttulo2"/>
-        <w:spacing w:before="200" w:after="80"/>
+        <w:spacing w:line="360" w:lineRule="auto"/>
+        <w:jc w:val="both"/>
+        <w:rPr>
+          <w:sz w:val="24"/>
+          <w:szCs w:val="24"/>
+        </w:rPr>
+      </w:pPr>
+    </w:p>
+    <w:p>
+      <w:pPr>
+        <w:spacing w:line="360" w:lineRule="auto"/>
+        <w:jc w:val="both"/>
+        <w:rPr>
+          <w:sz w:val="24"/>
+          <w:szCs w:val="24"/>
+        </w:rPr>
       </w:pPr>
       <w:r>
         <w:rPr>
           <w:b/>
           <w:bCs/>
-          <w:color w:val="2E75B6"/>
-          <w:sz w:val="22"/>
-          <w:szCs w:val="22"/>
-        </w:rPr>
-        <w:t>Recomendación 4 (Mediano plazo) — Explotar el potencial de Addi Payment</w:t>
-      </w:r>
-    </w:p>
-    <w:p>
-      <w:pPr>
-        <w:spacing w:before="60" w:after="60"/>
-      </w:pPr>
-      <w:r>
+          <w:sz w:val="24"/>
+          <w:szCs w:val="24"/>
+        </w:rPr>
+        <w:t>Recomendación 4</w:t>
+      </w:r>
+      <w:r>
+        <w:rPr>
+          <w:b/>
+          <w:bCs/>
+          <w:sz w:val="24"/>
+          <w:szCs w:val="24"/>
+        </w:rPr>
+        <w:t>:</w:t>
+      </w:r>
+      <w:r>
+        <w:rPr>
+          <w:sz w:val="24"/>
+          <w:szCs w:val="24"/>
+        </w:rPr>
+        <w:t xml:space="preserve"> (Mediano plazo) </w:t>
+      </w:r>
+      <w:r>
+        <w:rPr>
+          <w:sz w:val="24"/>
+          <w:szCs w:val="24"/>
+        </w:rPr>
+        <w:t>-</w:t>
+      </w:r>
+      <w:r>
+        <w:rPr>
+          <w:sz w:val="24"/>
+          <w:szCs w:val="24"/>
+        </w:rPr>
+        <w:t xml:space="preserve"> Explotar el potencial de Addi Payment</w:t>
+      </w:r>
+      <w:r>
+        <w:rPr>
+          <w:sz w:val="24"/>
+          <w:szCs w:val="24"/>
+        </w:rPr>
+        <w:t>.</w:t>
+      </w:r>
+    </w:p>
+    <w:p>
+      <w:pPr>
+        <w:spacing w:line="360" w:lineRule="auto"/>
+        <w:jc w:val="both"/>
+        <w:rPr>
+          <w:sz w:val="24"/>
+          <w:szCs w:val="24"/>
+        </w:rPr>
+      </w:pPr>
+    </w:p>
+    <w:p>
+      <w:pPr>
+        <w:spacing w:line="360" w:lineRule="auto"/>
+        <w:jc w:val="both"/>
+        <w:rPr>
+          <w:sz w:val="24"/>
+          <w:szCs w:val="24"/>
+        </w:rPr>
+      </w:pPr>
+      <w:r>
+        <w:rPr>
+          <w:sz w:val="24"/>
+          <w:szCs w:val="24"/>
+        </w:rPr>
         <w:t xml:space="preserve">El 70.3% de los pedidos se financia a cuotas mediante Addi Payment. Esta modalidad elimina la barrera del precio y explica por qué el </w:t>
       </w:r>
       <w:proofErr w:type="gramStart"/>
       <w:r>
+        <w:rPr>
+          <w:sz w:val="24"/>
+          <w:szCs w:val="24"/>
+        </w:rPr>
         <w:t>ticket</w:t>
       </w:r>
       <w:proofErr w:type="gramEnd"/>
       <w:r>
+        <w:rPr>
+          <w:sz w:val="24"/>
+          <w:szCs w:val="24"/>
+        </w:rPr>
         <w:t xml:space="preserve"> promedio ($171,407 por producto) es relativamente alto para ropa deportiva. Se recomienda:</w:t>
       </w:r>
+    </w:p>
+    <w:p>
+      <w:pPr>
+        <w:spacing w:line="360" w:lineRule="auto"/>
+        <w:jc w:val="both"/>
+        <w:rPr>
+          <w:sz w:val="24"/>
+          <w:szCs w:val="24"/>
+        </w:rPr>
+      </w:pPr>
     </w:p>
     <w:p>
       <w:pPr>
         <w:pStyle w:val="Prrafodelista"/>
         <w:numPr>
           <w:ilvl w:val="0"/>
-          <w:numId w:val="2"/>
+          <w:numId w:val="8"/>
         </w:numPr>
-        <w:spacing w:before="40" w:after="40"/>
-      </w:pPr>
-      <w:proofErr w:type="gramStart"/>
-      <w:r>
-        <w:t>Destacar</w:t>
-      </w:r>
-      <w:proofErr w:type="gramEnd"/>
-      <w:r>
-        <w:t xml:space="preserve"> "Págalo en cuotas sin interés" como mensaje principal en campañas de redes sociales.</w:t>
+        <w:spacing w:line="360" w:lineRule="auto"/>
+        <w:jc w:val="both"/>
+        <w:rPr>
+          <w:sz w:val="24"/>
+          <w:szCs w:val="24"/>
+        </w:rPr>
+      </w:pPr>
+      <w:r>
+        <w:rPr>
+          <w:sz w:val="24"/>
+          <w:szCs w:val="24"/>
+        </w:rPr>
+        <w:t>Hay que destacar</w:t>
+      </w:r>
+      <w:r>
+        <w:rPr>
+          <w:sz w:val="24"/>
+          <w:szCs w:val="24"/>
+        </w:rPr>
+        <w:t xml:space="preserve"> </w:t>
+      </w:r>
+      <w:r>
+        <w:rPr>
+          <w:b/>
+          <w:bCs/>
+          <w:i/>
+          <w:iCs/>
+          <w:sz w:val="24"/>
+          <w:szCs w:val="24"/>
+        </w:rPr>
+        <w:t>"Págalo en cuotas sin interés"</w:t>
+      </w:r>
+      <w:r>
+        <w:rPr>
+          <w:sz w:val="24"/>
+          <w:szCs w:val="24"/>
+        </w:rPr>
+        <w:t xml:space="preserve"> como mensaje principal en campañas de redes sociales.</w:t>
       </w:r>
     </w:p>
     <w:p>
@@ -4128,12 +4605,63 @@
         <w:pStyle w:val="Prrafodelista"/>
         <w:numPr>
           <w:ilvl w:val="0"/>
-          <w:numId w:val="2"/>
+          <w:numId w:val="8"/>
         </w:numPr>
-        <w:spacing w:before="40" w:after="40"/>
-      </w:pPr>
-      <w:r>
-        <w:t>Ofrecer combos o kits completos (jersey + pantaloneta + calcetines) aprovechando que el financiamiento los hace accesibles.</w:t>
+        <w:spacing w:line="360" w:lineRule="auto"/>
+        <w:jc w:val="both"/>
+        <w:rPr>
+          <w:sz w:val="24"/>
+          <w:szCs w:val="24"/>
+        </w:rPr>
+      </w:pPr>
+      <w:r>
+        <w:rPr>
+          <w:sz w:val="24"/>
+          <w:szCs w:val="24"/>
+        </w:rPr>
+        <w:t>Ofrecer combos o kits completos (</w:t>
+      </w:r>
+      <w:r>
+        <w:rPr>
+          <w:sz w:val="24"/>
+          <w:szCs w:val="24"/>
+        </w:rPr>
+        <w:t>J</w:t>
+      </w:r>
+      <w:r>
+        <w:rPr>
+          <w:sz w:val="24"/>
+          <w:szCs w:val="24"/>
+        </w:rPr>
+        <w:t xml:space="preserve">ersey + </w:t>
+      </w:r>
+      <w:r>
+        <w:rPr>
+          <w:sz w:val="24"/>
+          <w:szCs w:val="24"/>
+        </w:rPr>
+        <w:t>P</w:t>
+      </w:r>
+      <w:r>
+        <w:rPr>
+          <w:sz w:val="24"/>
+          <w:szCs w:val="24"/>
+        </w:rPr>
+        <w:t xml:space="preserve">antaloneta + </w:t>
+      </w:r>
+      <w:r>
+        <w:rPr>
+          <w:sz w:val="24"/>
+          <w:szCs w:val="24"/>
+        </w:rPr>
+        <w:t>C</w:t>
+      </w:r>
+      <w:r>
+        <w:rPr>
+          <w:sz w:val="24"/>
+          <w:szCs w:val="24"/>
+        </w:rPr>
+        <w:t>alcetines) aprovechando que el financiamiento los hace accesibles.</w:t>
       </w:r>
     </w:p>
     <w:p>
@@ -4141,38 +4669,106 @@
         <w:pStyle w:val="Prrafodelista"/>
         <w:numPr>
           <w:ilvl w:val="0"/>
-          <w:numId w:val="2"/>
+          <w:numId w:val="8"/>
         </w:numPr>
-        <w:spacing w:before="40" w:after="40"/>
-      </w:pPr>
-      <w:r>
+        <w:spacing w:line="360" w:lineRule="auto"/>
+        <w:jc w:val="both"/>
+        <w:rPr>
+          <w:sz w:val="24"/>
+          <w:szCs w:val="24"/>
+        </w:rPr>
+      </w:pPr>
+      <w:r>
+        <w:rPr>
+          <w:sz w:val="24"/>
+          <w:szCs w:val="24"/>
+        </w:rPr>
         <w:t xml:space="preserve">Negociar con Addi Payment visibilidad adicional en su </w:t>
       </w:r>
-      <w:proofErr w:type="spellStart"/>
-      <w:r>
-        <w:t>marketplace</w:t>
-      </w:r>
-      <w:proofErr w:type="spellEnd"/>
-      <w:r>
-        <w:t xml:space="preserve"> o comunicaciones a sus usuarios.</w:t>
-      </w:r>
-    </w:p>
-    <w:p>
-      <w:pPr>
-        <w:spacing w:before="80" w:after="80"/>
-      </w:pPr>
-    </w:p>
-    <w:p>
-      <w:pPr>
-        <w:pBdr>
-          <w:bottom w:val="single" w:sz="4" w:space="0" w:color="2E75B6"/>
-        </w:pBdr>
-        <w:spacing w:before="100" w:after="100"/>
+      <w:r>
+        <w:rPr>
+          <w:sz w:val="24"/>
+          <w:szCs w:val="24"/>
+        </w:rPr>
+        <w:t>M</w:t>
+      </w:r>
+      <w:r>
+        <w:rPr>
+          <w:sz w:val="24"/>
+          <w:szCs w:val="24"/>
+        </w:rPr>
+        <w:t>arketplace o comunicaciones a sus usuarios.</w:t>
+      </w:r>
+    </w:p>
+    <w:p>
+      <w:pPr>
+        <w:pStyle w:val="Prrafodelista"/>
+        <w:rPr>
+          <w:b/>
+          <w:bCs/>
+          <w:sz w:val="24"/>
+          <w:szCs w:val="24"/>
+        </w:rPr>
+      </w:pPr>
+    </w:p>
+    <w:p>
+      <w:pPr>
+        <w:pStyle w:val="Prrafodelista"/>
+        <w:numPr>
+          <w:ilvl w:val="0"/>
+          <w:numId w:val="4"/>
+        </w:numPr>
+        <w:spacing w:line="360" w:lineRule="auto"/>
+        <w:jc w:val="both"/>
+        <w:rPr>
+          <w:b/>
+          <w:bCs/>
+          <w:sz w:val="24"/>
+          <w:szCs w:val="24"/>
+        </w:rPr>
+      </w:pPr>
+      <w:r>
+        <w:rPr>
+          <w:b/>
+          <w:bCs/>
+          <w:sz w:val="24"/>
+          <w:szCs w:val="24"/>
+        </w:rPr>
+        <w:t>Limitaciones y trabajo futuro</w:t>
+      </w:r>
+    </w:p>
+    <w:p>
+      <w:pPr>
+        <w:spacing w:line="360" w:lineRule="auto"/>
+        <w:jc w:val="both"/>
+        <w:rPr>
+          <w:sz w:val="24"/>
+          <w:szCs w:val="24"/>
+        </w:rPr>
+      </w:pPr>
+      <w:r>
+        <w:rPr>
+          <w:sz w:val="24"/>
+          <w:szCs w:val="24"/>
+        </w:rPr>
+        <w:t>La transparencia sobre lo que el modelo no puede hacer es tan importante como sus capacidades. Las siguientes limitaciones deben tenerse en cuenta al tomar decisiones basadas en las predicciones.</w:t>
+      </w:r>
+    </w:p>
+    <w:p>
+      <w:pPr>
+        <w:spacing w:line="360" w:lineRule="auto"/>
+        <w:jc w:val="both"/>
+        <w:rPr>
+          <w:b/>
+          <w:bCs/>
+          <w:sz w:val="24"/>
+          <w:szCs w:val="24"/>
+        </w:rPr>
       </w:pPr>
     </w:p>
     <w:tbl>
       <w:tblPr>
-        <w:tblW w:w="9360" w:type="dxa"/>
+        <w:tblW w:w="5000" w:type="pct"/>
         <w:tblBorders>
           <w:top w:val="single" w:sz="4" w:space="0" w:color="auto"/>
           <w:left w:val="single" w:sz="4" w:space="0" w:color="auto"/>
@@ -4188,98 +4784,14 @@
         <w:tblLook w:val="04A0" w:firstRow="1" w:lastRow="0" w:firstColumn="1" w:lastColumn="0" w:noHBand="0" w:noVBand="1"/>
       </w:tblPr>
       <w:tblGrid>
-        <w:gridCol w:w="9360"/>
+        <w:gridCol w:w="2549"/>
+        <w:gridCol w:w="2719"/>
+        <w:gridCol w:w="3568"/>
       </w:tblGrid>
       <w:tr>
-        <w:tblPrEx>
-          <w:tblCellMar>
-            <w:top w:w="0" w:type="dxa"/>
-            <w:bottom w:w="0" w:type="dxa"/>
-          </w:tblCellMar>
-        </w:tblPrEx>
         <w:tc>
           <w:tcPr>
-            <w:tcW w:w="9360" w:type="dxa"/>
-            <w:tcBorders>
-              <w:top w:val="none" w:sz="0" w:space="0" w:color="FFFFFF"/>
-              <w:left w:val="none" w:sz="0" w:space="0" w:color="FFFFFF"/>
-              <w:bottom w:val="none" w:sz="0" w:space="0" w:color="FFFFFF"/>
-              <w:right w:val="none" w:sz="0" w:space="0" w:color="FFFFFF"/>
-            </w:tcBorders>
-            <w:shd w:val="clear" w:color="auto" w:fill="1B3A6B"/>
-            <w:tcMar>
-              <w:top w:w="120" w:type="dxa"/>
-              <w:left w:w="180" w:type="dxa"/>
-              <w:bottom w:w="120" w:type="dxa"/>
-              <w:right w:w="180" w:type="dxa"/>
-            </w:tcMar>
-          </w:tcPr>
-          <w:p>
-            <w:r>
-              <w:rPr>
-                <w:b/>
-                <w:bCs/>
-                <w:color w:val="FFFFFF"/>
-                <w:sz w:val="24"/>
-                <w:szCs w:val="24"/>
-              </w:rPr>
-              <w:lastRenderedPageBreak/>
-              <w:t>6. Limitaciones y Trabajo Futuro</w:t>
-            </w:r>
-          </w:p>
-        </w:tc>
-      </w:tr>
-    </w:tbl>
-    <w:p>
-      <w:pPr>
-        <w:spacing w:before="80" w:after="80"/>
-      </w:pPr>
-    </w:p>
-    <w:p>
-      <w:pPr>
-        <w:spacing w:before="60" w:after="60"/>
-      </w:pPr>
-      <w:r>
-        <w:t>La transparencia sobre lo que el modelo no puede hacer es tan importante como sus capacidades. Las siguientes limitaciones deben tenerse en cuenta al tomar decisiones basadas en las predicciones.</w:t>
-      </w:r>
-    </w:p>
-    <w:p>
-      <w:pPr>
-        <w:spacing w:before="80" w:after="80"/>
-      </w:pPr>
-    </w:p>
-    <w:tbl>
-      <w:tblPr>
-        <w:tblW w:w="9360" w:type="dxa"/>
-        <w:tblBorders>
-          <w:top w:val="single" w:sz="4" w:space="0" w:color="auto"/>
-          <w:left w:val="single" w:sz="4" w:space="0" w:color="auto"/>
-          <w:bottom w:val="single" w:sz="4" w:space="0" w:color="auto"/>
-          <w:right w:val="single" w:sz="4" w:space="0" w:color="auto"/>
-          <w:insideH w:val="single" w:sz="4" w:space="0" w:color="auto"/>
-          <w:insideV w:val="single" w:sz="4" w:space="0" w:color="auto"/>
-        </w:tblBorders>
-        <w:tblCellMar>
-          <w:left w:w="10" w:type="dxa"/>
-          <w:right w:w="10" w:type="dxa"/>
-        </w:tblCellMar>
-        <w:tblLook w:val="04A0" w:firstRow="1" w:lastRow="0" w:firstColumn="1" w:lastColumn="0" w:noHBand="0" w:noVBand="1"/>
-      </w:tblPr>
-      <w:tblGrid>
-        <w:gridCol w:w="2700"/>
-        <w:gridCol w:w="2880"/>
-        <w:gridCol w:w="3780"/>
-      </w:tblGrid>
-      <w:tr>
-        <w:tblPrEx>
-          <w:tblCellMar>
-            <w:top w:w="0" w:type="dxa"/>
-            <w:bottom w:w="0" w:type="dxa"/>
-          </w:tblCellMar>
-        </w:tblPrEx>
-        <w:tc>
-          <w:tcPr>
-            <w:tcW w:w="2700" w:type="dxa"/>
+            <w:tcW w:w="1442" w:type="pct"/>
             <w:tcBorders>
               <w:top w:val="single" w:sz="1" w:space="0" w:color="BDC3C7"/>
               <w:left w:val="single" w:sz="1" w:space="0" w:color="BDC3C7"/>
@@ -4312,7 +4824,7 @@
         </w:tc>
         <w:tc>
           <w:tcPr>
-            <w:tcW w:w="2880" w:type="dxa"/>
+            <w:tcW w:w="1538" w:type="pct"/>
             <w:tcBorders>
               <w:top w:val="single" w:sz="1" w:space="0" w:color="BDC3C7"/>
               <w:left w:val="single" w:sz="1" w:space="0" w:color="BDC3C7"/>
@@ -4345,7 +4857,7 @@
         </w:tc>
         <w:tc>
           <w:tcPr>
-            <w:tcW w:w="3780" w:type="dxa"/>
+            <w:tcW w:w="2019" w:type="pct"/>
             <w:tcBorders>
               <w:top w:val="single" w:sz="1" w:space="0" w:color="BDC3C7"/>
               <w:left w:val="single" w:sz="1" w:space="0" w:color="BDC3C7"/>
@@ -4378,15 +4890,9 @@
         </w:tc>
       </w:tr>
       <w:tr>
-        <w:tblPrEx>
-          <w:tblCellMar>
-            <w:top w:w="0" w:type="dxa"/>
-            <w:bottom w:w="0" w:type="dxa"/>
-          </w:tblCellMar>
-        </w:tblPrEx>
         <w:tc>
           <w:tcPr>
-            <w:tcW w:w="2700" w:type="dxa"/>
+            <w:tcW w:w="1442" w:type="pct"/>
             <w:tcBorders>
               <w:top w:val="single" w:sz="1" w:space="0" w:color="BDC3C7"/>
               <w:left w:val="single" w:sz="1" w:space="0" w:color="BDC3C7"/>
@@ -4414,7 +4920,7 @@
         </w:tc>
         <w:tc>
           <w:tcPr>
-            <w:tcW w:w="2880" w:type="dxa"/>
+            <w:tcW w:w="1538" w:type="pct"/>
             <w:tcBorders>
               <w:top w:val="single" w:sz="1" w:space="0" w:color="BDC3C7"/>
               <w:left w:val="single" w:sz="1" w:space="0" w:color="BDC3C7"/>
@@ -4442,7 +4948,7 @@
         </w:tc>
         <w:tc>
           <w:tcPr>
-            <w:tcW w:w="3780" w:type="dxa"/>
+            <w:tcW w:w="2019" w:type="pct"/>
             <w:tcBorders>
               <w:top w:val="single" w:sz="1" w:space="0" w:color="BDC3C7"/>
               <w:left w:val="single" w:sz="1" w:space="0" w:color="BDC3C7"/>
@@ -4470,15 +4976,9 @@
         </w:tc>
       </w:tr>
       <w:tr>
-        <w:tblPrEx>
-          <w:tblCellMar>
-            <w:top w:w="0" w:type="dxa"/>
-            <w:bottom w:w="0" w:type="dxa"/>
-          </w:tblCellMar>
-        </w:tblPrEx>
         <w:tc>
           <w:tcPr>
-            <w:tcW w:w="2700" w:type="dxa"/>
+            <w:tcW w:w="1442" w:type="pct"/>
             <w:tcBorders>
               <w:top w:val="single" w:sz="1" w:space="0" w:color="BDC3C7"/>
               <w:left w:val="single" w:sz="1" w:space="0" w:color="BDC3C7"/>
@@ -4506,7 +5006,7 @@
         </w:tc>
         <w:tc>
           <w:tcPr>
-            <w:tcW w:w="2880" w:type="dxa"/>
+            <w:tcW w:w="1538" w:type="pct"/>
             <w:tcBorders>
               <w:top w:val="single" w:sz="1" w:space="0" w:color="BDC3C7"/>
               <w:left w:val="single" w:sz="1" w:space="0" w:color="BDC3C7"/>
@@ -4534,7 +5034,7 @@
         </w:tc>
         <w:tc>
           <w:tcPr>
-            <w:tcW w:w="3780" w:type="dxa"/>
+            <w:tcW w:w="2019" w:type="pct"/>
             <w:tcBorders>
               <w:top w:val="single" w:sz="1" w:space="0" w:color="BDC3C7"/>
               <w:left w:val="single" w:sz="1" w:space="0" w:color="BDC3C7"/>
@@ -4598,15 +5098,9 @@
         </w:tc>
       </w:tr>
       <w:tr>
-        <w:tblPrEx>
-          <w:tblCellMar>
-            <w:top w:w="0" w:type="dxa"/>
-            <w:bottom w:w="0" w:type="dxa"/>
-          </w:tblCellMar>
-        </w:tblPrEx>
         <w:tc>
           <w:tcPr>
-            <w:tcW w:w="2700" w:type="dxa"/>
+            <w:tcW w:w="1442" w:type="pct"/>
             <w:tcBorders>
               <w:top w:val="single" w:sz="1" w:space="0" w:color="BDC3C7"/>
               <w:left w:val="single" w:sz="1" w:space="0" w:color="BDC3C7"/>
@@ -4634,7 +5128,7 @@
         </w:tc>
         <w:tc>
           <w:tcPr>
-            <w:tcW w:w="2880" w:type="dxa"/>
+            <w:tcW w:w="1538" w:type="pct"/>
             <w:tcBorders>
               <w:top w:val="single" w:sz="1" w:space="0" w:color="BDC3C7"/>
               <w:left w:val="single" w:sz="1" w:space="0" w:color="BDC3C7"/>
@@ -4662,7 +5156,7 @@
         </w:tc>
         <w:tc>
           <w:tcPr>
-            <w:tcW w:w="3780" w:type="dxa"/>
+            <w:tcW w:w="2019" w:type="pct"/>
             <w:tcBorders>
               <w:top w:val="single" w:sz="1" w:space="0" w:color="BDC3C7"/>
               <w:left w:val="single" w:sz="1" w:space="0" w:color="BDC3C7"/>
@@ -4690,15 +5184,9 @@
         </w:tc>
       </w:tr>
       <w:tr>
-        <w:tblPrEx>
-          <w:tblCellMar>
-            <w:top w:w="0" w:type="dxa"/>
-            <w:bottom w:w="0" w:type="dxa"/>
-          </w:tblCellMar>
-        </w:tblPrEx>
         <w:tc>
           <w:tcPr>
-            <w:tcW w:w="2700" w:type="dxa"/>
+            <w:tcW w:w="1442" w:type="pct"/>
             <w:tcBorders>
               <w:top w:val="single" w:sz="1" w:space="0" w:color="BDC3C7"/>
               <w:left w:val="single" w:sz="1" w:space="0" w:color="BDC3C7"/>
@@ -4726,7 +5214,7 @@
         </w:tc>
         <w:tc>
           <w:tcPr>
-            <w:tcW w:w="2880" w:type="dxa"/>
+            <w:tcW w:w="1538" w:type="pct"/>
             <w:tcBorders>
               <w:top w:val="single" w:sz="1" w:space="0" w:color="BDC3C7"/>
               <w:left w:val="single" w:sz="1" w:space="0" w:color="BDC3C7"/>
@@ -4754,7 +5242,7 @@
         </w:tc>
         <w:tc>
           <w:tcPr>
-            <w:tcW w:w="3780" w:type="dxa"/>
+            <w:tcW w:w="2019" w:type="pct"/>
             <w:tcBorders>
               <w:top w:val="single" w:sz="1" w:space="0" w:color="BDC3C7"/>
               <w:left w:val="single" w:sz="1" w:space="0" w:color="BDC3C7"/>
@@ -4782,15 +5270,9 @@
         </w:tc>
       </w:tr>
       <w:tr>
-        <w:tblPrEx>
-          <w:tblCellMar>
-            <w:top w:w="0" w:type="dxa"/>
-            <w:bottom w:w="0" w:type="dxa"/>
-          </w:tblCellMar>
-        </w:tblPrEx>
         <w:tc>
           <w:tcPr>
-            <w:tcW w:w="2700" w:type="dxa"/>
+            <w:tcW w:w="1442" w:type="pct"/>
             <w:tcBorders>
               <w:top w:val="single" w:sz="1" w:space="0" w:color="BDC3C7"/>
               <w:left w:val="single" w:sz="1" w:space="0" w:color="BDC3C7"/>
@@ -4818,7 +5300,7 @@
         </w:tc>
         <w:tc>
           <w:tcPr>
-            <w:tcW w:w="2880" w:type="dxa"/>
+            <w:tcW w:w="1538" w:type="pct"/>
             <w:tcBorders>
               <w:top w:val="single" w:sz="1" w:space="0" w:color="BDC3C7"/>
               <w:left w:val="single" w:sz="1" w:space="0" w:color="BDC3C7"/>
@@ -4846,7 +5328,7 @@
         </w:tc>
         <w:tc>
           <w:tcPr>
-            <w:tcW w:w="3780" w:type="dxa"/>
+            <w:tcW w:w="2019" w:type="pct"/>
             <w:tcBorders>
               <w:top w:val="single" w:sz="1" w:space="0" w:color="BDC3C7"/>
               <w:left w:val="single" w:sz="1" w:space="0" w:color="BDC3C7"/>
@@ -4876,23 +5358,57 @@
     </w:tbl>
     <w:p>
       <w:pPr>
-        <w:spacing w:before="80" w:after="80"/>
-      </w:pPr>
-    </w:p>
-    <w:p>
-      <w:pPr>
-        <w:pStyle w:val="Ttulo2"/>
-        <w:spacing w:before="200" w:after="80"/>
-      </w:pPr>
-      <w:r>
+        <w:spacing w:line="360" w:lineRule="auto"/>
+        <w:jc w:val="both"/>
         <w:rPr>
           <w:b/>
           <w:bCs/>
-          <w:color w:val="2E75B6"/>
-          <w:sz w:val="22"/>
-          <w:szCs w:val="22"/>
-        </w:rPr>
+          <w:sz w:val="24"/>
+          <w:szCs w:val="24"/>
+        </w:rPr>
+      </w:pPr>
+    </w:p>
+    <w:p>
+      <w:pPr>
+        <w:spacing w:line="360" w:lineRule="auto"/>
+        <w:jc w:val="both"/>
+        <w:rPr>
+          <w:b/>
+          <w:bCs/>
+          <w:sz w:val="24"/>
+          <w:szCs w:val="24"/>
+        </w:rPr>
+      </w:pPr>
+    </w:p>
+    <w:p>
+      <w:pPr>
+        <w:spacing w:line="360" w:lineRule="auto"/>
+        <w:jc w:val="both"/>
+        <w:rPr>
+          <w:b/>
+          <w:bCs/>
+          <w:sz w:val="24"/>
+          <w:szCs w:val="24"/>
+        </w:rPr>
+      </w:pPr>
+      <w:r>
+        <w:rPr>
+          <w:b/>
+          <w:bCs/>
+          <w:sz w:val="24"/>
+          <w:szCs w:val="24"/>
+        </w:rPr>
+        <w:lastRenderedPageBreak/>
         <w:t>Próximos pasos recomendados para el equipo técnico</w:t>
+      </w:r>
+      <w:r>
+        <w:rPr>
+          <w:b/>
+          <w:bCs/>
+          <w:sz w:val="24"/>
+          <w:szCs w:val="24"/>
+        </w:rPr>
+        <w:t>:</w:t>
       </w:r>
     </w:p>
     <w:p>
@@ -4900,35 +5416,89 @@
         <w:pStyle w:val="Prrafodelista"/>
         <w:numPr>
           <w:ilvl w:val="0"/>
-          <w:numId w:val="2"/>
+          <w:numId w:val="9"/>
         </w:numPr>
-        <w:spacing w:before="40" w:after="40"/>
-      </w:pPr>
-      <w:r>
+        <w:spacing w:line="360" w:lineRule="auto"/>
+        <w:jc w:val="both"/>
+        <w:rPr>
+          <w:sz w:val="24"/>
+          <w:szCs w:val="24"/>
+        </w:rPr>
+      </w:pPr>
+      <w:r>
+        <w:rPr>
+          <w:sz w:val="24"/>
+          <w:szCs w:val="24"/>
+        </w:rPr>
         <w:t xml:space="preserve">Optimización de </w:t>
       </w:r>
       <w:proofErr w:type="spellStart"/>
       <w:r>
+        <w:rPr>
+          <w:sz w:val="24"/>
+          <w:szCs w:val="24"/>
+        </w:rPr>
         <w:t>hiperparámetros</w:t>
       </w:r>
       <w:proofErr w:type="spellEnd"/>
       <w:r>
+        <w:rPr>
+          <w:sz w:val="24"/>
+          <w:szCs w:val="24"/>
+        </w:rPr>
         <w:t xml:space="preserve"> del modelo (ajuste fino de </w:t>
       </w:r>
       <w:proofErr w:type="spellStart"/>
       <w:r>
-        <w:t>learning_rate</w:t>
+        <w:rPr>
+          <w:sz w:val="24"/>
+          <w:szCs w:val="24"/>
+        </w:rPr>
+        <w:t>L</w:t>
+      </w:r>
+      <w:r>
+        <w:rPr>
+          <w:sz w:val="24"/>
+          <w:szCs w:val="24"/>
+        </w:rPr>
+        <w:t>earning_</w:t>
+      </w:r>
+      <w:r>
+        <w:rPr>
+          <w:sz w:val="24"/>
+          <w:szCs w:val="24"/>
+        </w:rPr>
+        <w:t>R</w:t>
+      </w:r>
+      <w:r>
+        <w:rPr>
+          <w:sz w:val="24"/>
+          <w:szCs w:val="24"/>
+        </w:rPr>
+        <w:t>ate</w:t>
       </w:r>
       <w:proofErr w:type="spellEnd"/>
       <w:r>
+        <w:rPr>
+          <w:sz w:val="24"/>
+          <w:szCs w:val="24"/>
+        </w:rPr>
         <w:t xml:space="preserve"> y </w:t>
       </w:r>
       <w:proofErr w:type="spellStart"/>
       <w:r>
+        <w:rPr>
+          <w:sz w:val="24"/>
+          <w:szCs w:val="24"/>
+        </w:rPr>
         <w:t>max_depth</w:t>
       </w:r>
       <w:proofErr w:type="spellEnd"/>
       <w:r>
+        <w:rPr>
+          <w:sz w:val="24"/>
+          <w:szCs w:val="24"/>
+        </w:rPr>
         <w:t>) para ganar 2-3 puntos adicionales de R².</w:t>
       </w:r>
     </w:p>
@@ -4937,11 +5507,20 @@
         <w:pStyle w:val="Prrafodelista"/>
         <w:numPr>
           <w:ilvl w:val="0"/>
-          <w:numId w:val="2"/>
+          <w:numId w:val="9"/>
         </w:numPr>
-        <w:spacing w:before="40" w:after="40"/>
-      </w:pPr>
-      <w:r>
+        <w:spacing w:line="360" w:lineRule="auto"/>
+        <w:jc w:val="both"/>
+        <w:rPr>
+          <w:sz w:val="24"/>
+          <w:szCs w:val="24"/>
+        </w:rPr>
+      </w:pPr>
+      <w:r>
+        <w:rPr>
+          <w:sz w:val="24"/>
+          <w:szCs w:val="24"/>
+        </w:rPr>
         <w:t>Construcción de un pipeline automático que actualice el modelo mensualmente con datos nuevos de Shopify.</w:t>
       </w:r>
     </w:p>
@@ -4950,19 +5529,43 @@
         <w:pStyle w:val="Prrafodelista"/>
         <w:numPr>
           <w:ilvl w:val="0"/>
-          <w:numId w:val="2"/>
+          <w:numId w:val="9"/>
         </w:numPr>
-        <w:spacing w:before="40" w:after="40"/>
-      </w:pPr>
-      <w:r>
+        <w:spacing w:line="360" w:lineRule="auto"/>
+        <w:jc w:val="both"/>
+        <w:rPr>
+          <w:sz w:val="24"/>
+          <w:szCs w:val="24"/>
+        </w:rPr>
+      </w:pPr>
+      <w:r>
+        <w:rPr>
+          <w:sz w:val="24"/>
+          <w:szCs w:val="24"/>
+        </w:rPr>
         <w:t>Desarrollo de un tablero de control (</w:t>
       </w:r>
       <w:proofErr w:type="spellStart"/>
       <w:r>
-        <w:t>dashboard</w:t>
+        <w:rPr>
+          <w:sz w:val="24"/>
+          <w:szCs w:val="24"/>
+        </w:rPr>
+        <w:t>D</w:t>
+      </w:r>
+      <w:r>
+        <w:rPr>
+          <w:sz w:val="24"/>
+          <w:szCs w:val="24"/>
+        </w:rPr>
+        <w:t>ashboard</w:t>
       </w:r>
       <w:proofErr w:type="spellEnd"/>
       <w:r>
+        <w:rPr>
+          <w:sz w:val="24"/>
+          <w:szCs w:val="24"/>
+        </w:rPr>
         <w:t>) que muestre la predicción del día siguiente y compare con las ventas reales.</w:t>
       </w:r>
     </w:p>
@@ -4971,197 +5574,85 @@
         <w:pStyle w:val="Prrafodelista"/>
         <w:numPr>
           <w:ilvl w:val="0"/>
-          <w:numId w:val="2"/>
+          <w:numId w:val="9"/>
         </w:numPr>
-        <w:spacing w:before="40" w:after="40"/>
-      </w:pPr>
-      <w:r>
+        <w:spacing w:line="360" w:lineRule="auto"/>
+        <w:jc w:val="both"/>
+        <w:rPr>
+          <w:sz w:val="24"/>
+          <w:szCs w:val="24"/>
+        </w:rPr>
+      </w:pPr>
+      <w:r>
+        <w:rPr>
+          <w:sz w:val="24"/>
+          <w:szCs w:val="24"/>
+        </w:rPr>
         <w:t>Exploración de modelos de series de tiempo (Prophet de Meta o LSTM) para predicciones a horizonte mensual.</w:t>
       </w:r>
     </w:p>
     <w:p>
       <w:pPr>
-        <w:spacing w:before="80" w:after="80"/>
-      </w:pPr>
-    </w:p>
-    <w:tbl>
-      <w:tblPr>
-        <w:tblW w:w="9360" w:type="dxa"/>
-        <w:tblBorders>
-          <w:top w:val="single" w:sz="4" w:space="0" w:color="auto"/>
-          <w:left w:val="single" w:sz="4" w:space="0" w:color="auto"/>
-          <w:bottom w:val="single" w:sz="4" w:space="0" w:color="auto"/>
-          <w:right w:val="single" w:sz="4" w:space="0" w:color="auto"/>
-          <w:insideH w:val="single" w:sz="4" w:space="0" w:color="auto"/>
-          <w:insideV w:val="single" w:sz="4" w:space="0" w:color="auto"/>
-        </w:tblBorders>
-        <w:tblCellMar>
-          <w:left w:w="10" w:type="dxa"/>
-          <w:right w:w="10" w:type="dxa"/>
-        </w:tblCellMar>
-        <w:tblLook w:val="04A0" w:firstRow="1" w:lastRow="0" w:firstColumn="1" w:lastColumn="0" w:noHBand="0" w:noVBand="1"/>
-      </w:tblPr>
-      <w:tblGrid>
-        <w:gridCol w:w="9360"/>
-      </w:tblGrid>
-      <w:tr>
-        <w:tblPrEx>
-          <w:tblCellMar>
-            <w:top w:w="0" w:type="dxa"/>
-            <w:bottom w:w="0" w:type="dxa"/>
-          </w:tblCellMar>
-        </w:tblPrEx>
-        <w:tc>
-          <w:tcPr>
-            <w:tcW w:w="9360" w:type="dxa"/>
-            <w:tcBorders>
-              <w:top w:val="single" w:sz="1" w:space="0" w:color="BDC3C7"/>
-              <w:left w:val="single" w:sz="1" w:space="0" w:color="BDC3C7"/>
-              <w:bottom w:val="single" w:sz="1" w:space="0" w:color="BDC3C7"/>
-              <w:right w:val="single" w:sz="1" w:space="0" w:color="BDC3C7"/>
-            </w:tcBorders>
-            <w:shd w:val="clear" w:color="auto" w:fill="D6E4F0"/>
-            <w:tcMar>
-              <w:top w:w="180" w:type="dxa"/>
-              <w:left w:w="240" w:type="dxa"/>
-              <w:bottom w:w="180" w:type="dxa"/>
-              <w:right w:w="240" w:type="dxa"/>
-            </w:tcMar>
-          </w:tcPr>
-          <w:p>
-            <w:proofErr w:type="gramStart"/>
-            <w:r>
-              <w:rPr>
-                <w:b/>
-                <w:bCs/>
-                <w:color w:val="1B3A6B"/>
-                <w:sz w:val="22"/>
-                <w:szCs w:val="22"/>
-              </w:rPr>
-              <w:t>Conclusión final</w:t>
-            </w:r>
-            <w:proofErr w:type="gramEnd"/>
-          </w:p>
-          <w:p>
-            <w:pPr>
-              <w:spacing w:before="80" w:after="80"/>
-            </w:pPr>
-          </w:p>
-          <w:p>
-            <w:r>
-              <w:rPr>
-                <w:i/>
-                <w:iCs/>
-                <w:color w:val="1B3A6B"/>
-              </w:rPr>
-              <w:t xml:space="preserve">Eleven Pro tiene los datos, el historial y la estructura de negocio para operar con predicciones confiables de ventas desde hoy. El modelo </w:t>
-            </w:r>
-            <w:proofErr w:type="spellStart"/>
-            <w:r>
-              <w:rPr>
-                <w:i/>
-                <w:iCs/>
-                <w:color w:val="1B3A6B"/>
-              </w:rPr>
-              <w:t>Gradient</w:t>
-            </w:r>
-            <w:proofErr w:type="spellEnd"/>
-            <w:r>
-              <w:rPr>
-                <w:i/>
-                <w:iCs/>
-                <w:color w:val="1B3A6B"/>
-              </w:rPr>
-              <w:t xml:space="preserve"> </w:t>
-            </w:r>
-            <w:proofErr w:type="spellStart"/>
-            <w:r>
-              <w:rPr>
-                <w:i/>
-                <w:iCs/>
-                <w:color w:val="1B3A6B"/>
-              </w:rPr>
-              <w:t>Boosting</w:t>
-            </w:r>
-            <w:proofErr w:type="spellEnd"/>
-            <w:r>
-              <w:rPr>
-                <w:i/>
-                <w:iCs/>
-                <w:color w:val="1B3A6B"/>
-              </w:rPr>
-              <w:t xml:space="preserve">, con un error del 12.3%, es suficientemente preciso para tomar decisiones de inventario y logística que actualmente se hacen por intuición. El mayor riesgo no es tecnológico: es no usar la información que ya existe. Con una implementación básica de este modelo como herramienta semanal de planificación, la tienda puede reducir el </w:t>
-            </w:r>
-            <w:proofErr w:type="spellStart"/>
-            <w:r>
-              <w:rPr>
-                <w:i/>
-                <w:iCs/>
-                <w:color w:val="1B3A6B"/>
-              </w:rPr>
-              <w:t>sobrestock</w:t>
-            </w:r>
-            <w:proofErr w:type="spellEnd"/>
-            <w:r>
-              <w:rPr>
-                <w:i/>
-                <w:iCs/>
-                <w:color w:val="1B3A6B"/>
-              </w:rPr>
-              <w:t xml:space="preserve"> y el desabastecimiento, mejorar el nivel de servicio al cliente y liberar capital de trabajo actualmente inmovilizado en inventario mal dimensionado.</w:t>
-            </w:r>
-          </w:p>
-        </w:tc>
-      </w:tr>
-    </w:tbl>
-    <w:p>
-      <w:pPr>
-        <w:spacing w:before="80" w:after="80"/>
-      </w:pPr>
-    </w:p>
-    <w:p>
-      <w:pPr>
-        <w:spacing w:before="60"/>
-        <w:jc w:val="center"/>
-      </w:pPr>
-      <w:r>
-        <w:rPr>
-          <w:i/>
-          <w:iCs/>
-          <w:color w:val="888888"/>
-          <w:sz w:val="16"/>
-          <w:szCs w:val="16"/>
-        </w:rPr>
-        <w:t xml:space="preserve">Elaborado por el Semillero de Analítica · INTEP Roldanillo Valle · </w:t>
-      </w:r>
-      <w:proofErr w:type="gramStart"/>
-      <w:r>
-        <w:rPr>
-          <w:i/>
-          <w:iCs/>
-          <w:color w:val="888888"/>
-          <w:sz w:val="16"/>
-          <w:szCs w:val="16"/>
-        </w:rPr>
-        <w:t>Abril</w:t>
-      </w:r>
-      <w:proofErr w:type="gramEnd"/>
-      <w:r>
-        <w:rPr>
-          <w:i/>
-          <w:iCs/>
-          <w:color w:val="888888"/>
-          <w:sz w:val="16"/>
-          <w:szCs w:val="16"/>
-        </w:rPr>
-        <w:t xml:space="preserve"> 2026</w:t>
+        <w:spacing w:line="360" w:lineRule="auto"/>
+        <w:jc w:val="both"/>
+        <w:rPr>
+          <w:sz w:val="24"/>
+          <w:szCs w:val="24"/>
+        </w:rPr>
+      </w:pPr>
+    </w:p>
+    <w:p>
+      <w:pPr>
+        <w:spacing w:line="360" w:lineRule="auto"/>
+        <w:jc w:val="both"/>
+        <w:rPr>
+          <w:b/>
+          <w:bCs/>
+          <w:sz w:val="24"/>
+          <w:szCs w:val="24"/>
+        </w:rPr>
+      </w:pPr>
+      <w:r>
+        <w:rPr>
+          <w:b/>
+          <w:bCs/>
+          <w:sz w:val="24"/>
+          <w:szCs w:val="24"/>
+        </w:rPr>
+        <w:t>Conclusión</w:t>
+      </w:r>
+    </w:p>
+    <w:p>
+      <w:pPr>
+        <w:spacing w:line="360" w:lineRule="auto"/>
+        <w:jc w:val="both"/>
+        <w:rPr>
+          <w:sz w:val="24"/>
+          <w:szCs w:val="24"/>
+        </w:rPr>
+      </w:pPr>
+    </w:p>
+    <w:p>
+      <w:pPr>
+        <w:spacing w:line="360" w:lineRule="auto"/>
+        <w:jc w:val="both"/>
+        <w:rPr>
+          <w:sz w:val="24"/>
+          <w:szCs w:val="24"/>
+        </w:rPr>
+      </w:pPr>
+      <w:r>
+        <w:rPr>
+          <w:sz w:val="24"/>
+          <w:szCs w:val="24"/>
+        </w:rPr>
+        <w:t>Eleven Pro tiene los datos, el historial y la estructura de negocio para operar con predicciones confiables de ventas desde hoy. El modelo Gradient Boosting, con un error del 12.3%, es suficientemente preciso para tomar decisiones de inventario y logística que actualmente se hacen por intuición. El mayor riesgo no es tecnológico: es no usar la información que ya existe. Con una implementación básica de este modelo como herramienta semanal de planificación, la tienda puede reducir el sobrestock y el desabastecimiento, mejorar el nivel de servicio al cliente y liberar capital de trabajo actualmente inmovilizado en inventario mal dimensionado.</w:t>
       </w:r>
     </w:p>
     <w:sectPr>
-      <w:headerReference w:type="default" r:id="rId11"/>
       <w:pgSz w:w="12240" w:h="15840"/>
-      <w:pgMar w:top="1080" w:right="1080" w:bottom="1080" w:left="1080" w:header="708" w:footer="708" w:gutter="0"/>
-      <w:cols w:space="720"/>
+      <w:pgMar w:top="1417" w:right="1701" w:bottom="1417" w:left="1701" w:header="708" w:footer="708" w:gutter="0"/>
+      <w:cols w:space="708"/>
       <w:docGrid w:linePitch="360"/>
     </w:sectPr>
   </w:body>
@@ -5206,271 +5697,977 @@
 </w:footnotes>
 </file>
 
-<file path=word/header1.xml><?xml version="1.0" encoding="utf-8"?>
-<w:hdr xmlns:wpc="http://schemas.microsoft.com/office/word/2010/wordprocessingCanvas" xmlns:cx="http://schemas.microsoft.com/office/drawing/2014/chartex" xmlns:cx1="http://schemas.microsoft.com/office/drawing/2015/9/8/chartex" xmlns:cx2="http://schemas.microsoft.com/office/drawing/2015/10/21/chartex" xmlns:cx3="http://schemas.microsoft.com/office/drawing/2016/5/9/chartex" xmlns:cx4="http://schemas.microsoft.com/office/drawing/2016/5/10/chartex" xmlns:cx5="http://schemas.microsoft.com/office/drawing/2016/5/11/chartex" xmlns:cx6="http://schemas.microsoft.com/office/drawing/2016/5/12/chartex" xmlns:cx7="http://schemas.microsoft.com/office/drawing/2016/5/13/chartex" xmlns:cx8="http://schemas.microsoft.com/office/drawing/2016/5/14/chartex" xmlns:mc="http://schemas.openxmlformats.org/markup-compatibility/2006" xmlns:aink="http://schemas.microsoft.com/office/drawing/2016/ink" xmlns:am3d="http://schemas.microsoft.com/office/drawing/2017/model3d" xmlns:o="urn:schemas-microsoft-com:office:office" xmlns:oel="http://schemas.microsoft.com/office/2019/extlst" xmlns:r="http://schemas.openxmlformats.org/officeDocument/2006/relationships" xmlns:m="http://schemas.openxmlformats.org/officeDocument/2006/math" xmlns:v="urn:schemas-microsoft-com:vml" xmlns:wp14="http://schemas.microsoft.com/office/word/2010/wordprocessingDrawing" xmlns:wp="http://schemas.openxmlformats.org/drawingml/2006/wordprocessingDrawing" xmlns:w10="urn:schemas-microsoft-com:office:word" xmlns:w="http://schemas.openxmlformats.org/wordprocessingml/2006/main" xmlns:w14="http://schemas.microsoft.com/office/word/2010/wordml" xmlns:w15="http://schemas.microsoft.com/office/word/2012/wordml" xmlns:w16cex="http://schemas.microsoft.com/office/word/2018/wordml/cex" xmlns:w16cid="http://schemas.microsoft.com/office/word/2016/wordml/cid" xmlns:w16="http://schemas.microsoft.com/office/word/2018/wordml" xmlns:w16du="http://schemas.microsoft.com/office/word/2023/wordml/word16du" xmlns:w16sdtdh="http://schemas.microsoft.com/office/word/2020/wordml/sdtdatahash" xmlns:w16sdtfl="http://schemas.microsoft.com/office/word/2024/wordml/sdtformatlock" xmlns:w16se="http://schemas.microsoft.com/office/word/2015/wordml/symex" xmlns:wpg="http://schemas.microsoft.com/office/word/2010/wordprocessingGroup" xmlns:wpi="http://schemas.microsoft.com/office/word/2010/wordprocessingInk" xmlns:wne="http://schemas.microsoft.com/office/word/2006/wordml" xmlns:wps="http://schemas.microsoft.com/office/word/2010/wordprocessingShape" mc:Ignorable="w14 w15 w16se w16cid w16 w16cex w16sdtdh w16sdtfl w16du wp14">
-  <w:p>
-    <w:pPr>
-      <w:pBdr>
-        <w:bottom w:val="single" w:sz="3" w:space="0" w:color="2E75B6"/>
-      </w:pBdr>
-      <w:spacing w:after="60"/>
-      <w:jc w:val="right"/>
-    </w:pPr>
-    <w:r>
-      <w:rPr>
-        <w:color w:val="888888"/>
-        <w:sz w:val="16"/>
-        <w:szCs w:val="16"/>
-      </w:rPr>
-      <w:t xml:space="preserve">ELEVEN PRO — Informe de Predicción de Ventas   </w:t>
-    </w:r>
-    <w:r>
-      <w:rPr>
-        <w:color w:val="888888"/>
-        <w:sz w:val="16"/>
-        <w:szCs w:val="16"/>
-      </w:rPr>
-      <w:fldChar w:fldCharType="begin"/>
-    </w:r>
-    <w:r>
-      <w:rPr>
-        <w:color w:val="888888"/>
-        <w:sz w:val="16"/>
-        <w:szCs w:val="16"/>
-      </w:rPr>
-      <w:instrText>PAGE</w:instrText>
-    </w:r>
-    <w:r>
-      <w:rPr>
-        <w:color w:val="888888"/>
-        <w:sz w:val="16"/>
-        <w:szCs w:val="16"/>
-      </w:rPr>
-      <w:fldChar w:fldCharType="separate"/>
-    </w:r>
-    <w:r>
-      <w:rPr>
-        <w:noProof/>
-        <w:color w:val="888888"/>
-        <w:sz w:val="16"/>
-        <w:szCs w:val="16"/>
-      </w:rPr>
-      <w:t>1</w:t>
-    </w:r>
-    <w:r>
-      <w:rPr>
-        <w:color w:val="888888"/>
-        <w:sz w:val="16"/>
-        <w:szCs w:val="16"/>
-      </w:rPr>
-      <w:fldChar w:fldCharType="end"/>
-    </w:r>
-    <w:r>
-      <w:rPr>
-        <w:color w:val="888888"/>
-        <w:sz w:val="16"/>
-        <w:szCs w:val="16"/>
-      </w:rPr>
-      <w:t xml:space="preserve"> / </w:t>
-    </w:r>
-    <w:r>
-      <w:rPr>
-        <w:color w:val="888888"/>
-        <w:sz w:val="16"/>
-        <w:szCs w:val="16"/>
-      </w:rPr>
-      <w:fldChar w:fldCharType="begin"/>
-    </w:r>
-    <w:r>
-      <w:rPr>
-        <w:color w:val="888888"/>
-        <w:sz w:val="16"/>
-        <w:szCs w:val="16"/>
-      </w:rPr>
-      <w:instrText>NUMPAGES</w:instrText>
-    </w:r>
-    <w:r>
-      <w:rPr>
-        <w:color w:val="888888"/>
-        <w:sz w:val="16"/>
-        <w:szCs w:val="16"/>
-      </w:rPr>
-      <w:fldChar w:fldCharType="separate"/>
-    </w:r>
-    <w:r>
-      <w:rPr>
-        <w:noProof/>
-        <w:color w:val="888888"/>
-        <w:sz w:val="16"/>
-        <w:szCs w:val="16"/>
-      </w:rPr>
-      <w:t>2</w:t>
-    </w:r>
-    <w:r>
-      <w:rPr>
-        <w:color w:val="888888"/>
-        <w:sz w:val="16"/>
-        <w:szCs w:val="16"/>
-      </w:rPr>
-      <w:fldChar w:fldCharType="end"/>
-    </w:r>
-  </w:p>
-</w:hdr>
-</file>
-
 <file path=word/numbering.xml><?xml version="1.0" encoding="utf-8"?>
 <w:numbering xmlns:wpc="http://schemas.microsoft.com/office/word/2010/wordprocessingCanvas" xmlns:cx="http://schemas.microsoft.com/office/drawing/2014/chartex" xmlns:cx1="http://schemas.microsoft.com/office/drawing/2015/9/8/chartex" xmlns:cx2="http://schemas.microsoft.com/office/drawing/2015/10/21/chartex" xmlns:cx3="http://schemas.microsoft.com/office/drawing/2016/5/9/chartex" xmlns:cx4="http://schemas.microsoft.com/office/drawing/2016/5/10/chartex" xmlns:cx5="http://schemas.microsoft.com/office/drawing/2016/5/11/chartex" xmlns:cx6="http://schemas.microsoft.com/office/drawing/2016/5/12/chartex" xmlns:cx7="http://schemas.microsoft.com/office/drawing/2016/5/13/chartex" xmlns:cx8="http://schemas.microsoft.com/office/drawing/2016/5/14/chartex" xmlns:mc="http://schemas.openxmlformats.org/markup-compatibility/2006" xmlns:aink="http://schemas.microsoft.com/office/drawing/2016/ink" xmlns:am3d="http://schemas.microsoft.com/office/drawing/2017/model3d" xmlns:o="urn:schemas-microsoft-com:office:office" xmlns:oel="http://schemas.microsoft.com/office/2019/extlst" xmlns:r="http://schemas.openxmlformats.org/officeDocument/2006/relationships" xmlns:m="http://schemas.openxmlformats.org/officeDocument/2006/math" xmlns:v="urn:schemas-microsoft-com:vml" xmlns:wp14="http://schemas.microsoft.com/office/word/2010/wordprocessingDrawing" xmlns:wp="http://schemas.openxmlformats.org/drawingml/2006/wordprocessingDrawing" xmlns:w10="urn:schemas-microsoft-com:office:word" xmlns:w="http://schemas.openxmlformats.org/wordprocessingml/2006/main" xmlns:w14="http://schemas.microsoft.com/office/word/2010/wordml" xmlns:w15="http://schemas.microsoft.com/office/word/2012/wordml" xmlns:w16cex="http://schemas.microsoft.com/office/word/2018/wordml/cex" xmlns:w16cid="http://schemas.microsoft.com/office/word/2016/wordml/cid" xmlns:w16="http://schemas.microsoft.com/office/word/2018/wordml" xmlns:w16du="http://schemas.microsoft.com/office/word/2023/wordml/word16du" xmlns:w16sdtdh="http://schemas.microsoft.com/office/word/2020/wordml/sdtdatahash" xmlns:w16sdtfl="http://schemas.microsoft.com/office/word/2024/wordml/sdtformatlock" xmlns:w16se="http://schemas.microsoft.com/office/word/2015/wordml/symex" xmlns:wpg="http://schemas.microsoft.com/office/word/2010/wordprocessingGroup" xmlns:wpi="http://schemas.microsoft.com/office/word/2010/wordprocessingInk" xmlns:wne="http://schemas.microsoft.com/office/word/2006/wordml" xmlns:wps="http://schemas.microsoft.com/office/word/2010/wordprocessingShape" mc:Ignorable="w14 w15 w16se w16cid w16 w16cex w16sdtdh w16sdtfl w16du wp14">
   <w:abstractNum w:abstractNumId="0" w15:restartNumberingAfterBreak="0">
-    <w:nsid w:val="195034E6"/>
+    <w:nsid w:val="0F9B69A4"/>
     <w:multiLevelType w:val="hybridMultilevel"/>
-    <w:tmpl w:val="209E90C0"/>
-    <w:lvl w:ilvl="0" w:tplc="99C2263E">
+    <w:tmpl w:val="00FC28C6"/>
+    <w:lvl w:ilvl="0" w:tplc="240A0001">
       <w:start w:val="1"/>
       <w:numFmt w:val="bullet"/>
-      <w:lvlText w:val="•"/>
+      <w:lvlText w:val=""/>
       <w:lvlJc w:val="left"/>
       <w:pPr>
-        <w:ind w:left="540" w:hanging="360"/>
-      </w:pPr>
+        <w:ind w:left="360" w:hanging="360"/>
+      </w:pPr>
+      <w:rPr>
+        <w:rFonts w:ascii="Symbol" w:hAnsi="Symbol" w:hint="default"/>
+      </w:rPr>
     </w:lvl>
-    <w:lvl w:ilvl="1" w:tplc="900EDB4A">
-      <w:numFmt w:val="decimal"/>
-      <w:lvlText w:val=""/>
+    <w:lvl w:ilvl="1" w:tplc="240A0003" w:tentative="1">
+      <w:start w:val="1"/>
+      <w:numFmt w:val="bullet"/>
+      <w:lvlText w:val="o"/>
       <w:lvlJc w:val="left"/>
+      <w:pPr>
+        <w:ind w:left="1080" w:hanging="360"/>
+      </w:pPr>
+      <w:rPr>
+        <w:rFonts w:ascii="Courier New" w:hAnsi="Courier New" w:cs="Courier New" w:hint="default"/>
+      </w:rPr>
     </w:lvl>
-    <w:lvl w:ilvl="2" w:tplc="3FB6B864">
-      <w:numFmt w:val="decimal"/>
-      <w:lvlText w:val=""/>
+    <w:lvl w:ilvl="2" w:tplc="240A0005" w:tentative="1">
+      <w:start w:val="1"/>
+      <w:numFmt w:val="bullet"/>
+      <w:lvlText w:val=""/>
       <w:lvlJc w:val="left"/>
+      <w:pPr>
+        <w:ind w:left="1800" w:hanging="360"/>
+      </w:pPr>
+      <w:rPr>
+        <w:rFonts w:ascii="Wingdings" w:hAnsi="Wingdings" w:hint="default"/>
+      </w:rPr>
     </w:lvl>
-    <w:lvl w:ilvl="3" w:tplc="6C628D02">
-      <w:numFmt w:val="decimal"/>
-      <w:lvlText w:val=""/>
+    <w:lvl w:ilvl="3" w:tplc="240A0001" w:tentative="1">
+      <w:start w:val="1"/>
+      <w:numFmt w:val="bullet"/>
+      <w:lvlText w:val=""/>
       <w:lvlJc w:val="left"/>
+      <w:pPr>
+        <w:ind w:left="2520" w:hanging="360"/>
+      </w:pPr>
+      <w:rPr>
+        <w:rFonts w:ascii="Symbol" w:hAnsi="Symbol" w:hint="default"/>
+      </w:rPr>
     </w:lvl>
-    <w:lvl w:ilvl="4" w:tplc="F8C8DC0A">
-      <w:numFmt w:val="decimal"/>
-      <w:lvlText w:val=""/>
+    <w:lvl w:ilvl="4" w:tplc="240A0003" w:tentative="1">
+      <w:start w:val="1"/>
+      <w:numFmt w:val="bullet"/>
+      <w:lvlText w:val="o"/>
       <w:lvlJc w:val="left"/>
+      <w:pPr>
+        <w:ind w:left="3240" w:hanging="360"/>
+      </w:pPr>
+      <w:rPr>
+        <w:rFonts w:ascii="Courier New" w:hAnsi="Courier New" w:cs="Courier New" w:hint="default"/>
+      </w:rPr>
     </w:lvl>
-    <w:lvl w:ilvl="5" w:tplc="E7DC9CC0">
-      <w:numFmt w:val="decimal"/>
-      <w:lvlText w:val=""/>
+    <w:lvl w:ilvl="5" w:tplc="240A0005" w:tentative="1">
+      <w:start w:val="1"/>
+      <w:numFmt w:val="bullet"/>
+      <w:lvlText w:val=""/>
       <w:lvlJc w:val="left"/>
+      <w:pPr>
+        <w:ind w:left="3960" w:hanging="360"/>
+      </w:pPr>
+      <w:rPr>
+        <w:rFonts w:ascii="Wingdings" w:hAnsi="Wingdings" w:hint="default"/>
+      </w:rPr>
     </w:lvl>
-    <w:lvl w:ilvl="6" w:tplc="D7186036">
-      <w:numFmt w:val="decimal"/>
-      <w:lvlText w:val=""/>
+    <w:lvl w:ilvl="6" w:tplc="240A0001" w:tentative="1">
+      <w:start w:val="1"/>
+      <w:numFmt w:val="bullet"/>
+      <w:lvlText w:val=""/>
       <w:lvlJc w:val="left"/>
+      <w:pPr>
+        <w:ind w:left="4680" w:hanging="360"/>
+      </w:pPr>
+      <w:rPr>
+        <w:rFonts w:ascii="Symbol" w:hAnsi="Symbol" w:hint="default"/>
+      </w:rPr>
     </w:lvl>
-    <w:lvl w:ilvl="7" w:tplc="95BCB672">
-      <w:numFmt w:val="decimal"/>
-      <w:lvlText w:val=""/>
+    <w:lvl w:ilvl="7" w:tplc="240A0003" w:tentative="1">
+      <w:start w:val="1"/>
+      <w:numFmt w:val="bullet"/>
+      <w:lvlText w:val="o"/>
       <w:lvlJc w:val="left"/>
+      <w:pPr>
+        <w:ind w:left="5400" w:hanging="360"/>
+      </w:pPr>
+      <w:rPr>
+        <w:rFonts w:ascii="Courier New" w:hAnsi="Courier New" w:cs="Courier New" w:hint="default"/>
+      </w:rPr>
     </w:lvl>
-    <w:lvl w:ilvl="8" w:tplc="E168CCF4">
-      <w:numFmt w:val="decimal"/>
-      <w:lvlText w:val=""/>
+    <w:lvl w:ilvl="8" w:tplc="240A0005" w:tentative="1">
+      <w:start w:val="1"/>
+      <w:numFmt w:val="bullet"/>
+      <w:lvlText w:val=""/>
       <w:lvlJc w:val="left"/>
+      <w:pPr>
+        <w:ind w:left="6120" w:hanging="360"/>
+      </w:pPr>
+      <w:rPr>
+        <w:rFonts w:ascii="Wingdings" w:hAnsi="Wingdings" w:hint="default"/>
+      </w:rPr>
     </w:lvl>
   </w:abstractNum>
   <w:abstractNum w:abstractNumId="1" w15:restartNumberingAfterBreak="0">
-    <w:nsid w:val="6ADB3398"/>
+    <w:nsid w:val="12F200FE"/>
     <w:multiLevelType w:val="hybridMultilevel"/>
-    <w:tmpl w:val="CC58E37E"/>
-    <w:lvl w:ilvl="0" w:tplc="DF3E0B48">
+    <w:tmpl w:val="9B0A760C"/>
+    <w:lvl w:ilvl="0" w:tplc="240A000F">
+      <w:start w:val="1"/>
+      <w:numFmt w:val="decimal"/>
+      <w:lvlText w:val="%1."/>
+      <w:lvlJc w:val="left"/>
+      <w:pPr>
+        <w:ind w:left="720" w:hanging="360"/>
+      </w:pPr>
+    </w:lvl>
+    <w:lvl w:ilvl="1" w:tplc="240A0019" w:tentative="1">
+      <w:start w:val="1"/>
+      <w:numFmt w:val="lowerLetter"/>
+      <w:lvlText w:val="%2."/>
+      <w:lvlJc w:val="left"/>
+      <w:pPr>
+        <w:ind w:left="1440" w:hanging="360"/>
+      </w:pPr>
+    </w:lvl>
+    <w:lvl w:ilvl="2" w:tplc="240A001B" w:tentative="1">
+      <w:start w:val="1"/>
+      <w:numFmt w:val="lowerRoman"/>
+      <w:lvlText w:val="%3."/>
+      <w:lvlJc w:val="right"/>
+      <w:pPr>
+        <w:ind w:left="2160" w:hanging="180"/>
+      </w:pPr>
+    </w:lvl>
+    <w:lvl w:ilvl="3" w:tplc="240A000F" w:tentative="1">
+      <w:start w:val="1"/>
+      <w:numFmt w:val="decimal"/>
+      <w:lvlText w:val="%4."/>
+      <w:lvlJc w:val="left"/>
+      <w:pPr>
+        <w:ind w:left="2880" w:hanging="360"/>
+      </w:pPr>
+    </w:lvl>
+    <w:lvl w:ilvl="4" w:tplc="240A0019" w:tentative="1">
+      <w:start w:val="1"/>
+      <w:numFmt w:val="lowerLetter"/>
+      <w:lvlText w:val="%5."/>
+      <w:lvlJc w:val="left"/>
+      <w:pPr>
+        <w:ind w:left="3600" w:hanging="360"/>
+      </w:pPr>
+    </w:lvl>
+    <w:lvl w:ilvl="5" w:tplc="240A001B" w:tentative="1">
+      <w:start w:val="1"/>
+      <w:numFmt w:val="lowerRoman"/>
+      <w:lvlText w:val="%6."/>
+      <w:lvlJc w:val="right"/>
+      <w:pPr>
+        <w:ind w:left="4320" w:hanging="180"/>
+      </w:pPr>
+    </w:lvl>
+    <w:lvl w:ilvl="6" w:tplc="240A000F" w:tentative="1">
+      <w:start w:val="1"/>
+      <w:numFmt w:val="decimal"/>
+      <w:lvlText w:val="%7."/>
+      <w:lvlJc w:val="left"/>
+      <w:pPr>
+        <w:ind w:left="5040" w:hanging="360"/>
+      </w:pPr>
+    </w:lvl>
+    <w:lvl w:ilvl="7" w:tplc="240A0019" w:tentative="1">
+      <w:start w:val="1"/>
+      <w:numFmt w:val="lowerLetter"/>
+      <w:lvlText w:val="%8."/>
+      <w:lvlJc w:val="left"/>
+      <w:pPr>
+        <w:ind w:left="5760" w:hanging="360"/>
+      </w:pPr>
+    </w:lvl>
+    <w:lvl w:ilvl="8" w:tplc="240A001B" w:tentative="1">
+      <w:start w:val="1"/>
+      <w:numFmt w:val="lowerRoman"/>
+      <w:lvlText w:val="%9."/>
+      <w:lvlJc w:val="right"/>
+      <w:pPr>
+        <w:ind w:left="6480" w:hanging="180"/>
+      </w:pPr>
+    </w:lvl>
+  </w:abstractNum>
+  <w:abstractNum w:abstractNumId="2" w15:restartNumberingAfterBreak="0">
+    <w:nsid w:val="29AF4C91"/>
+    <w:multiLevelType w:val="hybridMultilevel"/>
+    <w:tmpl w:val="0534F59E"/>
+    <w:lvl w:ilvl="0" w:tplc="343E8D4E">
+      <w:start w:val="1"/>
+      <w:numFmt w:val="decimal"/>
+      <w:lvlText w:val="%1."/>
+      <w:lvlJc w:val="left"/>
+      <w:pPr>
+        <w:ind w:left="720" w:hanging="360"/>
+      </w:pPr>
+      <w:rPr>
+        <w:b/>
+        <w:bCs/>
+      </w:rPr>
+    </w:lvl>
+    <w:lvl w:ilvl="1" w:tplc="240A0019" w:tentative="1">
+      <w:start w:val="1"/>
+      <w:numFmt w:val="lowerLetter"/>
+      <w:lvlText w:val="%2."/>
+      <w:lvlJc w:val="left"/>
+      <w:pPr>
+        <w:ind w:left="1440" w:hanging="360"/>
+      </w:pPr>
+    </w:lvl>
+    <w:lvl w:ilvl="2" w:tplc="240A001B" w:tentative="1">
+      <w:start w:val="1"/>
+      <w:numFmt w:val="lowerRoman"/>
+      <w:lvlText w:val="%3."/>
+      <w:lvlJc w:val="right"/>
+      <w:pPr>
+        <w:ind w:left="2160" w:hanging="180"/>
+      </w:pPr>
+    </w:lvl>
+    <w:lvl w:ilvl="3" w:tplc="240A000F" w:tentative="1">
+      <w:start w:val="1"/>
+      <w:numFmt w:val="decimal"/>
+      <w:lvlText w:val="%4."/>
+      <w:lvlJc w:val="left"/>
+      <w:pPr>
+        <w:ind w:left="2880" w:hanging="360"/>
+      </w:pPr>
+    </w:lvl>
+    <w:lvl w:ilvl="4" w:tplc="240A0019" w:tentative="1">
+      <w:start w:val="1"/>
+      <w:numFmt w:val="lowerLetter"/>
+      <w:lvlText w:val="%5."/>
+      <w:lvlJc w:val="left"/>
+      <w:pPr>
+        <w:ind w:left="3600" w:hanging="360"/>
+      </w:pPr>
+    </w:lvl>
+    <w:lvl w:ilvl="5" w:tplc="240A001B" w:tentative="1">
+      <w:start w:val="1"/>
+      <w:numFmt w:val="lowerRoman"/>
+      <w:lvlText w:val="%6."/>
+      <w:lvlJc w:val="right"/>
+      <w:pPr>
+        <w:ind w:left="4320" w:hanging="180"/>
+      </w:pPr>
+    </w:lvl>
+    <w:lvl w:ilvl="6" w:tplc="240A000F" w:tentative="1">
+      <w:start w:val="1"/>
+      <w:numFmt w:val="decimal"/>
+      <w:lvlText w:val="%7."/>
+      <w:lvlJc w:val="left"/>
+      <w:pPr>
+        <w:ind w:left="5040" w:hanging="360"/>
+      </w:pPr>
+    </w:lvl>
+    <w:lvl w:ilvl="7" w:tplc="240A0019" w:tentative="1">
+      <w:start w:val="1"/>
+      <w:numFmt w:val="lowerLetter"/>
+      <w:lvlText w:val="%8."/>
+      <w:lvlJc w:val="left"/>
+      <w:pPr>
+        <w:ind w:left="5760" w:hanging="360"/>
+      </w:pPr>
+    </w:lvl>
+    <w:lvl w:ilvl="8" w:tplc="240A001B" w:tentative="1">
+      <w:start w:val="1"/>
+      <w:numFmt w:val="lowerRoman"/>
+      <w:lvlText w:val="%9."/>
+      <w:lvlJc w:val="right"/>
+      <w:pPr>
+        <w:ind w:left="6480" w:hanging="180"/>
+      </w:pPr>
+    </w:lvl>
+  </w:abstractNum>
+  <w:abstractNum w:abstractNumId="3" w15:restartNumberingAfterBreak="0">
+    <w:nsid w:val="2EE661DB"/>
+    <w:multiLevelType w:val="hybridMultilevel"/>
+    <w:tmpl w:val="900CA1EA"/>
+    <w:lvl w:ilvl="0" w:tplc="240A0001">
       <w:start w:val="1"/>
       <w:numFmt w:val="bullet"/>
-      <w:lvlText w:val="●"/>
+      <w:lvlText w:val=""/>
       <w:lvlJc w:val="left"/>
       <w:pPr>
-        <w:ind w:left="720" w:hanging="360"/>
-      </w:pPr>
+        <w:ind w:left="360" w:hanging="360"/>
+      </w:pPr>
+      <w:rPr>
+        <w:rFonts w:ascii="Symbol" w:hAnsi="Symbol" w:hint="default"/>
+      </w:rPr>
     </w:lvl>
-    <w:lvl w:ilvl="1" w:tplc="25708874">
+    <w:lvl w:ilvl="1" w:tplc="240A0003" w:tentative="1">
       <w:start w:val="1"/>
       <w:numFmt w:val="bullet"/>
-      <w:lvlText w:val="○"/>
+      <w:lvlText w:val="o"/>
       <w:lvlJc w:val="left"/>
       <w:pPr>
-        <w:ind w:left="1440" w:hanging="360"/>
-      </w:pPr>
+        <w:ind w:left="1080" w:hanging="360"/>
+      </w:pPr>
+      <w:rPr>
+        <w:rFonts w:ascii="Courier New" w:hAnsi="Courier New" w:cs="Courier New" w:hint="default"/>
+      </w:rPr>
     </w:lvl>
-    <w:lvl w:ilvl="2" w:tplc="69404B38">
+    <w:lvl w:ilvl="2" w:tplc="240A0005" w:tentative="1">
       <w:start w:val="1"/>
       <w:numFmt w:val="bullet"/>
-      <w:lvlText w:val="■"/>
+      <w:lvlText w:val=""/>
       <w:lvlJc w:val="left"/>
       <w:pPr>
-        <w:ind w:left="2160" w:hanging="360"/>
-      </w:pPr>
+        <w:ind w:left="1800" w:hanging="360"/>
+      </w:pPr>
+      <w:rPr>
+        <w:rFonts w:ascii="Wingdings" w:hAnsi="Wingdings" w:hint="default"/>
+      </w:rPr>
     </w:lvl>
-    <w:lvl w:ilvl="3" w:tplc="00A03C7A">
+    <w:lvl w:ilvl="3" w:tplc="240A0001" w:tentative="1">
       <w:start w:val="1"/>
       <w:numFmt w:val="bullet"/>
-      <w:lvlText w:val="●"/>
+      <w:lvlText w:val=""/>
       <w:lvlJc w:val="left"/>
       <w:pPr>
-        <w:ind w:left="2880" w:hanging="360"/>
-      </w:pPr>
+        <w:ind w:left="2520" w:hanging="360"/>
+      </w:pPr>
+      <w:rPr>
+        <w:rFonts w:ascii="Symbol" w:hAnsi="Symbol" w:hint="default"/>
+      </w:rPr>
     </w:lvl>
-    <w:lvl w:ilvl="4" w:tplc="A8101892">
+    <w:lvl w:ilvl="4" w:tplc="240A0003" w:tentative="1">
       <w:start w:val="1"/>
       <w:numFmt w:val="bullet"/>
-      <w:lvlText w:val="○"/>
+      <w:lvlText w:val="o"/>
       <w:lvlJc w:val="left"/>
       <w:pPr>
-        <w:ind w:left="3600" w:hanging="360"/>
-      </w:pPr>
+        <w:ind w:left="3240" w:hanging="360"/>
+      </w:pPr>
+      <w:rPr>
+        <w:rFonts w:ascii="Courier New" w:hAnsi="Courier New" w:cs="Courier New" w:hint="default"/>
+      </w:rPr>
     </w:lvl>
-    <w:lvl w:ilvl="5" w:tplc="09D2350A">
+    <w:lvl w:ilvl="5" w:tplc="240A0005" w:tentative="1">
       <w:start w:val="1"/>
       <w:numFmt w:val="bullet"/>
-      <w:lvlText w:val="■"/>
+      <w:lvlText w:val=""/>
       <w:lvlJc w:val="left"/>
       <w:pPr>
-        <w:ind w:left="4320" w:hanging="360"/>
-      </w:pPr>
+        <w:ind w:left="3960" w:hanging="360"/>
+      </w:pPr>
+      <w:rPr>
+        <w:rFonts w:ascii="Wingdings" w:hAnsi="Wingdings" w:hint="default"/>
+      </w:rPr>
     </w:lvl>
-    <w:lvl w:ilvl="6" w:tplc="1820C8EA">
+    <w:lvl w:ilvl="6" w:tplc="240A0001" w:tentative="1">
       <w:start w:val="1"/>
       <w:numFmt w:val="bullet"/>
-      <w:lvlText w:val="●"/>
+      <w:lvlText w:val=""/>
       <w:lvlJc w:val="left"/>
       <w:pPr>
-        <w:ind w:left="5040" w:hanging="360"/>
-      </w:pPr>
+        <w:ind w:left="4680" w:hanging="360"/>
+      </w:pPr>
+      <w:rPr>
+        <w:rFonts w:ascii="Symbol" w:hAnsi="Symbol" w:hint="default"/>
+      </w:rPr>
     </w:lvl>
-    <w:lvl w:ilvl="7" w:tplc="57FE0B12">
+    <w:lvl w:ilvl="7" w:tplc="240A0003" w:tentative="1">
       <w:start w:val="1"/>
       <w:numFmt w:val="bullet"/>
-      <w:lvlText w:val="●"/>
+      <w:lvlText w:val="o"/>
       <w:lvlJc w:val="left"/>
       <w:pPr>
-        <w:ind w:left="5760" w:hanging="360"/>
-      </w:pPr>
+        <w:ind w:left="5400" w:hanging="360"/>
+      </w:pPr>
+      <w:rPr>
+        <w:rFonts w:ascii="Courier New" w:hAnsi="Courier New" w:cs="Courier New" w:hint="default"/>
+      </w:rPr>
     </w:lvl>
-    <w:lvl w:ilvl="8" w:tplc="2F94AF10">
+    <w:lvl w:ilvl="8" w:tplc="240A0005" w:tentative="1">
       <w:start w:val="1"/>
       <w:numFmt w:val="bullet"/>
-      <w:lvlText w:val="●"/>
+      <w:lvlText w:val=""/>
       <w:lvlJc w:val="left"/>
       <w:pPr>
-        <w:ind w:left="6480" w:hanging="360"/>
-      </w:pPr>
+        <w:ind w:left="6120" w:hanging="360"/>
+      </w:pPr>
+      <w:rPr>
+        <w:rFonts w:ascii="Wingdings" w:hAnsi="Wingdings" w:hint="default"/>
+      </w:rPr>
     </w:lvl>
   </w:abstractNum>
-  <w:num w:numId="1" w16cid:durableId="124390884">
+  <w:abstractNum w:abstractNumId="4" w15:restartNumberingAfterBreak="0">
+    <w:nsid w:val="498F3A3F"/>
+    <w:multiLevelType w:val="hybridMultilevel"/>
+    <w:tmpl w:val="71D8E882"/>
+    <w:lvl w:ilvl="0" w:tplc="240A0001">
+      <w:start w:val="1"/>
+      <w:numFmt w:val="bullet"/>
+      <w:lvlText w:val=""/>
+      <w:lvlJc w:val="left"/>
+      <w:pPr>
+        <w:ind w:left="360" w:hanging="360"/>
+      </w:pPr>
+      <w:rPr>
+        <w:rFonts w:ascii="Symbol" w:hAnsi="Symbol" w:hint="default"/>
+      </w:rPr>
+    </w:lvl>
+    <w:lvl w:ilvl="1" w:tplc="240A0003" w:tentative="1">
+      <w:start w:val="1"/>
+      <w:numFmt w:val="bullet"/>
+      <w:lvlText w:val="o"/>
+      <w:lvlJc w:val="left"/>
+      <w:pPr>
+        <w:ind w:left="1080" w:hanging="360"/>
+      </w:pPr>
+      <w:rPr>
+        <w:rFonts w:ascii="Courier New" w:hAnsi="Courier New" w:cs="Courier New" w:hint="default"/>
+      </w:rPr>
+    </w:lvl>
+    <w:lvl w:ilvl="2" w:tplc="240A0005" w:tentative="1">
+      <w:start w:val="1"/>
+      <w:numFmt w:val="bullet"/>
+      <w:lvlText w:val=""/>
+      <w:lvlJc w:val="left"/>
+      <w:pPr>
+        <w:ind w:left="1800" w:hanging="360"/>
+      </w:pPr>
+      <w:rPr>
+        <w:rFonts w:ascii="Wingdings" w:hAnsi="Wingdings" w:hint="default"/>
+      </w:rPr>
+    </w:lvl>
+    <w:lvl w:ilvl="3" w:tplc="240A0001" w:tentative="1">
+      <w:start w:val="1"/>
+      <w:numFmt w:val="bullet"/>
+      <w:lvlText w:val=""/>
+      <w:lvlJc w:val="left"/>
+      <w:pPr>
+        <w:ind w:left="2520" w:hanging="360"/>
+      </w:pPr>
+      <w:rPr>
+        <w:rFonts w:ascii="Symbol" w:hAnsi="Symbol" w:hint="default"/>
+      </w:rPr>
+    </w:lvl>
+    <w:lvl w:ilvl="4" w:tplc="240A0003" w:tentative="1">
+      <w:start w:val="1"/>
+      <w:numFmt w:val="bullet"/>
+      <w:lvlText w:val="o"/>
+      <w:lvlJc w:val="left"/>
+      <w:pPr>
+        <w:ind w:left="3240" w:hanging="360"/>
+      </w:pPr>
+      <w:rPr>
+        <w:rFonts w:ascii="Courier New" w:hAnsi="Courier New" w:cs="Courier New" w:hint="default"/>
+      </w:rPr>
+    </w:lvl>
+    <w:lvl w:ilvl="5" w:tplc="240A0005" w:tentative="1">
+      <w:start w:val="1"/>
+      <w:numFmt w:val="bullet"/>
+      <w:lvlText w:val=""/>
+      <w:lvlJc w:val="left"/>
+      <w:pPr>
+        <w:ind w:left="3960" w:hanging="360"/>
+      </w:pPr>
+      <w:rPr>
+        <w:rFonts w:ascii="Wingdings" w:hAnsi="Wingdings" w:hint="default"/>
+      </w:rPr>
+    </w:lvl>
+    <w:lvl w:ilvl="6" w:tplc="240A0001" w:tentative="1">
+      <w:start w:val="1"/>
+      <w:numFmt w:val="bullet"/>
+      <w:lvlText w:val=""/>
+      <w:lvlJc w:val="left"/>
+      <w:pPr>
+        <w:ind w:left="4680" w:hanging="360"/>
+      </w:pPr>
+      <w:rPr>
+        <w:rFonts w:ascii="Symbol" w:hAnsi="Symbol" w:hint="default"/>
+      </w:rPr>
+    </w:lvl>
+    <w:lvl w:ilvl="7" w:tplc="240A0003" w:tentative="1">
+      <w:start w:val="1"/>
+      <w:numFmt w:val="bullet"/>
+      <w:lvlText w:val="o"/>
+      <w:lvlJc w:val="left"/>
+      <w:pPr>
+        <w:ind w:left="5400" w:hanging="360"/>
+      </w:pPr>
+      <w:rPr>
+        <w:rFonts w:ascii="Courier New" w:hAnsi="Courier New" w:cs="Courier New" w:hint="default"/>
+      </w:rPr>
+    </w:lvl>
+    <w:lvl w:ilvl="8" w:tplc="240A0005" w:tentative="1">
+      <w:start w:val="1"/>
+      <w:numFmt w:val="bullet"/>
+      <w:lvlText w:val=""/>
+      <w:lvlJc w:val="left"/>
+      <w:pPr>
+        <w:ind w:left="6120" w:hanging="360"/>
+      </w:pPr>
+      <w:rPr>
+        <w:rFonts w:ascii="Wingdings" w:hAnsi="Wingdings" w:hint="default"/>
+      </w:rPr>
+    </w:lvl>
+  </w:abstractNum>
+  <w:abstractNum w:abstractNumId="5" w15:restartNumberingAfterBreak="0">
+    <w:nsid w:val="5065745E"/>
+    <w:multiLevelType w:val="hybridMultilevel"/>
+    <w:tmpl w:val="2C120F26"/>
+    <w:lvl w:ilvl="0" w:tplc="240A0001">
+      <w:start w:val="1"/>
+      <w:numFmt w:val="bullet"/>
+      <w:lvlText w:val=""/>
+      <w:lvlJc w:val="left"/>
+      <w:pPr>
+        <w:ind w:left="720" w:hanging="360"/>
+      </w:pPr>
+      <w:rPr>
+        <w:rFonts w:ascii="Symbol" w:hAnsi="Symbol" w:hint="default"/>
+      </w:rPr>
+    </w:lvl>
+    <w:lvl w:ilvl="1" w:tplc="240A0003" w:tentative="1">
+      <w:start w:val="1"/>
+      <w:numFmt w:val="bullet"/>
+      <w:lvlText w:val="o"/>
+      <w:lvlJc w:val="left"/>
+      <w:pPr>
+        <w:ind w:left="1440" w:hanging="360"/>
+      </w:pPr>
+      <w:rPr>
+        <w:rFonts w:ascii="Courier New" w:hAnsi="Courier New" w:cs="Courier New" w:hint="default"/>
+      </w:rPr>
+    </w:lvl>
+    <w:lvl w:ilvl="2" w:tplc="240A0005" w:tentative="1">
+      <w:start w:val="1"/>
+      <w:numFmt w:val="bullet"/>
+      <w:lvlText w:val=""/>
+      <w:lvlJc w:val="left"/>
+      <w:pPr>
+        <w:ind w:left="2160" w:hanging="360"/>
+      </w:pPr>
+      <w:rPr>
+        <w:rFonts w:ascii="Wingdings" w:hAnsi="Wingdings" w:hint="default"/>
+      </w:rPr>
+    </w:lvl>
+    <w:lvl w:ilvl="3" w:tplc="240A0001" w:tentative="1">
+      <w:start w:val="1"/>
+      <w:numFmt w:val="bullet"/>
+      <w:lvlText w:val=""/>
+      <w:lvlJc w:val="left"/>
+      <w:pPr>
+        <w:ind w:left="2880" w:hanging="360"/>
+      </w:pPr>
+      <w:rPr>
+        <w:rFonts w:ascii="Symbol" w:hAnsi="Symbol" w:hint="default"/>
+      </w:rPr>
+    </w:lvl>
+    <w:lvl w:ilvl="4" w:tplc="240A0003" w:tentative="1">
+      <w:start w:val="1"/>
+      <w:numFmt w:val="bullet"/>
+      <w:lvlText w:val="o"/>
+      <w:lvlJc w:val="left"/>
+      <w:pPr>
+        <w:ind w:left="3600" w:hanging="360"/>
+      </w:pPr>
+      <w:rPr>
+        <w:rFonts w:ascii="Courier New" w:hAnsi="Courier New" w:cs="Courier New" w:hint="default"/>
+      </w:rPr>
+    </w:lvl>
+    <w:lvl w:ilvl="5" w:tplc="240A0005" w:tentative="1">
+      <w:start w:val="1"/>
+      <w:numFmt w:val="bullet"/>
+      <w:lvlText w:val=""/>
+      <w:lvlJc w:val="left"/>
+      <w:pPr>
+        <w:ind w:left="4320" w:hanging="360"/>
+      </w:pPr>
+      <w:rPr>
+        <w:rFonts w:ascii="Wingdings" w:hAnsi="Wingdings" w:hint="default"/>
+      </w:rPr>
+    </w:lvl>
+    <w:lvl w:ilvl="6" w:tplc="240A0001" w:tentative="1">
+      <w:start w:val="1"/>
+      <w:numFmt w:val="bullet"/>
+      <w:lvlText w:val=""/>
+      <w:lvlJc w:val="left"/>
+      <w:pPr>
+        <w:ind w:left="5040" w:hanging="360"/>
+      </w:pPr>
+      <w:rPr>
+        <w:rFonts w:ascii="Symbol" w:hAnsi="Symbol" w:hint="default"/>
+      </w:rPr>
+    </w:lvl>
+    <w:lvl w:ilvl="7" w:tplc="240A0003" w:tentative="1">
+      <w:start w:val="1"/>
+      <w:numFmt w:val="bullet"/>
+      <w:lvlText w:val="o"/>
+      <w:lvlJc w:val="left"/>
+      <w:pPr>
+        <w:ind w:left="5760" w:hanging="360"/>
+      </w:pPr>
+      <w:rPr>
+        <w:rFonts w:ascii="Courier New" w:hAnsi="Courier New" w:cs="Courier New" w:hint="default"/>
+      </w:rPr>
+    </w:lvl>
+    <w:lvl w:ilvl="8" w:tplc="240A0005" w:tentative="1">
+      <w:start w:val="1"/>
+      <w:numFmt w:val="bullet"/>
+      <w:lvlText w:val=""/>
+      <w:lvlJc w:val="left"/>
+      <w:pPr>
+        <w:ind w:left="6480" w:hanging="360"/>
+      </w:pPr>
+      <w:rPr>
+        <w:rFonts w:ascii="Wingdings" w:hAnsi="Wingdings" w:hint="default"/>
+      </w:rPr>
+    </w:lvl>
+  </w:abstractNum>
+  <w:abstractNum w:abstractNumId="6" w15:restartNumberingAfterBreak="0">
+    <w:nsid w:val="52721E39"/>
+    <w:multiLevelType w:val="hybridMultilevel"/>
+    <w:tmpl w:val="2D34A5D8"/>
+    <w:lvl w:ilvl="0" w:tplc="240A0001">
+      <w:start w:val="1"/>
+      <w:numFmt w:val="bullet"/>
+      <w:lvlText w:val=""/>
+      <w:lvlJc w:val="left"/>
+      <w:pPr>
+        <w:ind w:left="360" w:hanging="360"/>
+      </w:pPr>
+      <w:rPr>
+        <w:rFonts w:ascii="Symbol" w:hAnsi="Symbol" w:hint="default"/>
+      </w:rPr>
+    </w:lvl>
+    <w:lvl w:ilvl="1" w:tplc="240A0003" w:tentative="1">
+      <w:start w:val="1"/>
+      <w:numFmt w:val="bullet"/>
+      <w:lvlText w:val="o"/>
+      <w:lvlJc w:val="left"/>
+      <w:pPr>
+        <w:ind w:left="1080" w:hanging="360"/>
+      </w:pPr>
+      <w:rPr>
+        <w:rFonts w:ascii="Courier New" w:hAnsi="Courier New" w:cs="Courier New" w:hint="default"/>
+      </w:rPr>
+    </w:lvl>
+    <w:lvl w:ilvl="2" w:tplc="240A0005" w:tentative="1">
+      <w:start w:val="1"/>
+      <w:numFmt w:val="bullet"/>
+      <w:lvlText w:val=""/>
+      <w:lvlJc w:val="left"/>
+      <w:pPr>
+        <w:ind w:left="1800" w:hanging="360"/>
+      </w:pPr>
+      <w:rPr>
+        <w:rFonts w:ascii="Wingdings" w:hAnsi="Wingdings" w:hint="default"/>
+      </w:rPr>
+    </w:lvl>
+    <w:lvl w:ilvl="3" w:tplc="240A0001" w:tentative="1">
+      <w:start w:val="1"/>
+      <w:numFmt w:val="bullet"/>
+      <w:lvlText w:val=""/>
+      <w:lvlJc w:val="left"/>
+      <w:pPr>
+        <w:ind w:left="2520" w:hanging="360"/>
+      </w:pPr>
+      <w:rPr>
+        <w:rFonts w:ascii="Symbol" w:hAnsi="Symbol" w:hint="default"/>
+      </w:rPr>
+    </w:lvl>
+    <w:lvl w:ilvl="4" w:tplc="240A0003" w:tentative="1">
+      <w:start w:val="1"/>
+      <w:numFmt w:val="bullet"/>
+      <w:lvlText w:val="o"/>
+      <w:lvlJc w:val="left"/>
+      <w:pPr>
+        <w:ind w:left="3240" w:hanging="360"/>
+      </w:pPr>
+      <w:rPr>
+        <w:rFonts w:ascii="Courier New" w:hAnsi="Courier New" w:cs="Courier New" w:hint="default"/>
+      </w:rPr>
+    </w:lvl>
+    <w:lvl w:ilvl="5" w:tplc="240A0005" w:tentative="1">
+      <w:start w:val="1"/>
+      <w:numFmt w:val="bullet"/>
+      <w:lvlText w:val=""/>
+      <w:lvlJc w:val="left"/>
+      <w:pPr>
+        <w:ind w:left="3960" w:hanging="360"/>
+      </w:pPr>
+      <w:rPr>
+        <w:rFonts w:ascii="Wingdings" w:hAnsi="Wingdings" w:hint="default"/>
+      </w:rPr>
+    </w:lvl>
+    <w:lvl w:ilvl="6" w:tplc="240A0001" w:tentative="1">
+      <w:start w:val="1"/>
+      <w:numFmt w:val="bullet"/>
+      <w:lvlText w:val=""/>
+      <w:lvlJc w:val="left"/>
+      <w:pPr>
+        <w:ind w:left="4680" w:hanging="360"/>
+      </w:pPr>
+      <w:rPr>
+        <w:rFonts w:ascii="Symbol" w:hAnsi="Symbol" w:hint="default"/>
+      </w:rPr>
+    </w:lvl>
+    <w:lvl w:ilvl="7" w:tplc="240A0003" w:tentative="1">
+      <w:start w:val="1"/>
+      <w:numFmt w:val="bullet"/>
+      <w:lvlText w:val="o"/>
+      <w:lvlJc w:val="left"/>
+      <w:pPr>
+        <w:ind w:left="5400" w:hanging="360"/>
+      </w:pPr>
+      <w:rPr>
+        <w:rFonts w:ascii="Courier New" w:hAnsi="Courier New" w:cs="Courier New" w:hint="default"/>
+      </w:rPr>
+    </w:lvl>
+    <w:lvl w:ilvl="8" w:tplc="240A0005" w:tentative="1">
+      <w:start w:val="1"/>
+      <w:numFmt w:val="bullet"/>
+      <w:lvlText w:val=""/>
+      <w:lvlJc w:val="left"/>
+      <w:pPr>
+        <w:ind w:left="6120" w:hanging="360"/>
+      </w:pPr>
+      <w:rPr>
+        <w:rFonts w:ascii="Wingdings" w:hAnsi="Wingdings" w:hint="default"/>
+      </w:rPr>
+    </w:lvl>
+  </w:abstractNum>
+  <w:abstractNum w:abstractNumId="7" w15:restartNumberingAfterBreak="0">
+    <w:nsid w:val="5C016624"/>
+    <w:multiLevelType w:val="hybridMultilevel"/>
+    <w:tmpl w:val="A3B27C80"/>
+    <w:lvl w:ilvl="0" w:tplc="240A0001">
+      <w:start w:val="1"/>
+      <w:numFmt w:val="bullet"/>
+      <w:lvlText w:val=""/>
+      <w:lvlJc w:val="left"/>
+      <w:pPr>
+        <w:ind w:left="360" w:hanging="360"/>
+      </w:pPr>
+      <w:rPr>
+        <w:rFonts w:ascii="Symbol" w:hAnsi="Symbol" w:hint="default"/>
+      </w:rPr>
+    </w:lvl>
+    <w:lvl w:ilvl="1" w:tplc="240A0003" w:tentative="1">
+      <w:start w:val="1"/>
+      <w:numFmt w:val="bullet"/>
+      <w:lvlText w:val="o"/>
+      <w:lvlJc w:val="left"/>
+      <w:pPr>
+        <w:ind w:left="1080" w:hanging="360"/>
+      </w:pPr>
+      <w:rPr>
+        <w:rFonts w:ascii="Courier New" w:hAnsi="Courier New" w:cs="Courier New" w:hint="default"/>
+      </w:rPr>
+    </w:lvl>
+    <w:lvl w:ilvl="2" w:tplc="240A0005" w:tentative="1">
+      <w:start w:val="1"/>
+      <w:numFmt w:val="bullet"/>
+      <w:lvlText w:val=""/>
+      <w:lvlJc w:val="left"/>
+      <w:pPr>
+        <w:ind w:left="1800" w:hanging="360"/>
+      </w:pPr>
+      <w:rPr>
+        <w:rFonts w:ascii="Wingdings" w:hAnsi="Wingdings" w:hint="default"/>
+      </w:rPr>
+    </w:lvl>
+    <w:lvl w:ilvl="3" w:tplc="240A0001" w:tentative="1">
+      <w:start w:val="1"/>
+      <w:numFmt w:val="bullet"/>
+      <w:lvlText w:val=""/>
+      <w:lvlJc w:val="left"/>
+      <w:pPr>
+        <w:ind w:left="2520" w:hanging="360"/>
+      </w:pPr>
+      <w:rPr>
+        <w:rFonts w:ascii="Symbol" w:hAnsi="Symbol" w:hint="default"/>
+      </w:rPr>
+    </w:lvl>
+    <w:lvl w:ilvl="4" w:tplc="240A0003" w:tentative="1">
+      <w:start w:val="1"/>
+      <w:numFmt w:val="bullet"/>
+      <w:lvlText w:val="o"/>
+      <w:lvlJc w:val="left"/>
+      <w:pPr>
+        <w:ind w:left="3240" w:hanging="360"/>
+      </w:pPr>
+      <w:rPr>
+        <w:rFonts w:ascii="Courier New" w:hAnsi="Courier New" w:cs="Courier New" w:hint="default"/>
+      </w:rPr>
+    </w:lvl>
+    <w:lvl w:ilvl="5" w:tplc="240A0005" w:tentative="1">
+      <w:start w:val="1"/>
+      <w:numFmt w:val="bullet"/>
+      <w:lvlText w:val=""/>
+      <w:lvlJc w:val="left"/>
+      <w:pPr>
+        <w:ind w:left="3960" w:hanging="360"/>
+      </w:pPr>
+      <w:rPr>
+        <w:rFonts w:ascii="Wingdings" w:hAnsi="Wingdings" w:hint="default"/>
+      </w:rPr>
+    </w:lvl>
+    <w:lvl w:ilvl="6" w:tplc="240A0001" w:tentative="1">
+      <w:start w:val="1"/>
+      <w:numFmt w:val="bullet"/>
+      <w:lvlText w:val=""/>
+      <w:lvlJc w:val="left"/>
+      <w:pPr>
+        <w:ind w:left="4680" w:hanging="360"/>
+      </w:pPr>
+      <w:rPr>
+        <w:rFonts w:ascii="Symbol" w:hAnsi="Symbol" w:hint="default"/>
+      </w:rPr>
+    </w:lvl>
+    <w:lvl w:ilvl="7" w:tplc="240A0003" w:tentative="1">
+      <w:start w:val="1"/>
+      <w:numFmt w:val="bullet"/>
+      <w:lvlText w:val="o"/>
+      <w:lvlJc w:val="left"/>
+      <w:pPr>
+        <w:ind w:left="5400" w:hanging="360"/>
+      </w:pPr>
+      <w:rPr>
+        <w:rFonts w:ascii="Courier New" w:hAnsi="Courier New" w:cs="Courier New" w:hint="default"/>
+      </w:rPr>
+    </w:lvl>
+    <w:lvl w:ilvl="8" w:tplc="240A0005" w:tentative="1">
+      <w:start w:val="1"/>
+      <w:numFmt w:val="bullet"/>
+      <w:lvlText w:val=""/>
+      <w:lvlJc w:val="left"/>
+      <w:pPr>
+        <w:ind w:left="6120" w:hanging="360"/>
+      </w:pPr>
+      <w:rPr>
+        <w:rFonts w:ascii="Wingdings" w:hAnsi="Wingdings" w:hint="default"/>
+      </w:rPr>
+    </w:lvl>
+  </w:abstractNum>
+  <w:abstractNum w:abstractNumId="8" w15:restartNumberingAfterBreak="0">
+    <w:nsid w:val="640F54C8"/>
+    <w:multiLevelType w:val="hybridMultilevel"/>
+    <w:tmpl w:val="55E21C24"/>
+    <w:lvl w:ilvl="0" w:tplc="240A000F">
+      <w:start w:val="1"/>
+      <w:numFmt w:val="decimal"/>
+      <w:lvlText w:val="%1."/>
+      <w:lvlJc w:val="left"/>
+      <w:pPr>
+        <w:ind w:left="360" w:hanging="360"/>
+      </w:pPr>
+      <w:rPr>
+        <w:rFonts w:hint="default"/>
+      </w:rPr>
+    </w:lvl>
+    <w:lvl w:ilvl="1" w:tplc="240A0019" w:tentative="1">
+      <w:start w:val="1"/>
+      <w:numFmt w:val="lowerLetter"/>
+      <w:lvlText w:val="%2."/>
+      <w:lvlJc w:val="left"/>
+      <w:pPr>
+        <w:ind w:left="1080" w:hanging="360"/>
+      </w:pPr>
+    </w:lvl>
+    <w:lvl w:ilvl="2" w:tplc="240A001B" w:tentative="1">
+      <w:start w:val="1"/>
+      <w:numFmt w:val="lowerRoman"/>
+      <w:lvlText w:val="%3."/>
+      <w:lvlJc w:val="right"/>
+      <w:pPr>
+        <w:ind w:left="1800" w:hanging="180"/>
+      </w:pPr>
+    </w:lvl>
+    <w:lvl w:ilvl="3" w:tplc="240A000F" w:tentative="1">
+      <w:start w:val="1"/>
+      <w:numFmt w:val="decimal"/>
+      <w:lvlText w:val="%4."/>
+      <w:lvlJc w:val="left"/>
+      <w:pPr>
+        <w:ind w:left="2520" w:hanging="360"/>
+      </w:pPr>
+    </w:lvl>
+    <w:lvl w:ilvl="4" w:tplc="240A0019" w:tentative="1">
+      <w:start w:val="1"/>
+      <w:numFmt w:val="lowerLetter"/>
+      <w:lvlText w:val="%5."/>
+      <w:lvlJc w:val="left"/>
+      <w:pPr>
+        <w:ind w:left="3240" w:hanging="360"/>
+      </w:pPr>
+    </w:lvl>
+    <w:lvl w:ilvl="5" w:tplc="240A001B" w:tentative="1">
+      <w:start w:val="1"/>
+      <w:numFmt w:val="lowerRoman"/>
+      <w:lvlText w:val="%6."/>
+      <w:lvlJc w:val="right"/>
+      <w:pPr>
+        <w:ind w:left="3960" w:hanging="180"/>
+      </w:pPr>
+    </w:lvl>
+    <w:lvl w:ilvl="6" w:tplc="240A000F" w:tentative="1">
+      <w:start w:val="1"/>
+      <w:numFmt w:val="decimal"/>
+      <w:lvlText w:val="%7."/>
+      <w:lvlJc w:val="left"/>
+      <w:pPr>
+        <w:ind w:left="4680" w:hanging="360"/>
+      </w:pPr>
+    </w:lvl>
+    <w:lvl w:ilvl="7" w:tplc="240A0019" w:tentative="1">
+      <w:start w:val="1"/>
+      <w:numFmt w:val="lowerLetter"/>
+      <w:lvlText w:val="%8."/>
+      <w:lvlJc w:val="left"/>
+      <w:pPr>
+        <w:ind w:left="5400" w:hanging="360"/>
+      </w:pPr>
+    </w:lvl>
+    <w:lvl w:ilvl="8" w:tplc="240A001B" w:tentative="1">
+      <w:start w:val="1"/>
+      <w:numFmt w:val="lowerRoman"/>
+      <w:lvlText w:val="%9."/>
+      <w:lvlJc w:val="right"/>
+      <w:pPr>
+        <w:ind w:left="6120" w:hanging="180"/>
+      </w:pPr>
+    </w:lvl>
+  </w:abstractNum>
+  <w:num w:numId="1" w16cid:durableId="723918366">
     <w:abstractNumId w:val="1"/>
-    <w:lvlOverride w:ilvl="0">
-      <w:startOverride w:val="1"/>
-    </w:lvlOverride>
   </w:num>
-  <w:num w:numId="2" w16cid:durableId="460271781">
+  <w:num w:numId="2" w16cid:durableId="744186420">
+    <w:abstractNumId w:val="2"/>
+  </w:num>
+  <w:num w:numId="3" w16cid:durableId="1194731080">
+    <w:abstractNumId w:val="7"/>
+  </w:num>
+  <w:num w:numId="4" w16cid:durableId="1711605667">
+    <w:abstractNumId w:val="8"/>
+  </w:num>
+  <w:num w:numId="5" w16cid:durableId="1947106892">
     <w:abstractNumId w:val="0"/>
-    <w:lvlOverride w:ilvl="0">
-      <w:startOverride w:val="1"/>
-    </w:lvlOverride>
+  </w:num>
+  <w:num w:numId="6" w16cid:durableId="1796413018">
+    <w:abstractNumId w:val="3"/>
+  </w:num>
+  <w:num w:numId="7" w16cid:durableId="1086851821">
+    <w:abstractNumId w:val="5"/>
+  </w:num>
+  <w:num w:numId="8" w16cid:durableId="1519659702">
+    <w:abstractNumId w:val="6"/>
+  </w:num>
+  <w:num w:numId="9" w16cid:durableId="1027488222">
+    <w:abstractNumId w:val="4"/>
   </w:num>
 </w:numbering>
 </file>
@@ -5480,11 +6677,19 @@
   <w:docDefaults>
     <w:rPrDefault>
       <w:rPr>
-        <w:rFonts w:ascii="Arial" w:eastAsia="Arial" w:hAnsi="Arial" w:cs="Arial"/>
-        <w:lang w:val="es-CO" w:eastAsia="es-CO" w:bidi="ar-SA"/>
+        <w:rFonts w:asciiTheme="minorHAnsi" w:eastAsiaTheme="minorHAnsi" w:hAnsiTheme="minorHAnsi" w:cstheme="minorBidi"/>
+        <w:kern w:val="2"/>
+        <w:sz w:val="24"/>
+        <w:szCs w:val="24"/>
+        <w:lang w:val="es-CO" w:eastAsia="en-US" w:bidi="ar-SA"/>
+        <w14:ligatures w14:val="standardContextual"/>
       </w:rPr>
     </w:rPrDefault>
-    <w:pPrDefault/>
+    <w:pPrDefault>
+      <w:pPr>
+        <w:spacing w:after="160" w:line="278" w:lineRule="auto"/>
+      </w:pPr>
+    </w:pPrDefault>
   </w:docDefaults>
   <w:latentStyles w:defLockedState="0" w:defUIPriority="99" w:defSemiHidden="0" w:defUnhideWhenUsed="0" w:defQFormat="0" w:count="376">
     <w:lsdException w:name="Normal" w:uiPriority="0" w:qFormat="1"/>
@@ -5641,7 +6846,7 @@
     <w:lsdException w:name="Table Web 2" w:semiHidden="1" w:unhideWhenUsed="1"/>
     <w:lsdException w:name="Table Web 3" w:semiHidden="1" w:unhideWhenUsed="1"/>
     <w:lsdException w:name="Balloon Text" w:semiHidden="1" w:unhideWhenUsed="1"/>
-    <w:lsdException w:name="Table Grid" w:uiPriority="39"/>
+    <w:lsdException w:name="Table Grid" w:uiPriority="59"/>
     <w:lsdException w:name="Table Theme" w:semiHidden="1" w:unhideWhenUsed="1"/>
     <w:lsdException w:name="Placeholder Text" w:semiHidden="1"/>
     <w:lsdException w:name="No Spacing" w:uiPriority="1" w:qFormat="1"/>
@@ -5867,94 +7072,219 @@
   <w:style w:type="paragraph" w:default="1" w:styleId="Normal">
     <w:name w:val="Normal"/>
     <w:qFormat/>
+    <w:rsid w:val="008C4229"/>
+    <w:pPr>
+      <w:spacing w:after="0" w:line="240" w:lineRule="auto"/>
+    </w:pPr>
+    <w:rPr>
+      <w:rFonts w:ascii="Arial" w:eastAsia="Arial" w:hAnsi="Arial" w:cs="Arial"/>
+      <w:kern w:val="0"/>
+      <w:sz w:val="20"/>
+      <w:szCs w:val="20"/>
+      <w:lang w:eastAsia="es-CO"/>
+      <w14:ligatures w14:val="none"/>
+    </w:rPr>
   </w:style>
   <w:style w:type="paragraph" w:styleId="Ttulo1">
     <w:name w:val="heading 1"/>
+    <w:basedOn w:val="Normal"/>
+    <w:next w:val="Normal"/>
+    <w:link w:val="Ttulo1Car"/>
     <w:uiPriority w:val="9"/>
     <w:qFormat/>
+    <w:rsid w:val="008C4229"/>
     <w:pPr>
+      <w:keepNext/>
+      <w:keepLines/>
+      <w:spacing w:before="360" w:after="80"/>
       <w:outlineLvl w:val="0"/>
     </w:pPr>
     <w:rPr>
-      <w:color w:val="2E74B5"/>
+      <w:rFonts w:asciiTheme="majorHAnsi" w:eastAsiaTheme="majorEastAsia" w:hAnsiTheme="majorHAnsi" w:cstheme="majorBidi"/>
+      <w:color w:val="0F4761" w:themeColor="accent1" w:themeShade="BF"/>
+      <w:sz w:val="40"/>
+      <w:szCs w:val="40"/>
+    </w:rPr>
+  </w:style>
+  <w:style w:type="paragraph" w:styleId="Ttulo2">
+    <w:name w:val="heading 2"/>
+    <w:basedOn w:val="Normal"/>
+    <w:next w:val="Normal"/>
+    <w:link w:val="Ttulo2Car"/>
+    <w:uiPriority w:val="9"/>
+    <w:semiHidden/>
+    <w:unhideWhenUsed/>
+    <w:qFormat/>
+    <w:rsid w:val="008C4229"/>
+    <w:pPr>
+      <w:keepNext/>
+      <w:keepLines/>
+      <w:spacing w:before="160" w:after="80"/>
+      <w:outlineLvl w:val="1"/>
+    </w:pPr>
+    <w:rPr>
+      <w:rFonts w:asciiTheme="majorHAnsi" w:eastAsiaTheme="majorEastAsia" w:hAnsiTheme="majorHAnsi" w:cstheme="majorBidi"/>
+      <w:color w:val="0F4761" w:themeColor="accent1" w:themeShade="BF"/>
       <w:sz w:val="32"/>
       <w:szCs w:val="32"/>
     </w:rPr>
   </w:style>
-  <w:style w:type="paragraph" w:styleId="Ttulo2">
-    <w:name w:val="heading 2"/>
-    <w:uiPriority w:val="9"/>
-    <w:unhideWhenUsed/>
-    <w:qFormat/>
-    <w:pPr>
-      <w:outlineLvl w:val="1"/>
-    </w:pPr>
-    <w:rPr>
-      <w:color w:val="2E74B5"/>
-      <w:sz w:val="26"/>
-      <w:szCs w:val="26"/>
-    </w:rPr>
-  </w:style>
   <w:style w:type="paragraph" w:styleId="Ttulo3">
     <w:name w:val="heading 3"/>
+    <w:basedOn w:val="Normal"/>
+    <w:next w:val="Normal"/>
+    <w:link w:val="Ttulo3Car"/>
     <w:uiPriority w:val="9"/>
     <w:semiHidden/>
     <w:unhideWhenUsed/>
     <w:qFormat/>
+    <w:rsid w:val="008C4229"/>
     <w:pPr>
+      <w:keepNext/>
+      <w:keepLines/>
+      <w:spacing w:before="160" w:after="80"/>
       <w:outlineLvl w:val="2"/>
     </w:pPr>
     <w:rPr>
-      <w:color w:val="1F4D78"/>
-      <w:sz w:val="24"/>
-      <w:szCs w:val="24"/>
+      <w:rFonts w:eastAsiaTheme="majorEastAsia" w:cstheme="majorBidi"/>
+      <w:color w:val="0F4761" w:themeColor="accent1" w:themeShade="BF"/>
+      <w:sz w:val="28"/>
+      <w:szCs w:val="28"/>
     </w:rPr>
   </w:style>
   <w:style w:type="paragraph" w:styleId="Ttulo4">
     <w:name w:val="heading 4"/>
+    <w:basedOn w:val="Normal"/>
+    <w:next w:val="Normal"/>
+    <w:link w:val="Ttulo4Car"/>
     <w:uiPriority w:val="9"/>
     <w:semiHidden/>
     <w:unhideWhenUsed/>
     <w:qFormat/>
+    <w:rsid w:val="008C4229"/>
     <w:pPr>
+      <w:keepNext/>
+      <w:keepLines/>
+      <w:spacing w:before="80" w:after="40"/>
       <w:outlineLvl w:val="3"/>
     </w:pPr>
     <w:rPr>
+      <w:rFonts w:eastAsiaTheme="majorEastAsia" w:cstheme="majorBidi"/>
       <w:i/>
       <w:iCs/>
-      <w:color w:val="2E74B5"/>
+      <w:color w:val="0F4761" w:themeColor="accent1" w:themeShade="BF"/>
     </w:rPr>
   </w:style>
   <w:style w:type="paragraph" w:styleId="Ttulo5">
     <w:name w:val="heading 5"/>
+    <w:basedOn w:val="Normal"/>
+    <w:next w:val="Normal"/>
+    <w:link w:val="Ttulo5Car"/>
     <w:uiPriority w:val="9"/>
     <w:semiHidden/>
     <w:unhideWhenUsed/>
     <w:qFormat/>
+    <w:rsid w:val="008C4229"/>
     <w:pPr>
+      <w:keepNext/>
+      <w:keepLines/>
+      <w:spacing w:before="80" w:after="40"/>
       <w:outlineLvl w:val="4"/>
     </w:pPr>
     <w:rPr>
-      <w:color w:val="2E74B5"/>
+      <w:rFonts w:eastAsiaTheme="majorEastAsia" w:cstheme="majorBidi"/>
+      <w:color w:val="0F4761" w:themeColor="accent1" w:themeShade="BF"/>
     </w:rPr>
   </w:style>
   <w:style w:type="paragraph" w:styleId="Ttulo6">
     <w:name w:val="heading 6"/>
+    <w:basedOn w:val="Normal"/>
+    <w:next w:val="Normal"/>
+    <w:link w:val="Ttulo6Car"/>
     <w:uiPriority w:val="9"/>
     <w:semiHidden/>
     <w:unhideWhenUsed/>
     <w:qFormat/>
+    <w:rsid w:val="008C4229"/>
     <w:pPr>
+      <w:keepNext/>
+      <w:keepLines/>
+      <w:spacing w:before="40"/>
       <w:outlineLvl w:val="5"/>
     </w:pPr>
     <w:rPr>
-      <w:color w:val="1F4D78"/>
+      <w:rFonts w:eastAsiaTheme="majorEastAsia" w:cstheme="majorBidi"/>
+      <w:i/>
+      <w:iCs/>
+      <w:color w:val="595959" w:themeColor="text1" w:themeTint="A6"/>
+    </w:rPr>
+  </w:style>
+  <w:style w:type="paragraph" w:styleId="Ttulo7">
+    <w:name w:val="heading 7"/>
+    <w:basedOn w:val="Normal"/>
+    <w:next w:val="Normal"/>
+    <w:link w:val="Ttulo7Car"/>
+    <w:uiPriority w:val="9"/>
+    <w:semiHidden/>
+    <w:unhideWhenUsed/>
+    <w:qFormat/>
+    <w:rsid w:val="008C4229"/>
+    <w:pPr>
+      <w:keepNext/>
+      <w:keepLines/>
+      <w:spacing w:before="40"/>
+      <w:outlineLvl w:val="6"/>
+    </w:pPr>
+    <w:rPr>
+      <w:rFonts w:eastAsiaTheme="majorEastAsia" w:cstheme="majorBidi"/>
+      <w:color w:val="595959" w:themeColor="text1" w:themeTint="A6"/>
+    </w:rPr>
+  </w:style>
+  <w:style w:type="paragraph" w:styleId="Ttulo8">
+    <w:name w:val="heading 8"/>
+    <w:basedOn w:val="Normal"/>
+    <w:next w:val="Normal"/>
+    <w:link w:val="Ttulo8Car"/>
+    <w:uiPriority w:val="9"/>
+    <w:semiHidden/>
+    <w:unhideWhenUsed/>
+    <w:qFormat/>
+    <w:rsid w:val="008C4229"/>
+    <w:pPr>
+      <w:keepNext/>
+      <w:keepLines/>
+      <w:outlineLvl w:val="7"/>
+    </w:pPr>
+    <w:rPr>
+      <w:rFonts w:eastAsiaTheme="majorEastAsia" w:cstheme="majorBidi"/>
+      <w:i/>
+      <w:iCs/>
+      <w:color w:val="272727" w:themeColor="text1" w:themeTint="D8"/>
+    </w:rPr>
+  </w:style>
+  <w:style w:type="paragraph" w:styleId="Ttulo9">
+    <w:name w:val="heading 9"/>
+    <w:basedOn w:val="Normal"/>
+    <w:next w:val="Normal"/>
+    <w:link w:val="Ttulo9Car"/>
+    <w:uiPriority w:val="9"/>
+    <w:semiHidden/>
+    <w:unhideWhenUsed/>
+    <w:qFormat/>
+    <w:rsid w:val="008C4229"/>
+    <w:pPr>
+      <w:keepNext/>
+      <w:keepLines/>
+      <w:outlineLvl w:val="8"/>
+    </w:pPr>
+    <w:rPr>
+      <w:rFonts w:eastAsiaTheme="majorEastAsia" w:cstheme="majorBidi"/>
+      <w:color w:val="272727" w:themeColor="text1" w:themeTint="D8"/>
     </w:rPr>
   </w:style>
   <w:style w:type="character" w:default="1" w:styleId="Fuentedeprrafopredeter">
     <w:name w:val="Default Paragraph Font"/>
     <w:uiPriority w:val="1"/>
-    <w:semiHidden/>
     <w:unhideWhenUsed/>
   </w:style>
   <w:style w:type="table" w:default="1" w:styleId="Tablanormal">
@@ -5978,131 +7308,416 @@
     <w:semiHidden/>
     <w:unhideWhenUsed/>
   </w:style>
+  <w:style w:type="paragraph" w:styleId="Descripcin">
+    <w:name w:val="caption"/>
+    <w:basedOn w:val="Normal"/>
+    <w:next w:val="Normal"/>
+    <w:uiPriority w:val="35"/>
+    <w:unhideWhenUsed/>
+    <w:qFormat/>
+    <w:rsid w:val="0005191D"/>
+    <w:pPr>
+      <w:spacing w:line="360" w:lineRule="auto"/>
+    </w:pPr>
+    <w:rPr>
+      <w:rFonts w:ascii="Calibri" w:eastAsia="Calibri" w:hAnsi="Calibri" w:cs="Calibri"/>
+      <w:b/>
+      <w:iCs/>
+      <w:sz w:val="22"/>
+      <w:szCs w:val="18"/>
+      <w:lang w:eastAsia="ja-JP"/>
+    </w:rPr>
+  </w:style>
+  <w:style w:type="table" w:styleId="Tablaconcuadrcula">
+    <w:name w:val="Table Grid"/>
+    <w:basedOn w:val="Tablanormal"/>
+    <w:uiPriority w:val="59"/>
+    <w:rsid w:val="0005191D"/>
+    <w:pPr>
+      <w:spacing w:after="0" w:line="240" w:lineRule="auto"/>
+      <w:jc w:val="center"/>
+    </w:pPr>
+    <w:rPr>
+      <w:rFonts w:ascii="Calibri" w:eastAsia="Calibri" w:hAnsi="Calibri" w:cs="Calibri"/>
+      <w:kern w:val="0"/>
+      <w:sz w:val="22"/>
+      <w:szCs w:val="22"/>
+      <w:lang w:eastAsia="ja-JP"/>
+      <w14:ligatures w14:val="none"/>
+    </w:rPr>
+    <w:tblPr/>
+    <w:tcPr>
+      <w:vAlign w:val="center"/>
+    </w:tcPr>
+    <w:tblStylePr w:type="firstRow">
+      <w:rPr>
+        <w:rFonts w:asciiTheme="majorHAnsi" w:hAnsiTheme="majorHAnsi"/>
+        <w:b/>
+        <w:sz w:val="22"/>
+      </w:rPr>
+      <w:tblPr/>
+      <w:tcPr>
+        <w:tcBorders>
+          <w:top w:val="single" w:sz="4" w:space="0" w:color="auto"/>
+          <w:bottom w:val="single" w:sz="4" w:space="0" w:color="auto"/>
+        </w:tcBorders>
+      </w:tcPr>
+    </w:tblStylePr>
+    <w:tblStylePr w:type="lastRow">
+      <w:rPr>
+        <w:rFonts w:asciiTheme="majorHAnsi" w:hAnsiTheme="majorHAnsi"/>
+        <w:sz w:val="22"/>
+      </w:rPr>
+      <w:tblPr/>
+      <w:tcPr>
+        <w:tcBorders>
+          <w:top w:val="single" w:sz="4" w:space="0" w:color="auto"/>
+          <w:bottom w:val="single" w:sz="4" w:space="0" w:color="auto"/>
+        </w:tcBorders>
+      </w:tcPr>
+    </w:tblStylePr>
+  </w:style>
+  <w:style w:type="character" w:customStyle="1" w:styleId="Ttulo1Car">
+    <w:name w:val="Título 1 Car"/>
+    <w:basedOn w:val="Fuentedeprrafopredeter"/>
+    <w:link w:val="Ttulo1"/>
+    <w:uiPriority w:val="9"/>
+    <w:rsid w:val="008C4229"/>
+    <w:rPr>
+      <w:rFonts w:asciiTheme="majorHAnsi" w:eastAsiaTheme="majorEastAsia" w:hAnsiTheme="majorHAnsi" w:cstheme="majorBidi"/>
+      <w:color w:val="0F4761" w:themeColor="accent1" w:themeShade="BF"/>
+      <w:sz w:val="40"/>
+      <w:szCs w:val="40"/>
+    </w:rPr>
+  </w:style>
+  <w:style w:type="character" w:customStyle="1" w:styleId="Ttulo2Car">
+    <w:name w:val="Título 2 Car"/>
+    <w:basedOn w:val="Fuentedeprrafopredeter"/>
+    <w:link w:val="Ttulo2"/>
+    <w:uiPriority w:val="9"/>
+    <w:semiHidden/>
+    <w:rsid w:val="008C4229"/>
+    <w:rPr>
+      <w:rFonts w:asciiTheme="majorHAnsi" w:eastAsiaTheme="majorEastAsia" w:hAnsiTheme="majorHAnsi" w:cstheme="majorBidi"/>
+      <w:color w:val="0F4761" w:themeColor="accent1" w:themeShade="BF"/>
+      <w:sz w:val="32"/>
+      <w:szCs w:val="32"/>
+    </w:rPr>
+  </w:style>
+  <w:style w:type="character" w:customStyle="1" w:styleId="Ttulo3Car">
+    <w:name w:val="Título 3 Car"/>
+    <w:basedOn w:val="Fuentedeprrafopredeter"/>
+    <w:link w:val="Ttulo3"/>
+    <w:uiPriority w:val="9"/>
+    <w:semiHidden/>
+    <w:rsid w:val="008C4229"/>
+    <w:rPr>
+      <w:rFonts w:eastAsiaTheme="majorEastAsia" w:cstheme="majorBidi"/>
+      <w:color w:val="0F4761" w:themeColor="accent1" w:themeShade="BF"/>
+      <w:sz w:val="28"/>
+      <w:szCs w:val="28"/>
+    </w:rPr>
+  </w:style>
+  <w:style w:type="character" w:customStyle="1" w:styleId="Ttulo4Car">
+    <w:name w:val="Título 4 Car"/>
+    <w:basedOn w:val="Fuentedeprrafopredeter"/>
+    <w:link w:val="Ttulo4"/>
+    <w:uiPriority w:val="9"/>
+    <w:semiHidden/>
+    <w:rsid w:val="008C4229"/>
+    <w:rPr>
+      <w:rFonts w:eastAsiaTheme="majorEastAsia" w:cstheme="majorBidi"/>
+      <w:i/>
+      <w:iCs/>
+      <w:color w:val="0F4761" w:themeColor="accent1" w:themeShade="BF"/>
+    </w:rPr>
+  </w:style>
+  <w:style w:type="character" w:customStyle="1" w:styleId="Ttulo5Car">
+    <w:name w:val="Título 5 Car"/>
+    <w:basedOn w:val="Fuentedeprrafopredeter"/>
+    <w:link w:val="Ttulo5"/>
+    <w:uiPriority w:val="9"/>
+    <w:semiHidden/>
+    <w:rsid w:val="008C4229"/>
+    <w:rPr>
+      <w:rFonts w:eastAsiaTheme="majorEastAsia" w:cstheme="majorBidi"/>
+      <w:color w:val="0F4761" w:themeColor="accent1" w:themeShade="BF"/>
+    </w:rPr>
+  </w:style>
+  <w:style w:type="character" w:customStyle="1" w:styleId="Ttulo6Car">
+    <w:name w:val="Título 6 Car"/>
+    <w:basedOn w:val="Fuentedeprrafopredeter"/>
+    <w:link w:val="Ttulo6"/>
+    <w:uiPriority w:val="9"/>
+    <w:semiHidden/>
+    <w:rsid w:val="008C4229"/>
+    <w:rPr>
+      <w:rFonts w:eastAsiaTheme="majorEastAsia" w:cstheme="majorBidi"/>
+      <w:i/>
+      <w:iCs/>
+      <w:color w:val="595959" w:themeColor="text1" w:themeTint="A6"/>
+    </w:rPr>
+  </w:style>
+  <w:style w:type="character" w:customStyle="1" w:styleId="Ttulo7Car">
+    <w:name w:val="Título 7 Car"/>
+    <w:basedOn w:val="Fuentedeprrafopredeter"/>
+    <w:link w:val="Ttulo7"/>
+    <w:uiPriority w:val="9"/>
+    <w:semiHidden/>
+    <w:rsid w:val="008C4229"/>
+    <w:rPr>
+      <w:rFonts w:eastAsiaTheme="majorEastAsia" w:cstheme="majorBidi"/>
+      <w:color w:val="595959" w:themeColor="text1" w:themeTint="A6"/>
+    </w:rPr>
+  </w:style>
+  <w:style w:type="character" w:customStyle="1" w:styleId="Ttulo8Car">
+    <w:name w:val="Título 8 Car"/>
+    <w:basedOn w:val="Fuentedeprrafopredeter"/>
+    <w:link w:val="Ttulo8"/>
+    <w:uiPriority w:val="9"/>
+    <w:semiHidden/>
+    <w:rsid w:val="008C4229"/>
+    <w:rPr>
+      <w:rFonts w:eastAsiaTheme="majorEastAsia" w:cstheme="majorBidi"/>
+      <w:i/>
+      <w:iCs/>
+      <w:color w:val="272727" w:themeColor="text1" w:themeTint="D8"/>
+    </w:rPr>
+  </w:style>
+  <w:style w:type="character" w:customStyle="1" w:styleId="Ttulo9Car">
+    <w:name w:val="Título 9 Car"/>
+    <w:basedOn w:val="Fuentedeprrafopredeter"/>
+    <w:link w:val="Ttulo9"/>
+    <w:uiPriority w:val="9"/>
+    <w:semiHidden/>
+    <w:rsid w:val="008C4229"/>
+    <w:rPr>
+      <w:rFonts w:eastAsiaTheme="majorEastAsia" w:cstheme="majorBidi"/>
+      <w:color w:val="272727" w:themeColor="text1" w:themeTint="D8"/>
+    </w:rPr>
+  </w:style>
   <w:style w:type="paragraph" w:styleId="Ttulo">
     <w:name w:val="Title"/>
+    <w:basedOn w:val="Normal"/>
+    <w:next w:val="Normal"/>
+    <w:link w:val="TtuloCar"/>
     <w:uiPriority w:val="10"/>
     <w:qFormat/>
+    <w:rsid w:val="008C4229"/>
+    <w:pPr>
+      <w:spacing w:after="80"/>
+      <w:contextualSpacing/>
+    </w:pPr>
     <w:rPr>
+      <w:rFonts w:asciiTheme="majorHAnsi" w:eastAsiaTheme="majorEastAsia" w:hAnsiTheme="majorHAnsi" w:cstheme="majorBidi"/>
+      <w:spacing w:val="-10"/>
+      <w:kern w:val="28"/>
       <w:sz w:val="56"/>
       <w:szCs w:val="56"/>
     </w:rPr>
   </w:style>
-  <w:style w:type="paragraph" w:customStyle="1" w:styleId="Fuerte1">
-    <w:name w:val="Fuerte1"/>
+  <w:style w:type="character" w:customStyle="1" w:styleId="TtuloCar">
+    <w:name w:val="Título Car"/>
+    <w:basedOn w:val="Fuentedeprrafopredeter"/>
+    <w:link w:val="Ttulo"/>
+    <w:uiPriority w:val="10"/>
+    <w:rsid w:val="008C4229"/>
+    <w:rPr>
+      <w:rFonts w:asciiTheme="majorHAnsi" w:eastAsiaTheme="majorEastAsia" w:hAnsiTheme="majorHAnsi" w:cstheme="majorBidi"/>
+      <w:spacing w:val="-10"/>
+      <w:kern w:val="28"/>
+      <w:sz w:val="56"/>
+      <w:szCs w:val="56"/>
+    </w:rPr>
+  </w:style>
+  <w:style w:type="paragraph" w:styleId="Subttulo">
+    <w:name w:val="Subtitle"/>
+    <w:basedOn w:val="Normal"/>
+    <w:next w:val="Normal"/>
+    <w:link w:val="SubttuloCar"/>
+    <w:uiPriority w:val="11"/>
     <w:qFormat/>
+    <w:rsid w:val="008C4229"/>
+    <w:pPr>
+      <w:numPr>
+        <w:ilvl w:val="1"/>
+      </w:numPr>
+    </w:pPr>
     <w:rPr>
-      <w:b/>
-      <w:bCs/>
+      <w:rFonts w:eastAsiaTheme="majorEastAsia" w:cstheme="majorBidi"/>
+      <w:color w:val="595959" w:themeColor="text1" w:themeTint="A6"/>
+      <w:spacing w:val="15"/>
+      <w:sz w:val="28"/>
+      <w:szCs w:val="28"/>
+    </w:rPr>
+  </w:style>
+  <w:style w:type="character" w:customStyle="1" w:styleId="SubttuloCar">
+    <w:name w:val="Subtítulo Car"/>
+    <w:basedOn w:val="Fuentedeprrafopredeter"/>
+    <w:link w:val="Subttulo"/>
+    <w:uiPriority w:val="11"/>
+    <w:rsid w:val="008C4229"/>
+    <w:rPr>
+      <w:rFonts w:eastAsiaTheme="majorEastAsia" w:cstheme="majorBidi"/>
+      <w:color w:val="595959" w:themeColor="text1" w:themeTint="A6"/>
+      <w:spacing w:val="15"/>
+      <w:sz w:val="28"/>
+      <w:szCs w:val="28"/>
+    </w:rPr>
+  </w:style>
+  <w:style w:type="paragraph" w:styleId="Cita">
+    <w:name w:val="Quote"/>
+    <w:basedOn w:val="Normal"/>
+    <w:next w:val="Normal"/>
+    <w:link w:val="CitaCar"/>
+    <w:uiPriority w:val="29"/>
+    <w:qFormat/>
+    <w:rsid w:val="008C4229"/>
+    <w:pPr>
+      <w:spacing w:before="160"/>
+      <w:jc w:val="center"/>
+    </w:pPr>
+    <w:rPr>
+      <w:i/>
+      <w:iCs/>
+      <w:color w:val="404040" w:themeColor="text1" w:themeTint="BF"/>
+    </w:rPr>
+  </w:style>
+  <w:style w:type="character" w:customStyle="1" w:styleId="CitaCar">
+    <w:name w:val="Cita Car"/>
+    <w:basedOn w:val="Fuentedeprrafopredeter"/>
+    <w:link w:val="Cita"/>
+    <w:uiPriority w:val="29"/>
+    <w:rsid w:val="008C4229"/>
+    <w:rPr>
+      <w:i/>
+      <w:iCs/>
+      <w:color w:val="404040" w:themeColor="text1" w:themeTint="BF"/>
     </w:rPr>
   </w:style>
   <w:style w:type="paragraph" w:styleId="Prrafodelista">
     <w:name w:val="List Paragraph"/>
+    <w:basedOn w:val="Normal"/>
+    <w:uiPriority w:val="34"/>
     <w:qFormat/>
+    <w:rsid w:val="008C4229"/>
+    <w:pPr>
+      <w:ind w:left="720"/>
+      <w:contextualSpacing/>
+    </w:pPr>
   </w:style>
-  <w:style w:type="character" w:styleId="Hipervnculo">
-    <w:name w:val="Hyperlink"/>
-    <w:uiPriority w:val="99"/>
-    <w:unhideWhenUsed/>
+  <w:style w:type="character" w:styleId="nfasisintenso">
+    <w:name w:val="Intense Emphasis"/>
+    <w:basedOn w:val="Fuentedeprrafopredeter"/>
+    <w:uiPriority w:val="21"/>
+    <w:qFormat/>
+    <w:rsid w:val="008C4229"/>
     <w:rPr>
-      <w:color w:val="0563C1"/>
-      <w:u w:val="single"/>
+      <w:i/>
+      <w:iCs/>
+      <w:color w:val="0F4761" w:themeColor="accent1" w:themeShade="BF"/>
     </w:rPr>
   </w:style>
-  <w:style w:type="character" w:styleId="Refdenotaalpie">
-    <w:name w:val="footnote reference"/>
+  <w:style w:type="paragraph" w:styleId="Citadestacada">
+    <w:name w:val="Intense Quote"/>
+    <w:basedOn w:val="Normal"/>
+    <w:next w:val="Normal"/>
+    <w:link w:val="CitadestacadaCar"/>
+    <w:uiPriority w:val="30"/>
+    <w:qFormat/>
+    <w:rsid w:val="008C4229"/>
+    <w:pPr>
+      <w:pBdr>
+        <w:top w:val="single" w:sz="4" w:space="10" w:color="0F4761" w:themeColor="accent1" w:themeShade="BF"/>
+        <w:bottom w:val="single" w:sz="4" w:space="10" w:color="0F4761" w:themeColor="accent1" w:themeShade="BF"/>
+      </w:pBdr>
+      <w:spacing w:before="360" w:after="360"/>
+      <w:ind w:left="864" w:right="864"/>
+      <w:jc w:val="center"/>
+    </w:pPr>
+    <w:rPr>
+      <w:i/>
+      <w:iCs/>
+      <w:color w:val="0F4761" w:themeColor="accent1" w:themeShade="BF"/>
+    </w:rPr>
+  </w:style>
+  <w:style w:type="character" w:customStyle="1" w:styleId="CitadestacadaCar">
+    <w:name w:val="Cita destacada Car"/>
+    <w:basedOn w:val="Fuentedeprrafopredeter"/>
+    <w:link w:val="Citadestacada"/>
+    <w:uiPriority w:val="30"/>
+    <w:rsid w:val="008C4229"/>
+    <w:rPr>
+      <w:i/>
+      <w:iCs/>
+      <w:color w:val="0F4761" w:themeColor="accent1" w:themeShade="BF"/>
+    </w:rPr>
+  </w:style>
+  <w:style w:type="character" w:styleId="Referenciaintensa">
+    <w:name w:val="Intense Reference"/>
+    <w:basedOn w:val="Fuentedeprrafopredeter"/>
+    <w:uiPriority w:val="32"/>
+    <w:qFormat/>
+    <w:rsid w:val="008C4229"/>
+    <w:rPr>
+      <w:b/>
+      <w:bCs/>
+      <w:smallCaps/>
+      <w:color w:val="0F4761" w:themeColor="accent1" w:themeShade="BF"/>
+      <w:spacing w:val="5"/>
+    </w:rPr>
+  </w:style>
+  <w:style w:type="paragraph" w:styleId="NormalWeb">
+    <w:name w:val="Normal (Web)"/>
+    <w:basedOn w:val="Normal"/>
     <w:uiPriority w:val="99"/>
     <w:semiHidden/>
     <w:unhideWhenUsed/>
+    <w:rsid w:val="00320C3D"/>
+    <w:pPr>
+      <w:spacing w:before="100" w:beforeAutospacing="1" w:after="100" w:afterAutospacing="1"/>
+    </w:pPr>
     <w:rPr>
-      <w:vertAlign w:val="superscript"/>
+      <w:rFonts w:ascii="Times New Roman" w:eastAsia="Times New Roman" w:hAnsi="Times New Roman" w:cs="Times New Roman"/>
+      <w:sz w:val="24"/>
+      <w:szCs w:val="24"/>
     </w:rPr>
   </w:style>
-  <w:style w:type="paragraph" w:styleId="Textonotapie">
-    <w:name w:val="footnote text"/>
-    <w:link w:val="TextonotapieCar"/>
+  <w:style w:type="paragraph" w:styleId="Textonotaalfinal">
+    <w:name w:val="endnote text"/>
+    <w:basedOn w:val="Normal"/>
+    <w:link w:val="TextonotaalfinalCar"/>
     <w:uiPriority w:val="99"/>
     <w:semiHidden/>
     <w:unhideWhenUsed/>
+    <w:rsid w:val="00320C3D"/>
   </w:style>
-  <w:style w:type="character" w:customStyle="1" w:styleId="TextonotapieCar">
-    <w:name w:val="Texto nota pie Car"/>
-    <w:link w:val="Textonotapie"/>
+  <w:style w:type="character" w:customStyle="1" w:styleId="TextonotaalfinalCar">
+    <w:name w:val="Texto nota al final Car"/>
+    <w:basedOn w:val="Fuentedeprrafopredeter"/>
+    <w:link w:val="Textonotaalfinal"/>
     <w:uiPriority w:val="99"/>
     <w:semiHidden/>
-    <w:unhideWhenUsed/>
+    <w:rsid w:val="00320C3D"/>
     <w:rPr>
+      <w:rFonts w:ascii="Arial" w:eastAsia="Arial" w:hAnsi="Arial" w:cs="Arial"/>
+      <w:kern w:val="0"/>
       <w:sz w:val="20"/>
       <w:szCs w:val="20"/>
+      <w:lang w:eastAsia="es-CO"/>
+      <w14:ligatures w14:val="none"/>
     </w:rPr>
   </w:style>
   <w:style w:type="character" w:styleId="Refdenotaalfinal">
     <w:name w:val="endnote reference"/>
+    <w:basedOn w:val="Fuentedeprrafopredeter"/>
     <w:uiPriority w:val="99"/>
     <w:semiHidden/>
     <w:unhideWhenUsed/>
+    <w:rsid w:val="00320C3D"/>
     <w:rPr>
       <w:vertAlign w:val="superscript"/>
     </w:rPr>
-  </w:style>
-  <w:style w:type="paragraph" w:styleId="Textonotaalfinal">
-    <w:name w:val="endnote text"/>
-    <w:link w:val="TextonotaalfinalCar"/>
-    <w:uiPriority w:val="99"/>
-    <w:semiHidden/>
-    <w:unhideWhenUsed/>
-  </w:style>
-  <w:style w:type="character" w:customStyle="1" w:styleId="TextonotaalfinalCar">
-    <w:name w:val="Texto nota al final Car"/>
-    <w:link w:val="Textonotaalfinal"/>
-    <w:uiPriority w:val="99"/>
-    <w:semiHidden/>
-    <w:unhideWhenUsed/>
-    <w:rPr>
-      <w:sz w:val="20"/>
-      <w:szCs w:val="20"/>
-    </w:rPr>
-  </w:style>
-  <w:style w:type="paragraph" w:styleId="Encabezado">
-    <w:name w:val="header"/>
-    <w:basedOn w:val="Normal"/>
-    <w:link w:val="EncabezadoCar"/>
-    <w:uiPriority w:val="99"/>
-    <w:unhideWhenUsed/>
-    <w:rsid w:val="00CB1732"/>
-    <w:pPr>
-      <w:tabs>
-        <w:tab w:val="center" w:pos="4419"/>
-        <w:tab w:val="right" w:pos="8838"/>
-      </w:tabs>
-    </w:pPr>
-  </w:style>
-  <w:style w:type="character" w:customStyle="1" w:styleId="EncabezadoCar">
-    <w:name w:val="Encabezado Car"/>
-    <w:basedOn w:val="Fuentedeprrafopredeter"/>
-    <w:link w:val="Encabezado"/>
-    <w:uiPriority w:val="99"/>
-    <w:rsid w:val="00CB1732"/>
-  </w:style>
-  <w:style w:type="paragraph" w:styleId="Piedepgina">
-    <w:name w:val="footer"/>
-    <w:basedOn w:val="Normal"/>
-    <w:link w:val="PiedepginaCar"/>
-    <w:uiPriority w:val="99"/>
-    <w:unhideWhenUsed/>
-    <w:rsid w:val="00CB1732"/>
-    <w:pPr>
-      <w:tabs>
-        <w:tab w:val="center" w:pos="4419"/>
-        <w:tab w:val="right" w:pos="8838"/>
-      </w:tabs>
-    </w:pPr>
-  </w:style>
-  <w:style w:type="character" w:customStyle="1" w:styleId="PiedepginaCar">
-    <w:name w:val="Pie de página Car"/>
-    <w:basedOn w:val="Fuentedeprrafopredeter"/>
-    <w:link w:val="Piedepgina"/>
-    <w:uiPriority w:val="99"/>
-    <w:rsid w:val="00CB1732"/>
   </w:style>
 </w:styles>
 </file>
@@ -6420,4 +8035,16 @@
     </a:ext>
   </a:extLst>
 </a:theme>
+</file>
+
+<file path=customXml/item1.xml><?xml version="1.0" encoding="utf-8"?>
+<b:Sources xmlns:b="http://schemas.openxmlformats.org/officeDocument/2006/bibliography" xmlns="http://schemas.openxmlformats.org/officeDocument/2006/bibliography" SelectedStyle="\APASixthEditionOfficeOnline.xsl" StyleName="APA" Version="6"/>
+</file>
+
+<file path=customXml/itemProps1.xml><?xml version="1.0" encoding="utf-8"?>
+<ds:datastoreItem xmlns:ds="http://schemas.openxmlformats.org/officeDocument/2006/customXml" ds:itemID="{03FAE610-0E97-46E1-B3F6-CE802785878C}">
+  <ds:schemaRefs>
+    <ds:schemaRef ds:uri="http://schemas.openxmlformats.org/officeDocument/2006/bibliography"/>
+  </ds:schemaRefs>
+</ds:datastoreItem>
 </file>